--- a/00-首页/题组Word/习题书/第二篇-结构化学/7-结构化学基础-教师版.docx
+++ b/00-首页/题组Word/习题书/第二篇-结构化学/7-结构化学基础-教师版.docx
@@ -3,6 +3,239 @@
 <w:document xmlns:w="http://schemas.openxmlformats.org/wordprocessingml/2006/main" xmlns:m="http://schemas.openxmlformats.org/officeDocument/2006/math" xmlns:r="http://schemas.openxmlformats.org/officeDocument/2006/relationships" xmlns:o="urn:schemas-microsoft-com:office:office" xmlns:v="urn:schemas-microsoft-com:vml" xmlns:w10="urn:schemas-microsoft-com:office:word" xmlns:a="http://schemas.openxmlformats.org/drawingml/2006/main" xmlns:pic="http://schemas.openxmlformats.org/drawingml/2006/picture" xmlns:wp="http://schemas.openxmlformats.org/drawingml/2006/wordprocessingDrawing">
   <w:body>
     <w:bookmarkStart w:id="81" w:name="第-7-章-结构化学基础"/>
+    <w:p>
+      <w:pPr>
+        <w:spacing w:after="1800" w:before="1200" w:line="276" w:lineRule="auto"/>
+        <w:jc w:val="center"/>
+      </w:pPr>
+    </w:p>
+    <w:p>
+      <w:pPr>
+        <w:spacing w:after="320" w:before="0" w:line="276" w:lineRule="auto"/>
+        <w:jc w:val="center"/>
+      </w:pPr>
+      <w:r>
+        <w:rPr>
+          <w:rFonts w:ascii="Times New Roman" w:hAnsi="Times New Roman" w:eastAsia="SimHei" w:cs="Times New Roman"/>
+          <w:b/>
+          <w:color w:val="17324D"/>
+          <w:sz w:val="64"/>
+        </w:rPr>
+        <w:t>化学竞赛习题册</w:t>
+      </w:r>
+    </w:p>
+    <w:p>
+      <w:pPr>
+        <w:spacing w:after="120" w:before="0" w:line="276" w:lineRule="auto"/>
+        <w:jc w:val="center"/>
+      </w:pPr>
+      <w:r>
+        <w:rPr>
+          <w:rFonts w:ascii="Times New Roman" w:hAnsi="Times New Roman" w:eastAsia="SimHei" w:cs="Times New Roman"/>
+          <w:b w:val="0"/>
+          <w:color w:val="5B6975"/>
+          <w:sz w:val="32"/>
+        </w:rPr>
+        <w:t>第二篇</w:t>
+      </w:r>
+      <w:r>
+        <w:rPr>
+          <w:rFonts w:ascii="Times New Roman" w:hAnsi="Times New Roman" w:eastAsia="Times New Roman" w:cs="Times New Roman"/>
+          <w:b w:val="0"/>
+          <w:color w:val="5B6975"/>
+          <w:sz w:val="32"/>
+        </w:rPr>
+        <w:t xml:space="preserve"> </w:t>
+      </w:r>
+      <w:r>
+        <w:rPr>
+          <w:rFonts w:ascii="Times New Roman" w:hAnsi="Times New Roman" w:eastAsia="SimHei" w:cs="Times New Roman"/>
+          <w:b w:val="0"/>
+          <w:color w:val="5B6975"/>
+          <w:sz w:val="32"/>
+        </w:rPr>
+        <w:t>结构化学</w:t>
+      </w:r>
+    </w:p>
+    <w:p>
+      <w:pPr>
+        <w:spacing w:after="600" w:before="0" w:line="276" w:lineRule="auto"/>
+        <w:jc w:val="center"/>
+      </w:pPr>
+      <w:r>
+        <w:rPr>
+          <w:rFonts w:ascii="Times New Roman" w:hAnsi="Times New Roman" w:eastAsia="SimHei" w:cs="Times New Roman"/>
+          <w:b/>
+          <w:color w:val="17324D"/>
+          <w:sz w:val="44"/>
+        </w:rPr>
+        <w:t>第</w:t>
+      </w:r>
+      <w:r>
+        <w:rPr>
+          <w:rFonts w:ascii="Times New Roman" w:hAnsi="Times New Roman" w:eastAsia="Times New Roman" w:cs="Times New Roman"/>
+          <w:b/>
+          <w:color w:val="17324D"/>
+          <w:sz w:val="44"/>
+        </w:rPr>
+        <w:t xml:space="preserve"> 7 </w:t>
+      </w:r>
+      <w:r>
+        <w:rPr>
+          <w:rFonts w:ascii="Times New Roman" w:hAnsi="Times New Roman" w:eastAsia="SimHei" w:cs="Times New Roman"/>
+          <w:b/>
+          <w:color w:val="17324D"/>
+          <w:sz w:val="44"/>
+        </w:rPr>
+        <w:t>章</w:t>
+      </w:r>
+      <w:r>
+        <w:rPr>
+          <w:rFonts w:ascii="Times New Roman" w:hAnsi="Times New Roman" w:eastAsia="Times New Roman" w:cs="Times New Roman"/>
+          <w:b/>
+          <w:color w:val="17324D"/>
+          <w:sz w:val="44"/>
+        </w:rPr>
+        <w:t xml:space="preserve"> </w:t>
+      </w:r>
+      <w:r>
+        <w:rPr>
+          <w:rFonts w:ascii="Times New Roman" w:hAnsi="Times New Roman" w:eastAsia="SimHei" w:cs="Times New Roman"/>
+          <w:b/>
+          <w:color w:val="17324D"/>
+          <w:sz w:val="44"/>
+        </w:rPr>
+        <w:t>结构化学基础</w:t>
+      </w:r>
+    </w:p>
+    <w:p>
+      <w:pPr>
+        <w:spacing w:after="600" w:before="120" w:line="276" w:lineRule="auto"/>
+        <w:jc w:val="center"/>
+        <w:pBdr>
+          <w:bottom w:val="single" w:sz="8" w:space="4" w:color="4A6577"/>
+        </w:pBdr>
+      </w:pPr>
+    </w:p>
+    <w:p>
+      <w:pPr>
+        <w:spacing w:after="160" w:before="0" w:line="276" w:lineRule="auto"/>
+        <w:jc w:val="center"/>
+      </w:pPr>
+      <w:r>
+        <w:rPr>
+          <w:rFonts w:ascii="Times New Roman" w:hAnsi="Times New Roman" w:eastAsia="FangSong" w:cs="Times New Roman"/>
+          <w:b w:val="0"/>
+          <w:color w:val="5B6975"/>
+          <w:sz w:val="24"/>
+        </w:rPr>
+        <w:t>题量</w:t>
+      </w:r>
+      <w:r>
+        <w:rPr>
+          <w:rFonts w:ascii="Times New Roman" w:hAnsi="Times New Roman" w:eastAsia="Times New Roman" w:cs="Times New Roman"/>
+          <w:b w:val="0"/>
+          <w:color w:val="5B6975"/>
+          <w:sz w:val="24"/>
+        </w:rPr>
+        <w:t>：26</w:t>
+      </w:r>
+    </w:p>
+    <w:p>
+      <w:pPr>
+        <w:spacing w:after="160" w:before="0" w:line="276" w:lineRule="auto"/>
+        <w:jc w:val="center"/>
+      </w:pPr>
+      <w:r>
+        <w:rPr>
+          <w:rFonts w:ascii="Times New Roman" w:hAnsi="Times New Roman" w:eastAsia="FangSong" w:cs="Times New Roman"/>
+          <w:b w:val="0"/>
+          <w:color w:val="5B6975"/>
+          <w:sz w:val="24"/>
+        </w:rPr>
+        <w:t>版本</w:t>
+      </w:r>
+      <w:r>
+        <w:rPr>
+          <w:rFonts w:ascii="Times New Roman" w:hAnsi="Times New Roman" w:eastAsia="Times New Roman" w:cs="Times New Roman"/>
+          <w:b w:val="0"/>
+          <w:color w:val="5B6975"/>
+          <w:sz w:val="24"/>
+        </w:rPr>
+        <w:t>：</w:t>
+      </w:r>
+      <w:r>
+        <w:rPr>
+          <w:rFonts w:ascii="Times New Roman" w:hAnsi="Times New Roman" w:eastAsia="FangSong" w:cs="Times New Roman"/>
+          <w:b w:val="0"/>
+          <w:color w:val="5B6975"/>
+          <w:sz w:val="24"/>
+        </w:rPr>
+        <w:t>教师版</w:t>
+      </w:r>
+      <w:r>
+        <w:rPr>
+          <w:rFonts w:ascii="Times New Roman" w:hAnsi="Times New Roman" w:eastAsia="Times New Roman" w:cs="Times New Roman"/>
+          <w:b w:val="0"/>
+          <w:color w:val="5B6975"/>
+          <w:sz w:val="24"/>
+        </w:rPr>
+        <w:t>（</w:t>
+      </w:r>
+      <w:r>
+        <w:rPr>
+          <w:rFonts w:ascii="Times New Roman" w:hAnsi="Times New Roman" w:eastAsia="FangSong" w:cs="Times New Roman"/>
+          <w:b w:val="0"/>
+          <w:color w:val="5B6975"/>
+          <w:sz w:val="24"/>
+        </w:rPr>
+        <w:t>含答案</w:t>
+      </w:r>
+      <w:r>
+        <w:rPr>
+          <w:rFonts w:ascii="Times New Roman" w:hAnsi="Times New Roman" w:eastAsia="Times New Roman" w:cs="Times New Roman"/>
+          <w:b w:val="0"/>
+          <w:color w:val="5B6975"/>
+          <w:sz w:val="24"/>
+        </w:rPr>
+        <w:t>）</w:t>
+      </w:r>
+    </w:p>
+    <w:p>
+      <w:pPr>
+        <w:spacing w:after="160" w:before="0" w:line="276" w:lineRule="auto"/>
+        <w:jc w:val="center"/>
+      </w:pPr>
+      <w:r>
+        <w:rPr>
+          <w:rFonts w:ascii="Times New Roman" w:hAnsi="Times New Roman" w:eastAsia="FangSong" w:cs="Times New Roman"/>
+          <w:b w:val="0"/>
+          <w:color w:val="5B6975"/>
+          <w:sz w:val="24"/>
+        </w:rPr>
+        <w:t>日期</w:t>
+      </w:r>
+      <w:r>
+        <w:rPr>
+          <w:rFonts w:ascii="Times New Roman" w:hAnsi="Times New Roman" w:eastAsia="Times New Roman" w:cs="Times New Roman"/>
+          <w:b w:val="0"/>
+          <w:color w:val="5B6975"/>
+          <w:sz w:val="24"/>
+        </w:rPr>
+        <w:t>：2026-09-09</w:t>
+      </w:r>
+    </w:p>
+    <w:p>
+      <w:pPr>
+        <w:jc w:val="center"/>
+      </w:pPr>
+      <w:r>
+        <w:rPr>
+          <w:rFonts w:ascii="Times New Roman" w:hAnsi="Times New Roman" w:eastAsia="Times New Roman" w:cs="Times New Roman"/>
+        </w:rPr>
+        <w:br w:type="page"/>
+      </w:r>
+    </w:p>
     <w:p>
       <w:pPr>
         <w:pStyle w:val="Heading1"/>

--- a/00-首页/题组Word/习题书/第二篇-结构化学/7-结构化学基础-教师版.docx
+++ b/00-首页/题组Word/习题书/第二篇-结构化学/7-结构化学基础-教师版.docx
@@ -222,7 +222,7 @@
           <w:color w:val="5B6975"/>
           <w:sz w:val="24"/>
         </w:rPr>
-        <w:t>：2026-09-09</w:t>
+        <w:t>：2026-09-10</w:t>
       </w:r>
     </w:p>
     <w:p>

--- a/00-首页/题组Word/习题书/第二篇-结构化学/7-结构化学基础-教师版.docx
+++ b/00-首页/题组Word/习题书/第二篇-结构化学/7-结构化学基础-教师版.docx
@@ -3,239 +3,6 @@
 <w:document xmlns:w="http://schemas.openxmlformats.org/wordprocessingml/2006/main" xmlns:m="http://schemas.openxmlformats.org/officeDocument/2006/math" xmlns:r="http://schemas.openxmlformats.org/officeDocument/2006/relationships" xmlns:o="urn:schemas-microsoft-com:office:office" xmlns:v="urn:schemas-microsoft-com:vml" xmlns:w10="urn:schemas-microsoft-com:office:word" xmlns:a="http://schemas.openxmlformats.org/drawingml/2006/main" xmlns:pic="http://schemas.openxmlformats.org/drawingml/2006/picture" xmlns:wp="http://schemas.openxmlformats.org/drawingml/2006/wordprocessingDrawing">
   <w:body>
     <w:bookmarkStart w:id="81" w:name="第-7-章-结构化学基础"/>
-    <w:p>
-      <w:pPr>
-        <w:spacing w:after="1800" w:before="1200" w:line="276" w:lineRule="auto"/>
-        <w:jc w:val="center"/>
-      </w:pPr>
-    </w:p>
-    <w:p>
-      <w:pPr>
-        <w:spacing w:after="320" w:before="0" w:line="276" w:lineRule="auto"/>
-        <w:jc w:val="center"/>
-      </w:pPr>
-      <w:r>
-        <w:rPr>
-          <w:rFonts w:ascii="Times New Roman" w:hAnsi="Times New Roman" w:eastAsia="SimHei" w:cs="Times New Roman"/>
-          <w:b/>
-          <w:color w:val="17324D"/>
-          <w:sz w:val="64"/>
-        </w:rPr>
-        <w:t>化学竞赛习题册</w:t>
-      </w:r>
-    </w:p>
-    <w:p>
-      <w:pPr>
-        <w:spacing w:after="120" w:before="0" w:line="276" w:lineRule="auto"/>
-        <w:jc w:val="center"/>
-      </w:pPr>
-      <w:r>
-        <w:rPr>
-          <w:rFonts w:ascii="Times New Roman" w:hAnsi="Times New Roman" w:eastAsia="SimHei" w:cs="Times New Roman"/>
-          <w:b w:val="0"/>
-          <w:color w:val="5B6975"/>
-          <w:sz w:val="32"/>
-        </w:rPr>
-        <w:t>第二篇</w:t>
-      </w:r>
-      <w:r>
-        <w:rPr>
-          <w:rFonts w:ascii="Times New Roman" w:hAnsi="Times New Roman" w:eastAsia="Times New Roman" w:cs="Times New Roman"/>
-          <w:b w:val="0"/>
-          <w:color w:val="5B6975"/>
-          <w:sz w:val="32"/>
-        </w:rPr>
-        <w:t xml:space="preserve"> </w:t>
-      </w:r>
-      <w:r>
-        <w:rPr>
-          <w:rFonts w:ascii="Times New Roman" w:hAnsi="Times New Roman" w:eastAsia="SimHei" w:cs="Times New Roman"/>
-          <w:b w:val="0"/>
-          <w:color w:val="5B6975"/>
-          <w:sz w:val="32"/>
-        </w:rPr>
-        <w:t>结构化学</w:t>
-      </w:r>
-    </w:p>
-    <w:p>
-      <w:pPr>
-        <w:spacing w:after="600" w:before="0" w:line="276" w:lineRule="auto"/>
-        <w:jc w:val="center"/>
-      </w:pPr>
-      <w:r>
-        <w:rPr>
-          <w:rFonts w:ascii="Times New Roman" w:hAnsi="Times New Roman" w:eastAsia="SimHei" w:cs="Times New Roman"/>
-          <w:b/>
-          <w:color w:val="17324D"/>
-          <w:sz w:val="44"/>
-        </w:rPr>
-        <w:t>第</w:t>
-      </w:r>
-      <w:r>
-        <w:rPr>
-          <w:rFonts w:ascii="Times New Roman" w:hAnsi="Times New Roman" w:eastAsia="Times New Roman" w:cs="Times New Roman"/>
-          <w:b/>
-          <w:color w:val="17324D"/>
-          <w:sz w:val="44"/>
-        </w:rPr>
-        <w:t xml:space="preserve"> 7 </w:t>
-      </w:r>
-      <w:r>
-        <w:rPr>
-          <w:rFonts w:ascii="Times New Roman" w:hAnsi="Times New Roman" w:eastAsia="SimHei" w:cs="Times New Roman"/>
-          <w:b/>
-          <w:color w:val="17324D"/>
-          <w:sz w:val="44"/>
-        </w:rPr>
-        <w:t>章</w:t>
-      </w:r>
-      <w:r>
-        <w:rPr>
-          <w:rFonts w:ascii="Times New Roman" w:hAnsi="Times New Roman" w:eastAsia="Times New Roman" w:cs="Times New Roman"/>
-          <w:b/>
-          <w:color w:val="17324D"/>
-          <w:sz w:val="44"/>
-        </w:rPr>
-        <w:t xml:space="preserve"> </w:t>
-      </w:r>
-      <w:r>
-        <w:rPr>
-          <w:rFonts w:ascii="Times New Roman" w:hAnsi="Times New Roman" w:eastAsia="SimHei" w:cs="Times New Roman"/>
-          <w:b/>
-          <w:color w:val="17324D"/>
-          <w:sz w:val="44"/>
-        </w:rPr>
-        <w:t>结构化学基础</w:t>
-      </w:r>
-    </w:p>
-    <w:p>
-      <w:pPr>
-        <w:spacing w:after="600" w:before="120" w:line="276" w:lineRule="auto"/>
-        <w:jc w:val="center"/>
-        <w:pBdr>
-          <w:bottom w:val="single" w:sz="8" w:space="4" w:color="4A6577"/>
-        </w:pBdr>
-      </w:pPr>
-    </w:p>
-    <w:p>
-      <w:pPr>
-        <w:spacing w:after="160" w:before="0" w:line="276" w:lineRule="auto"/>
-        <w:jc w:val="center"/>
-      </w:pPr>
-      <w:r>
-        <w:rPr>
-          <w:rFonts w:ascii="Times New Roman" w:hAnsi="Times New Roman" w:eastAsia="FangSong" w:cs="Times New Roman"/>
-          <w:b w:val="0"/>
-          <w:color w:val="5B6975"/>
-          <w:sz w:val="24"/>
-        </w:rPr>
-        <w:t>题量</w:t>
-      </w:r>
-      <w:r>
-        <w:rPr>
-          <w:rFonts w:ascii="Times New Roman" w:hAnsi="Times New Roman" w:eastAsia="Times New Roman" w:cs="Times New Roman"/>
-          <w:b w:val="0"/>
-          <w:color w:val="5B6975"/>
-          <w:sz w:val="24"/>
-        </w:rPr>
-        <w:t>：26</w:t>
-      </w:r>
-    </w:p>
-    <w:p>
-      <w:pPr>
-        <w:spacing w:after="160" w:before="0" w:line="276" w:lineRule="auto"/>
-        <w:jc w:val="center"/>
-      </w:pPr>
-      <w:r>
-        <w:rPr>
-          <w:rFonts w:ascii="Times New Roman" w:hAnsi="Times New Roman" w:eastAsia="FangSong" w:cs="Times New Roman"/>
-          <w:b w:val="0"/>
-          <w:color w:val="5B6975"/>
-          <w:sz w:val="24"/>
-        </w:rPr>
-        <w:t>版本</w:t>
-      </w:r>
-      <w:r>
-        <w:rPr>
-          <w:rFonts w:ascii="Times New Roman" w:hAnsi="Times New Roman" w:eastAsia="Times New Roman" w:cs="Times New Roman"/>
-          <w:b w:val="0"/>
-          <w:color w:val="5B6975"/>
-          <w:sz w:val="24"/>
-        </w:rPr>
-        <w:t>：</w:t>
-      </w:r>
-      <w:r>
-        <w:rPr>
-          <w:rFonts w:ascii="Times New Roman" w:hAnsi="Times New Roman" w:eastAsia="FangSong" w:cs="Times New Roman"/>
-          <w:b w:val="0"/>
-          <w:color w:val="5B6975"/>
-          <w:sz w:val="24"/>
-        </w:rPr>
-        <w:t>教师版</w:t>
-      </w:r>
-      <w:r>
-        <w:rPr>
-          <w:rFonts w:ascii="Times New Roman" w:hAnsi="Times New Roman" w:eastAsia="Times New Roman" w:cs="Times New Roman"/>
-          <w:b w:val="0"/>
-          <w:color w:val="5B6975"/>
-          <w:sz w:val="24"/>
-        </w:rPr>
-        <w:t>（</w:t>
-      </w:r>
-      <w:r>
-        <w:rPr>
-          <w:rFonts w:ascii="Times New Roman" w:hAnsi="Times New Roman" w:eastAsia="FangSong" w:cs="Times New Roman"/>
-          <w:b w:val="0"/>
-          <w:color w:val="5B6975"/>
-          <w:sz w:val="24"/>
-        </w:rPr>
-        <w:t>含答案</w:t>
-      </w:r>
-      <w:r>
-        <w:rPr>
-          <w:rFonts w:ascii="Times New Roman" w:hAnsi="Times New Roman" w:eastAsia="Times New Roman" w:cs="Times New Roman"/>
-          <w:b w:val="0"/>
-          <w:color w:val="5B6975"/>
-          <w:sz w:val="24"/>
-        </w:rPr>
-        <w:t>）</w:t>
-      </w:r>
-    </w:p>
-    <w:p>
-      <w:pPr>
-        <w:spacing w:after="160" w:before="0" w:line="276" w:lineRule="auto"/>
-        <w:jc w:val="center"/>
-      </w:pPr>
-      <w:r>
-        <w:rPr>
-          <w:rFonts w:ascii="Times New Roman" w:hAnsi="Times New Roman" w:eastAsia="FangSong" w:cs="Times New Roman"/>
-          <w:b w:val="0"/>
-          <w:color w:val="5B6975"/>
-          <w:sz w:val="24"/>
-        </w:rPr>
-        <w:t>日期</w:t>
-      </w:r>
-      <w:r>
-        <w:rPr>
-          <w:rFonts w:ascii="Times New Roman" w:hAnsi="Times New Roman" w:eastAsia="Times New Roman" w:cs="Times New Roman"/>
-          <w:b w:val="0"/>
-          <w:color w:val="5B6975"/>
-          <w:sz w:val="24"/>
-        </w:rPr>
-        <w:t>：2026-09-10</w:t>
-      </w:r>
-    </w:p>
-    <w:p>
-      <w:pPr>
-        <w:jc w:val="center"/>
-      </w:pPr>
-      <w:r>
-        <w:rPr>
-          <w:rFonts w:ascii="Times New Roman" w:hAnsi="Times New Roman" w:eastAsia="Times New Roman" w:cs="Times New Roman"/>
-        </w:rPr>
-        <w:br w:type="page"/>
-      </w:r>
-    </w:p>
     <w:p>
       <w:pPr>
         <w:pStyle w:val="Heading1"/>
@@ -350,12 +117,6 @@
       <w:pPr>
         <w:pStyle w:val="FirstParagraph"/>
       </w:pPr>
-      <w:r>
-        <w:rPr>
-          <w:rFonts w:ascii="Times New Roman" w:hAnsi="Times New Roman" w:eastAsia="Times New Roman" w:cs="Times New Roman"/>
-        </w:rPr>
-        <w:t xml:space="preserve">2-2 </w:t>
-      </w:r>
       <w:r>
         <w:rPr>
           <w:rFonts w:hint="eastAsia" w:ascii="Times New Roman" w:hAnsi="Times New Roman" w:eastAsia="FangSong" w:cs="Times New Roman"/>
@@ -1580,7 +1341,7 @@
       </w:r>
     </w:p>
     <w:bookmarkEnd w:id="10"/>
-    <w:bookmarkStart w:id="16" w:name="生物无机化学-习题11.3"/>
+    <w:bookmarkStart w:id="16" w:name="生物无机化学"/>
     <w:p>
       <w:pPr>
         <w:pStyle w:val="Heading2"/>
@@ -1596,25 +1357,7 @@
         <w:rPr>
           <w:rFonts w:hint="eastAsia" w:ascii="Times New Roman" w:hAnsi="Times New Roman" w:eastAsia="SimHei" w:cs="Times New Roman"/>
         </w:rPr>
-        <w:t>生物无机化学</w:t>
-      </w:r>
-      <w:r>
-        <w:rPr>
-          <w:rFonts w:hint="eastAsia" w:ascii="Times New Roman" w:hAnsi="Times New Roman" w:eastAsia="Times New Roman" w:cs="Times New Roman"/>
-        </w:rPr>
-        <w:t>-</w:t>
-      </w:r>
-      <w:r>
-        <w:rPr>
-          <w:rFonts w:hint="eastAsia" w:ascii="Times New Roman" w:hAnsi="Times New Roman" w:eastAsia="SimHei" w:cs="Times New Roman"/>
-        </w:rPr>
-        <w:t>习题</w:t>
-      </w:r>
-      <w:r>
-        <w:rPr>
-          <w:rFonts w:hint="eastAsia" w:ascii="Times New Roman" w:hAnsi="Times New Roman" w:eastAsia="Times New Roman" w:cs="Times New Roman"/>
-        </w:rPr>
-        <w:t>11.3</w:t>
+        <w:t xml:space="preserve">生物无机化学</w:t>
       </w:r>
     </w:p>
     <w:p>
@@ -3248,7 +2991,7 @@
     </w:p>
     <w:bookmarkEnd w:id="15"/>
     <w:bookmarkEnd w:id="16"/>
-    <w:bookmarkStart w:id="21" w:name="生物无机化学-习题11.5"/>
+    <w:bookmarkStart w:id="21" w:name="生物无机化学-1"/>
     <w:p>
       <w:pPr>
         <w:pStyle w:val="Heading2"/>
@@ -3264,25 +3007,7 @@
         <w:rPr>
           <w:rFonts w:hint="eastAsia" w:ascii="Times New Roman" w:hAnsi="Times New Roman" w:eastAsia="SimHei" w:cs="Times New Roman"/>
         </w:rPr>
-        <w:t>生物无机化学</w:t>
-      </w:r>
-      <w:r>
-        <w:rPr>
-          <w:rFonts w:hint="eastAsia" w:ascii="Times New Roman" w:hAnsi="Times New Roman" w:eastAsia="Times New Roman" w:cs="Times New Roman"/>
-        </w:rPr>
-        <w:t>-</w:t>
-      </w:r>
-      <w:r>
-        <w:rPr>
-          <w:rFonts w:hint="eastAsia" w:ascii="Times New Roman" w:hAnsi="Times New Roman" w:eastAsia="SimHei" w:cs="Times New Roman"/>
-        </w:rPr>
-        <w:t>习题</w:t>
-      </w:r>
-      <w:r>
-        <w:rPr>
-          <w:rFonts w:hint="eastAsia" w:ascii="Times New Roman" w:hAnsi="Times New Roman" w:eastAsia="Times New Roman" w:cs="Times New Roman"/>
-        </w:rPr>
-        <w:t>11.5</w:t>
+        <w:t xml:space="preserve">生物无机化学</w:t>
       </w:r>
     </w:p>
     <w:p>
@@ -4584,7 +4309,7 @@
       </w:r>
     </w:p>
     <w:bookmarkEnd w:id="22"/>
-    <w:bookmarkStart w:id="29" w:name="生物无机化学-习题11.4"/>
+    <w:bookmarkStart w:id="29" w:name="生物无机化学-2"/>
     <w:p>
       <w:pPr>
         <w:pStyle w:val="Heading2"/>
@@ -4600,25 +4325,7 @@
         <w:rPr>
           <w:rFonts w:hint="eastAsia" w:ascii="Times New Roman" w:hAnsi="Times New Roman" w:eastAsia="SimHei" w:cs="Times New Roman"/>
         </w:rPr>
-        <w:t>生物无机化学</w:t>
-      </w:r>
-      <w:r>
-        <w:rPr>
-          <w:rFonts w:hint="eastAsia" w:ascii="Times New Roman" w:hAnsi="Times New Roman" w:eastAsia="Times New Roman" w:cs="Times New Roman"/>
-        </w:rPr>
-        <w:t>-</w:t>
-      </w:r>
-      <w:r>
-        <w:rPr>
-          <w:rFonts w:hint="eastAsia" w:ascii="Times New Roman" w:hAnsi="Times New Roman" w:eastAsia="SimHei" w:cs="Times New Roman"/>
-        </w:rPr>
-        <w:t>习题</w:t>
-      </w:r>
-      <w:r>
-        <w:rPr>
-          <w:rFonts w:hint="eastAsia" w:ascii="Times New Roman" w:hAnsi="Times New Roman" w:eastAsia="Times New Roman" w:cs="Times New Roman"/>
-        </w:rPr>
-        <w:t>11.4</w:t>
+        <w:t xml:space="preserve">生物无机化学</w:t>
       </w:r>
     </w:p>
     <w:p>
@@ -6339,7 +6046,7 @@
     </w:p>
     <w:bookmarkEnd w:id="28"/>
     <w:bookmarkEnd w:id="29"/>
-    <w:bookmarkStart w:id="32" w:name="生物无机化学-习题11.8"/>
+    <w:bookmarkStart w:id="32" w:name="生物无机化学-3"/>
     <w:p>
       <w:pPr>
         <w:pStyle w:val="Heading2"/>
@@ -6355,25 +6062,7 @@
         <w:rPr>
           <w:rFonts w:hint="eastAsia" w:ascii="Times New Roman" w:hAnsi="Times New Roman" w:eastAsia="SimHei" w:cs="Times New Roman"/>
         </w:rPr>
-        <w:t>生物无机化学</w:t>
-      </w:r>
-      <w:r>
-        <w:rPr>
-          <w:rFonts w:hint="eastAsia" w:ascii="Times New Roman" w:hAnsi="Times New Roman" w:eastAsia="Times New Roman" w:cs="Times New Roman"/>
-        </w:rPr>
-        <w:t>-</w:t>
-      </w:r>
-      <w:r>
-        <w:rPr>
-          <w:rFonts w:hint="eastAsia" w:ascii="Times New Roman" w:hAnsi="Times New Roman" w:eastAsia="SimHei" w:cs="Times New Roman"/>
-        </w:rPr>
-        <w:t>习题</w:t>
-      </w:r>
-      <w:r>
-        <w:rPr>
-          <w:rFonts w:hint="eastAsia" w:ascii="Times New Roman" w:hAnsi="Times New Roman" w:eastAsia="Times New Roman" w:cs="Times New Roman"/>
-        </w:rPr>
-        <w:t>11.8</w:t>
+        <w:t xml:space="preserve">生物无机化学</w:t>
       </w:r>
     </w:p>
     <w:p>
@@ -8317,7 +8006,7 @@
     </w:p>
     <w:bookmarkEnd w:id="31"/>
     <w:bookmarkEnd w:id="32"/>
-    <w:bookmarkStart w:id="36" w:name="习题c.1"/>
+    <w:bookmarkStart w:id="36" w:name="分子轨道理论"/>
     <w:p>
       <w:pPr>
         <w:pStyle w:val="Heading2"/>
@@ -8333,13 +8022,7 @@
         <w:rPr>
           <w:rFonts w:hint="eastAsia" w:ascii="Times New Roman" w:hAnsi="Times New Roman" w:eastAsia="SimHei" w:cs="Times New Roman"/>
         </w:rPr>
-        <w:t>习题</w:t>
-      </w:r>
-      <w:r>
-        <w:rPr>
-          <w:rFonts w:hint="eastAsia" w:ascii="Times New Roman" w:hAnsi="Times New Roman" w:eastAsia="Times New Roman" w:cs="Times New Roman"/>
-        </w:rPr>
-        <w:t>C.1</w:t>
+        <w:t xml:space="preserve">分子轨道理论</w:t>
       </w:r>
     </w:p>
     <w:p>
@@ -10243,7 +9926,7 @@
       </w:r>
     </w:p>
     <w:bookmarkEnd w:id="36"/>
-    <w:bookmarkStart w:id="37" w:name="习题c.2"/>
+    <w:bookmarkStart w:id="37" w:name="分子轨道理论-1"/>
     <w:p>
       <w:pPr>
         <w:pStyle w:val="Heading2"/>
@@ -10259,13 +9942,7 @@
         <w:rPr>
           <w:rFonts w:hint="eastAsia" w:ascii="Times New Roman" w:hAnsi="Times New Roman" w:eastAsia="SimHei" w:cs="Times New Roman"/>
         </w:rPr>
-        <w:t>习题</w:t>
-      </w:r>
-      <w:r>
-        <w:rPr>
-          <w:rFonts w:hint="eastAsia" w:ascii="Times New Roman" w:hAnsi="Times New Roman" w:eastAsia="Times New Roman" w:cs="Times New Roman"/>
-        </w:rPr>
-        <w:t>C.2</w:t>
+        <w:t xml:space="preserve">分子轨道理论</w:t>
       </w:r>
     </w:p>
     <w:p>
@@ -10405,15 +10082,31 @@
         <w:rPr>
           <w:rFonts w:ascii="Times New Roman" w:hAnsi="Times New Roman" w:eastAsia="Times New Roman" w:cs="Times New Roman"/>
         </w:rPr>
-        <w:t>。 K</w:t>
-      </w:r>
-      <w:r>
-        <w:rPr>
-          <w:rFonts w:ascii="Times New Roman" w:hAnsi="Times New Roman" w:eastAsia="Times New Roman" w:cs="Times New Roman"/>
-          <w:vertAlign w:val="superscript"/>
-        </w:rPr>
-        <w:t>+</w:t>
-      </w:r>
+        <w:t xml:space="preserve">。</w:t>
+      </w:r>
+      <w:r>
+        <w:rPr>
+          <w:rFonts w:ascii="Times New Roman" w:hAnsi="Times New Roman" w:eastAsia="Times New Roman" w:cs="Times New Roman"/>
+        </w:rPr>
+        <w:t xml:space="preserve"> </w:t>
+      </w:r>
+      <m:oMath>
+        <m:sSup>
+          <m:e>
+            <m:r>
+              <m:t>K</m:t>
+            </m:r>
+          </m:e>
+          <m:sup>
+            <m:r>
+              <m:rPr>
+                <m:sty m:val="p"/>
+              </m:rPr>
+              <m:t>+</m:t>
+            </m:r>
+          </m:sup>
+        </m:sSup>
+      </m:oMath>
       <w:r>
         <w:rPr>
           <w:rFonts w:ascii="Times New Roman" w:hAnsi="Times New Roman" w:eastAsia="Times New Roman" w:cs="Times New Roman"/>
@@ -10448,15 +10141,25 @@
         <w:rPr>
           <w:rFonts w:ascii="Times New Roman" w:hAnsi="Times New Roman" w:eastAsia="Times New Roman" w:cs="Times New Roman"/>
         </w:rPr>
-        <w:t xml:space="preserve"> K</w:t>
-      </w:r>
-      <w:r>
-        <w:rPr>
-          <w:rFonts w:ascii="Times New Roman" w:hAnsi="Times New Roman" w:eastAsia="Times New Roman" w:cs="Times New Roman"/>
-          <w:vertAlign w:val="superscript"/>
-        </w:rPr>
-        <w:t>+</w:t>
-      </w:r>
+        <w:t xml:space="preserve"> </w:t>
+      </w:r>
+      <m:oMath>
+        <m:sSup>
+          <m:e>
+            <m:r>
+              <m:t>K</m:t>
+            </m:r>
+          </m:e>
+          <m:sup>
+            <m:r>
+              <m:rPr>
+                <m:sty m:val="p"/>
+              </m:rPr>
+              <m:t>+</m:t>
+            </m:r>
+          </m:sup>
+        </m:sSup>
+      </m:oMath>
       <w:r>
         <w:rPr>
           <w:rFonts w:ascii="Times New Roman" w:hAnsi="Times New Roman" w:eastAsia="Times New Roman" w:cs="Times New Roman"/>
@@ -10473,15 +10176,28 @@
         <w:rPr>
           <w:rFonts w:ascii="Times New Roman" w:hAnsi="Times New Roman" w:eastAsia="Times New Roman" w:cs="Times New Roman"/>
         </w:rPr>
-        <w:t xml:space="preserve"> Cl</w:t>
-      </w:r>
-      <w:r>
-        <w:rPr>
-          <w:rFonts w:ascii="Times New Roman" w:hAnsi="Times New Roman" w:eastAsia="Times New Roman" w:cs="Times New Roman"/>
-          <w:vertAlign w:val="superscript"/>
-        </w:rPr>
-        <w:t>-</w:t>
-      </w:r>
+        <w:t xml:space="preserve"> </w:t>
+      </w:r>
+      <m:oMath>
+        <m:r>
+          <m:t>C</m:t>
+        </m:r>
+        <m:sSup>
+          <m:e>
+            <m:r>
+              <m:t>l</m:t>
+            </m:r>
+          </m:e>
+          <m:sup>
+            <m:r>
+              <m:rPr>
+                <m:sty m:val="p"/>
+              </m:rPr>
+              <m:t>−</m:t>
+            </m:r>
+          </m:sup>
+        </m:sSup>
+      </m:oMath>
       <w:r>
         <w:rPr>
           <w:rFonts w:ascii="Times New Roman" w:hAnsi="Times New Roman" w:eastAsia="Times New Roman" w:cs="Times New Roman"/>
@@ -10595,15 +10311,25 @@
         <w:rPr>
           <w:rFonts w:ascii="Times New Roman" w:hAnsi="Times New Roman" w:eastAsia="Times New Roman" w:cs="Times New Roman"/>
         </w:rPr>
-        <w:t xml:space="preserve"> e</w:t>
-      </w:r>
-      <w:r>
-        <w:rPr>
-          <w:rFonts w:ascii="Times New Roman" w:hAnsi="Times New Roman" w:eastAsia="Times New Roman" w:cs="Times New Roman"/>
-          <w:vertAlign w:val="superscript"/>
-        </w:rPr>
-        <w:t>-</w:t>
-      </w:r>
+        <w:t xml:space="preserve"> </w:t>
+      </w:r>
+      <m:oMath>
+        <m:sSup>
+          <m:e>
+            <m:r>
+              <m:t>e</m:t>
+            </m:r>
+          </m:e>
+          <m:sup>
+            <m:r>
+              <m:rPr>
+                <m:sty m:val="p"/>
+              </m:rPr>
+              <m:t>−</m:t>
+            </m:r>
+          </m:sup>
+        </m:sSup>
+      </m:oMath>
       <w:r>
         <w:rPr>
           <w:rFonts w:ascii="Times New Roman" w:hAnsi="Times New Roman" w:eastAsia="Times New Roman" w:cs="Times New Roman"/>
@@ -10620,20 +10346,39 @@
         <w:rPr>
           <w:rFonts w:ascii="Times New Roman" w:hAnsi="Times New Roman" w:eastAsia="Times New Roman" w:cs="Times New Roman"/>
         </w:rPr>
-        <w:t xml:space="preserve"> Cl</w:t>
-      </w:r>
-      <w:r>
-        <w:rPr>
-          <w:rFonts w:ascii="Times New Roman" w:hAnsi="Times New Roman" w:eastAsia="Times New Roman" w:cs="Times New Roman"/>
-          <w:vertAlign w:val="superscript"/>
-        </w:rPr>
-        <w:t>-</w:t>
-      </w:r>
-      <w:r>
-        <w:rPr>
-          <w:rFonts w:ascii="Times New Roman" w:hAnsi="Times New Roman" w:eastAsia="Times New Roman" w:cs="Times New Roman"/>
-        </w:rPr>
-        <w:t xml:space="preserve"> , </w:t>
+        <w:t xml:space="preserve"> </w:t>
+      </w:r>
+      <m:oMath>
+        <m:r>
+          <m:t>C</m:t>
+        </m:r>
+        <m:sSup>
+          <m:e>
+            <m:r>
+              <m:t>l</m:t>
+            </m:r>
+          </m:e>
+          <m:sup>
+            <m:r>
+              <m:rPr>
+                <m:sty m:val="p"/>
+              </m:rPr>
+              <m:t>−</m:t>
+            </m:r>
+          </m:sup>
+        </m:sSup>
+      </m:oMath>
+      <w:r>
+        <w:rPr>
+          <w:rFonts w:ascii="Times New Roman" w:hAnsi="Times New Roman" w:eastAsia="Times New Roman" w:cs="Times New Roman"/>
+        </w:rPr>
+        <w:t xml:space="preserve"> </w:t>
+      </w:r>
+      <w:r>
+        <w:rPr>
+          <w:rFonts w:ascii="Times New Roman" w:hAnsi="Times New Roman" w:eastAsia="Times New Roman" w:cs="Times New Roman"/>
+        </w:rPr>
+        <w:t xml:space="preserve">, </w:t>
       </w:r>
       <w:r>
         <w:rPr>
@@ -10776,15 +10521,28 @@
         <w:rPr>
           <w:rFonts w:ascii="Times New Roman" w:hAnsi="Times New Roman" w:eastAsia="Times New Roman" w:cs="Times New Roman"/>
         </w:rPr>
-        <w:t xml:space="preserve"> Cl</w:t>
-      </w:r>
-      <w:r>
-        <w:rPr>
-          <w:rFonts w:ascii="Times New Roman" w:hAnsi="Times New Roman" w:eastAsia="Times New Roman" w:cs="Times New Roman"/>
-          <w:vertAlign w:val="superscript"/>
-        </w:rPr>
-        <w:t>-</w:t>
-      </w:r>
+        <w:t xml:space="preserve"> </w:t>
+      </w:r>
+      <m:oMath>
+        <m:r>
+          <m:t>C</m:t>
+        </m:r>
+        <m:sSup>
+          <m:e>
+            <m:r>
+              <m:t>l</m:t>
+            </m:r>
+          </m:e>
+          <m:sup>
+            <m:r>
+              <m:rPr>
+                <m:sty m:val="p"/>
+              </m:rPr>
+              <m:t>−</m:t>
+            </m:r>
+          </m:sup>
+        </m:sSup>
+      </m:oMath>
       <w:r>
         <w:rPr>
           <w:rFonts w:ascii="Times New Roman" w:hAnsi="Times New Roman" w:eastAsia="Times New Roman" w:cs="Times New Roman"/>
@@ -10819,15 +10577,25 @@
         <w:rPr>
           <w:rFonts w:ascii="Times New Roman" w:hAnsi="Times New Roman" w:eastAsia="Times New Roman" w:cs="Times New Roman"/>
         </w:rPr>
-        <w:t xml:space="preserve"> e</w:t>
-      </w:r>
-      <w:r>
-        <w:rPr>
-          <w:rFonts w:ascii="Times New Roman" w:hAnsi="Times New Roman" w:eastAsia="Times New Roman" w:cs="Times New Roman"/>
-          <w:vertAlign w:val="superscript"/>
-        </w:rPr>
-        <w:t>-</w:t>
-      </w:r>
+        <w:t xml:space="preserve"> </w:t>
+      </w:r>
+      <m:oMath>
+        <m:sSup>
+          <m:e>
+            <m:r>
+              <m:t>e</m:t>
+            </m:r>
+          </m:e>
+          <m:sup>
+            <m:r>
+              <m:rPr>
+                <m:sty m:val="p"/>
+              </m:rPr>
+              <m:t>−</m:t>
+            </m:r>
+          </m:sup>
+        </m:sSup>
+      </m:oMath>
       <w:r>
         <w:rPr>
           <w:rFonts w:ascii="Times New Roman" w:hAnsi="Times New Roman" w:eastAsia="Times New Roman" w:cs="Times New Roman"/>
@@ -13827,7 +13595,7 @@
       </w:r>
     </w:p>
     <w:bookmarkEnd w:id="37"/>
-    <w:bookmarkStart w:id="47" w:name="习题c.4"/>
+    <w:bookmarkStart w:id="47" w:name="原子轨道"/>
     <w:p>
       <w:pPr>
         <w:pStyle w:val="Heading2"/>
@@ -13843,13 +13611,7 @@
         <w:rPr>
           <w:rFonts w:hint="eastAsia" w:ascii="Times New Roman" w:hAnsi="Times New Roman" w:eastAsia="SimHei" w:cs="Times New Roman"/>
         </w:rPr>
-        <w:t>习题</w:t>
-      </w:r>
-      <w:r>
-        <w:rPr>
-          <w:rFonts w:hint="eastAsia" w:ascii="Times New Roman" w:hAnsi="Times New Roman" w:eastAsia="Times New Roman" w:cs="Times New Roman"/>
-        </w:rPr>
-        <w:t>C.4</w:t>
+        <w:t xml:space="preserve">原子轨道</w:t>
       </w:r>
     </w:p>
     <w:p>
@@ -14917,19 +14679,26 @@
           <w:numId w:val="1019"/>
         </w:numPr>
       </w:pPr>
-      <w:r>
-        <w:rPr>
-          <w:rFonts w:ascii="Times New Roman" w:hAnsi="Times New Roman" w:eastAsia="Times New Roman" w:cs="Times New Roman"/>
-        </w:rPr>
-        <w:t>He</w:t>
-      </w:r>
-      <w:r>
-        <w:rPr>
-          <w:rFonts w:ascii="Times New Roman" w:hAnsi="Times New Roman" w:eastAsia="Times New Roman" w:cs="Times New Roman"/>
-          <w:vertAlign w:val="superscript"/>
-        </w:rPr>
-        <w:t>+</w:t>
-      </w:r>
+      <m:oMath>
+        <m:r>
+          <m:t>H</m:t>
+        </m:r>
+        <m:sSup>
+          <m:e>
+            <m:r>
+              <m:t>e</m:t>
+            </m:r>
+          </m:e>
+          <m:sup>
+            <m:r>
+              <m:rPr>
+                <m:sty m:val="p"/>
+              </m:rPr>
+              <m:t>+</m:t>
+            </m:r>
+          </m:sup>
+        </m:sSup>
+      </m:oMath>
       <w:r>
         <w:rPr>
           <w:rFonts w:ascii="Times New Roman" w:hAnsi="Times New Roman" w:eastAsia="Times New Roman" w:cs="Times New Roman"/>
@@ -17173,15 +16942,22 @@
         <w:rPr>
           <w:rFonts w:ascii="Times New Roman" w:hAnsi="Times New Roman" w:eastAsia="Times New Roman" w:cs="Times New Roman"/>
         </w:rPr>
-        <w:t xml:space="preserve"> Z</w:t>
-      </w:r>
-      <w:r>
-        <w:rPr>
-          <w:rFonts w:ascii="Times New Roman" w:hAnsi="Times New Roman" w:eastAsia="Times New Roman" w:cs="Times New Roman"/>
-          <w:vertAlign w:val="superscript"/>
-        </w:rPr>
-        <w:t>2</w:t>
-      </w:r>
+        <w:t xml:space="preserve"> </w:t>
+      </w:r>
+      <m:oMath>
+        <m:sSup>
+          <m:e>
+            <m:r>
+              <m:t>Z</m:t>
+            </m:r>
+          </m:e>
+          <m:sup>
+            <m:r>
+              <m:t>2</m:t>
+            </m:r>
+          </m:sup>
+        </m:sSup>
+      </m:oMath>
       <w:r>
         <w:rPr>
           <w:rFonts w:ascii="Times New Roman" w:hAnsi="Times New Roman" w:eastAsia="Times New Roman" w:cs="Times New Roman"/>
@@ -17269,15 +17045,22 @@
         <w:rPr>
           <w:rFonts w:ascii="Times New Roman" w:hAnsi="Times New Roman" w:eastAsia="Times New Roman" w:cs="Times New Roman"/>
         </w:rPr>
-        <w:t xml:space="preserve"> n</w:t>
-      </w:r>
-      <w:r>
-        <w:rPr>
-          <w:rFonts w:ascii="Times New Roman" w:hAnsi="Times New Roman" w:eastAsia="Times New Roman" w:cs="Times New Roman"/>
-          <w:vertAlign w:val="superscript"/>
-        </w:rPr>
-        <w:t>2</w:t>
-      </w:r>
+        <w:t xml:space="preserve"> </w:t>
+      </w:r>
+      <m:oMath>
+        <m:sSup>
+          <m:e>
+            <m:r>
+              <m:t>n</m:t>
+            </m:r>
+          </m:e>
+          <m:sup>
+            <m:r>
+              <m:t>2</m:t>
+            </m:r>
+          </m:sup>
+        </m:sSup>
+      </m:oMath>
       <w:r>
         <w:rPr>
           <w:rFonts w:ascii="Times New Roman" w:hAnsi="Times New Roman" w:eastAsia="Times New Roman" w:cs="Times New Roman"/>
@@ -17586,7 +17369,7 @@
       </w:r>
     </w:p>
     <w:bookmarkEnd w:id="47"/>
-    <w:bookmarkStart w:id="51" w:name="习题c.5"/>
+    <w:bookmarkStart w:id="51" w:name="电离能"/>
     <w:p>
       <w:pPr>
         <w:pStyle w:val="Heading2"/>
@@ -17602,13 +17385,7 @@
         <w:rPr>
           <w:rFonts w:hint="eastAsia" w:ascii="Times New Roman" w:hAnsi="Times New Roman" w:eastAsia="SimHei" w:cs="Times New Roman"/>
         </w:rPr>
-        <w:t>习题</w:t>
-      </w:r>
-      <w:r>
-        <w:rPr>
-          <w:rFonts w:hint="eastAsia" w:ascii="Times New Roman" w:hAnsi="Times New Roman" w:eastAsia="Times New Roman" w:cs="Times New Roman"/>
-        </w:rPr>
-        <w:t>C.5</w:t>
+        <w:t xml:space="preserve">电离能</w:t>
       </w:r>
     </w:p>
     <w:p>
@@ -23678,7 +23455,7 @@
       </w:r>
     </w:p>
     <w:bookmarkEnd w:id="51"/>
-    <w:bookmarkStart w:id="52" w:name="习题c.6"/>
+    <w:bookmarkStart w:id="52" w:name="分子轨道理论-2"/>
     <w:p>
       <w:pPr>
         <w:pStyle w:val="Heading2"/>
@@ -23694,13 +23471,7 @@
         <w:rPr>
           <w:rFonts w:hint="eastAsia" w:ascii="Times New Roman" w:hAnsi="Times New Roman" w:eastAsia="SimHei" w:cs="Times New Roman"/>
         </w:rPr>
-        <w:t>习题</w:t>
-      </w:r>
-      <w:r>
-        <w:rPr>
-          <w:rFonts w:hint="eastAsia" w:ascii="Times New Roman" w:hAnsi="Times New Roman" w:eastAsia="Times New Roman" w:cs="Times New Roman"/>
-        </w:rPr>
-        <w:t>C.6</w:t>
+        <w:t xml:space="preserve">分子轨道理论</w:t>
       </w:r>
     </w:p>
     <w:p>
@@ -25836,7 +25607,7 @@
       </w:r>
     </w:p>
     <w:bookmarkEnd w:id="52"/>
-    <w:bookmarkStart w:id="59" w:name="习题c.7"/>
+    <w:bookmarkStart w:id="59" w:name="分子轨道理论-3"/>
     <w:p>
       <w:pPr>
         <w:pStyle w:val="Heading2"/>
@@ -25852,13 +25623,7 @@
         <w:rPr>
           <w:rFonts w:hint="eastAsia" w:ascii="Times New Roman" w:hAnsi="Times New Roman" w:eastAsia="SimHei" w:cs="Times New Roman"/>
         </w:rPr>
-        <w:t>习题</w:t>
-      </w:r>
-      <w:r>
-        <w:rPr>
-          <w:rFonts w:hint="eastAsia" w:ascii="Times New Roman" w:hAnsi="Times New Roman" w:eastAsia="Times New Roman" w:cs="Times New Roman"/>
-        </w:rPr>
-        <w:t>C.7</w:t>
+        <w:t xml:space="preserve">分子轨道理论</w:t>
       </w:r>
     </w:p>
     <w:p>
@@ -26236,19 +26001,26 @@
           <w:numId w:val="1025"/>
         </w:numPr>
       </w:pPr>
-      <w:r>
-        <w:rPr>
-          <w:rFonts w:ascii="Times New Roman" w:hAnsi="Times New Roman" w:eastAsia="Times New Roman" w:cs="Times New Roman"/>
-        </w:rPr>
-        <w:t>NO</w:t>
-      </w:r>
-      <w:r>
-        <w:rPr>
-          <w:rFonts w:ascii="Times New Roman" w:hAnsi="Times New Roman" w:eastAsia="Times New Roman" w:cs="Times New Roman"/>
-          <w:vertAlign w:val="superscript"/>
-        </w:rPr>
-        <w:t>+</w:t>
-      </w:r>
+      <m:oMath>
+        <m:r>
+          <m:t>N</m:t>
+        </m:r>
+        <m:sSup>
+          <m:e>
+            <m:r>
+              <m:t>O</m:t>
+            </m:r>
+          </m:e>
+          <m:sup>
+            <m:r>
+              <m:rPr>
+                <m:sty m:val="p"/>
+              </m:rPr>
+              <m:t>+</m:t>
+            </m:r>
+          </m:sup>
+        </m:sSup>
+      </m:oMath>
       <w:r>
         <w:rPr>
           <w:rFonts w:ascii="Times New Roman" w:hAnsi="Times New Roman" w:eastAsia="Times New Roman" w:cs="Times New Roman"/>
@@ -26287,19 +26059,26 @@
           <w:numId w:val="1025"/>
         </w:numPr>
       </w:pPr>
-      <w:r>
-        <w:rPr>
-          <w:rFonts w:ascii="Times New Roman" w:hAnsi="Times New Roman" w:eastAsia="Times New Roman" w:cs="Times New Roman"/>
-        </w:rPr>
-        <w:t>NO</w:t>
-      </w:r>
-      <w:r>
-        <w:rPr>
-          <w:rFonts w:ascii="Times New Roman" w:hAnsi="Times New Roman" w:eastAsia="Times New Roman" w:cs="Times New Roman"/>
-          <w:vertAlign w:val="superscript"/>
-        </w:rPr>
-        <w:t>+</w:t>
-      </w:r>
+      <m:oMath>
+        <m:r>
+          <m:t>N</m:t>
+        </m:r>
+        <m:sSup>
+          <m:e>
+            <m:r>
+              <m:t>O</m:t>
+            </m:r>
+          </m:e>
+          <m:sup>
+            <m:r>
+              <m:rPr>
+                <m:sty m:val="p"/>
+              </m:rPr>
+              <m:t>+</m:t>
+            </m:r>
+          </m:sup>
+        </m:sSup>
+      </m:oMath>
       <w:r>
         <w:rPr>
           <w:rFonts w:ascii="Times New Roman" w:hAnsi="Times New Roman" w:eastAsia="Times New Roman" w:cs="Times New Roman"/>
@@ -26840,15 +26619,31 @@
         <w:rPr>
           <w:rFonts w:ascii="Times New Roman" w:hAnsi="Times New Roman" w:eastAsia="Times New Roman" w:cs="Times New Roman"/>
         </w:rPr>
-        <w:t xml:space="preserve"> NaNO</w:t>
-      </w:r>
-      <w:r>
-        <w:rPr>
-          <w:rFonts w:ascii="Times New Roman" w:hAnsi="Times New Roman" w:eastAsia="Times New Roman" w:cs="Times New Roman"/>
-          <w:vertAlign w:val="subscript"/>
-        </w:rPr>
-        <w:t>2</w:t>
-      </w:r>
+        <w:t xml:space="preserve"> </w:t>
+      </w:r>
+      <m:oMath>
+        <m:r>
+          <m:t>N</m:t>
+        </m:r>
+        <m:r>
+          <m:t>a</m:t>
+        </m:r>
+        <m:r>
+          <m:t>N</m:t>
+        </m:r>
+        <m:sSub>
+          <m:e>
+            <m:r>
+              <m:t>O</m:t>
+            </m:r>
+          </m:e>
+          <m:sub>
+            <m:r>
+              <m:t>2</m:t>
+            </m:r>
+          </m:sub>
+        </m:sSub>
+      </m:oMath>
       <w:r>
         <w:rPr>
           <w:rFonts w:ascii="Times New Roman" w:hAnsi="Times New Roman" w:eastAsia="Times New Roman" w:cs="Times New Roman"/>
@@ -28082,15 +27877,22 @@
         <w:rPr>
           <w:rFonts w:ascii="Times New Roman" w:hAnsi="Times New Roman" w:eastAsia="Times New Roman" w:cs="Times New Roman"/>
         </w:rPr>
-        <w:t xml:space="preserve"> I</w:t>
-      </w:r>
-      <w:r>
-        <w:rPr>
-          <w:rFonts w:ascii="Times New Roman" w:hAnsi="Times New Roman" w:eastAsia="Times New Roman" w:cs="Times New Roman"/>
-          <w:vertAlign w:val="subscript"/>
-        </w:rPr>
-        <w:t>1</w:t>
-      </w:r>
+        <w:t xml:space="preserve"> </w:t>
+      </w:r>
+      <m:oMath>
+        <m:sSub>
+          <m:e>
+            <m:r>
+              <m:t>I</m:t>
+            </m:r>
+          </m:e>
+          <m:sub>
+            <m:r>
+              <m:t>1</m:t>
+            </m:r>
+          </m:sub>
+        </m:sSub>
+      </m:oMath>
       <w:r>
         <w:rPr>
           <w:rFonts w:ascii="Times New Roman" w:hAnsi="Times New Roman" w:eastAsia="Times New Roman" w:cs="Times New Roman"/>
@@ -28107,15 +27909,22 @@
         <w:rPr>
           <w:rFonts w:ascii="Times New Roman" w:hAnsi="Times New Roman" w:eastAsia="Times New Roman" w:cs="Times New Roman"/>
         </w:rPr>
-        <w:t xml:space="preserve"> N</w:t>
-      </w:r>
-      <w:r>
-        <w:rPr>
-          <w:rFonts w:ascii="Times New Roman" w:hAnsi="Times New Roman" w:eastAsia="Times New Roman" w:cs="Times New Roman"/>
-          <w:vertAlign w:val="subscript"/>
-        </w:rPr>
-        <w:t>2</w:t>
-      </w:r>
+        <w:t xml:space="preserve"> </w:t>
+      </w:r>
+      <m:oMath>
+        <m:sSub>
+          <m:e>
+            <m:r>
+              <m:t>N</m:t>
+            </m:r>
+          </m:e>
+          <m:sub>
+            <m:r>
+              <m:t>2</m:t>
+            </m:r>
+          </m:sub>
+        </m:sSub>
+      </m:oMath>
       <w:r>
         <w:rPr>
           <w:rFonts w:ascii="Times New Roman" w:hAnsi="Times New Roman" w:eastAsia="Times New Roman" w:cs="Times New Roman"/>
@@ -28132,15 +27941,22 @@
         <w:rPr>
           <w:rFonts w:ascii="Times New Roman" w:hAnsi="Times New Roman" w:eastAsia="Times New Roman" w:cs="Times New Roman"/>
         </w:rPr>
-        <w:t xml:space="preserve"> I</w:t>
-      </w:r>
-      <w:r>
-        <w:rPr>
-          <w:rFonts w:ascii="Times New Roman" w:hAnsi="Times New Roman" w:eastAsia="Times New Roman" w:cs="Times New Roman"/>
-          <w:vertAlign w:val="subscript"/>
-        </w:rPr>
-        <w:t>1</w:t>
-      </w:r>
+        <w:t xml:space="preserve"> </w:t>
+      </w:r>
+      <m:oMath>
+        <m:sSub>
+          <m:e>
+            <m:r>
+              <m:t>I</m:t>
+            </m:r>
+          </m:e>
+          <m:sub>
+            <m:r>
+              <m:t>1</m:t>
+            </m:r>
+          </m:sub>
+        </m:sSub>
+      </m:oMath>
       <w:r>
         <w:rPr>
           <w:rFonts w:ascii="Times New Roman" w:hAnsi="Times New Roman" w:eastAsia="Times New Roman" w:cs="Times New Roman"/>
@@ -28213,15 +28029,22 @@
         <w:rPr>
           <w:rFonts w:hint="eastAsia" w:ascii="Times New Roman" w:hAnsi="Times New Roman" w:eastAsia="Times New Roman" w:cs="Times New Roman"/>
         </w:rPr>
-        <w:t>，N</w:t>
-      </w:r>
-      <w:r>
-        <w:rPr>
-          <w:rFonts w:hint="eastAsia" w:ascii="Times New Roman" w:hAnsi="Times New Roman" w:eastAsia="Times New Roman" w:cs="Times New Roman"/>
-          <w:vertAlign w:val="subscript"/>
-        </w:rPr>
-        <w:t>2</w:t>
-      </w:r>
+        <w:t>，</w:t>
+      </w:r>
+      <m:oMath>
+        <m:sSub>
+          <m:e>
+            <m:r>
+              <m:t>N</m:t>
+            </m:r>
+          </m:e>
+          <m:sub>
+            <m:r>
+              <m:t>2</m:t>
+            </m:r>
+          </m:sub>
+        </m:sSub>
+      </m:oMath>
       <w:r>
         <w:rPr>
           <w:rFonts w:ascii="Times New Roman" w:hAnsi="Times New Roman" w:eastAsia="Times New Roman" w:cs="Times New Roman"/>
@@ -28256,15 +28079,22 @@
         <w:rPr>
           <w:rFonts w:ascii="Times New Roman" w:hAnsi="Times New Roman" w:eastAsia="Times New Roman" w:cs="Times New Roman"/>
         </w:rPr>
-        <w:t xml:space="preserve"> I</w:t>
-      </w:r>
-      <w:r>
-        <w:rPr>
-          <w:rFonts w:ascii="Times New Roman" w:hAnsi="Times New Roman" w:eastAsia="Times New Roman" w:cs="Times New Roman"/>
-          <w:vertAlign w:val="subscript"/>
-        </w:rPr>
-        <w:t>1</w:t>
-      </w:r>
+        <w:t xml:space="preserve"> </w:t>
+      </w:r>
+      <m:oMath>
+        <m:sSub>
+          <m:e>
+            <m:r>
+              <m:t>I</m:t>
+            </m:r>
+          </m:e>
+          <m:sub>
+            <m:r>
+              <m:t>1</m:t>
+            </m:r>
+          </m:sub>
+        </m:sSub>
+      </m:oMath>
       <w:r>
         <w:rPr>
           <w:rFonts w:ascii="Times New Roman" w:hAnsi="Times New Roman" w:eastAsia="Times New Roman" w:cs="Times New Roman"/>
@@ -28281,15 +28111,22 @@
         <w:rPr>
           <w:rFonts w:ascii="Times New Roman" w:hAnsi="Times New Roman" w:eastAsia="Times New Roman" w:cs="Times New Roman"/>
         </w:rPr>
-        <w:t xml:space="preserve"> O</w:t>
-      </w:r>
-      <w:r>
-        <w:rPr>
-          <w:rFonts w:ascii="Times New Roman" w:hAnsi="Times New Roman" w:eastAsia="Times New Roman" w:cs="Times New Roman"/>
-          <w:vertAlign w:val="subscript"/>
-        </w:rPr>
-        <w:t>2</w:t>
-      </w:r>
+        <w:t xml:space="preserve"> </w:t>
+      </w:r>
+      <m:oMath>
+        <m:sSub>
+          <m:e>
+            <m:r>
+              <m:t>O</m:t>
+            </m:r>
+          </m:e>
+          <m:sub>
+            <m:r>
+              <m:t>2</m:t>
+            </m:r>
+          </m:sub>
+        </m:sSub>
+      </m:oMath>
       <w:r>
         <w:rPr>
           <w:rFonts w:ascii="Times New Roman" w:hAnsi="Times New Roman" w:eastAsia="Times New Roman" w:cs="Times New Roman"/>
@@ -28306,15 +28143,22 @@
         <w:rPr>
           <w:rFonts w:ascii="Times New Roman" w:hAnsi="Times New Roman" w:eastAsia="Times New Roman" w:cs="Times New Roman"/>
         </w:rPr>
-        <w:t xml:space="preserve"> I</w:t>
-      </w:r>
-      <w:r>
-        <w:rPr>
-          <w:rFonts w:ascii="Times New Roman" w:hAnsi="Times New Roman" w:eastAsia="Times New Roman" w:cs="Times New Roman"/>
-          <w:vertAlign w:val="subscript"/>
-        </w:rPr>
-        <w:t>1</w:t>
-      </w:r>
+        <w:t xml:space="preserve"> </w:t>
+      </w:r>
+      <m:oMath>
+        <m:sSub>
+          <m:e>
+            <m:r>
+              <m:t>I</m:t>
+            </m:r>
+          </m:e>
+          <m:sub>
+            <m:r>
+              <m:t>1</m:t>
+            </m:r>
+          </m:sub>
+        </m:sSub>
+      </m:oMath>
       <w:r>
         <w:rPr>
           <w:rFonts w:ascii="Times New Roman" w:hAnsi="Times New Roman" w:eastAsia="Times New Roman" w:cs="Times New Roman"/>
@@ -28337,15 +28181,22 @@
         <w:rPr>
           <w:rFonts w:ascii="Times New Roman" w:hAnsi="Times New Roman" w:eastAsia="Times New Roman" w:cs="Times New Roman"/>
         </w:rPr>
-        <w:t xml:space="preserve"> O</w:t>
-      </w:r>
-      <w:r>
-        <w:rPr>
-          <w:rFonts w:ascii="Times New Roman" w:hAnsi="Times New Roman" w:eastAsia="Times New Roman" w:cs="Times New Roman"/>
-          <w:vertAlign w:val="subscript"/>
-        </w:rPr>
-        <w:t>2</w:t>
-      </w:r>
+        <w:t xml:space="preserve"> </w:t>
+      </w:r>
+      <m:oMath>
+        <m:sSub>
+          <m:e>
+            <m:r>
+              <m:t>O</m:t>
+            </m:r>
+          </m:e>
+          <m:sub>
+            <m:r>
+              <m:t>2</m:t>
+            </m:r>
+          </m:sub>
+        </m:sSub>
+      </m:oMath>
       <w:r>
         <w:rPr>
           <w:rFonts w:ascii="Times New Roman" w:hAnsi="Times New Roman" w:eastAsia="Times New Roman" w:cs="Times New Roman"/>
@@ -28452,19 +28303,20 @@
       <w:pPr>
         <w:pStyle w:val="FirstParagraph"/>
       </w:pPr>
-      <w:r>
-        <w:rPr>
-          <w:rFonts w:ascii="Times New Roman" w:hAnsi="Times New Roman" w:eastAsia="Times New Roman" w:cs="Times New Roman"/>
-        </w:rPr>
-        <w:t>I</w:t>
-      </w:r>
-      <w:r>
-        <w:rPr>
-          <w:rFonts w:ascii="Times New Roman" w:hAnsi="Times New Roman" w:eastAsia="Times New Roman" w:cs="Times New Roman"/>
-          <w:vertAlign w:val="subscript"/>
-        </w:rPr>
-        <w:t>1</w:t>
-      </w:r>
+      <m:oMath>
+        <m:sSub>
+          <m:e>
+            <m:r>
+              <m:t>I</m:t>
+            </m:r>
+          </m:e>
+          <m:sub>
+            <m:r>
+              <m:t>1</m:t>
+            </m:r>
+          </m:sub>
+        </m:sSub>
+      </m:oMath>
       <w:r>
         <w:rPr>
           <w:rFonts w:ascii="Times New Roman" w:hAnsi="Times New Roman" w:eastAsia="Times New Roman" w:cs="Times New Roman"/>
@@ -28487,33 +28339,71 @@
         <w:rPr>
           <w:rFonts w:ascii="Times New Roman" w:hAnsi="Times New Roman" w:eastAsia="Times New Roman" w:cs="Times New Roman"/>
         </w:rPr>
-        <w:t xml:space="preserve"> 9.26 eV, N</w:t>
-      </w:r>
-      <w:r>
-        <w:rPr>
-          <w:rFonts w:ascii="Times New Roman" w:hAnsi="Times New Roman" w:eastAsia="Times New Roman" w:cs="Times New Roman"/>
-          <w:vertAlign w:val="subscript"/>
-        </w:rPr>
-        <w:t>2</w:t>
-      </w:r>
-      <w:r>
-        <w:rPr>
-          <w:rFonts w:ascii="Times New Roman" w:hAnsi="Times New Roman" w:eastAsia="Times New Roman" w:cs="Times New Roman"/>
-        </w:rPr>
-        <w:t xml:space="preserve"> 15.6 eV, O</w:t>
-      </w:r>
-      <w:r>
-        <w:rPr>
-          <w:rFonts w:ascii="Times New Roman" w:hAnsi="Times New Roman" w:eastAsia="Times New Roman" w:cs="Times New Roman"/>
-          <w:vertAlign w:val="subscript"/>
-        </w:rPr>
-        <w:t>2</w:t>
-      </w:r>
-      <w:r>
-        <w:rPr>
-          <w:rFonts w:ascii="Times New Roman" w:hAnsi="Times New Roman" w:eastAsia="Times New Roman" w:cs="Times New Roman"/>
-        </w:rPr>
-        <w:t xml:space="preserve"> 12.1 eV。</w:t>
+        <w:t xml:space="preserve"> 9.26 eV,</w:t>
+      </w:r>
+      <w:r>
+        <w:rPr>
+          <w:rFonts w:ascii="Times New Roman" w:hAnsi="Times New Roman" w:eastAsia="Times New Roman" w:cs="Times New Roman"/>
+        </w:rPr>
+        <w:t xml:space="preserve"> </w:t>
+      </w:r>
+      <m:oMath>
+        <m:sSub>
+          <m:e>
+            <m:r>
+              <m:t>N</m:t>
+            </m:r>
+          </m:e>
+          <m:sub>
+            <m:r>
+              <m:t>2</m:t>
+            </m:r>
+          </m:sub>
+        </m:sSub>
+      </m:oMath>
+      <w:r>
+        <w:rPr>
+          <w:rFonts w:ascii="Times New Roman" w:hAnsi="Times New Roman" w:eastAsia="Times New Roman" w:cs="Times New Roman"/>
+        </w:rPr>
+        <w:t xml:space="preserve"> </w:t>
+      </w:r>
+      <w:r>
+        <w:rPr>
+          <w:rFonts w:ascii="Times New Roman" w:hAnsi="Times New Roman" w:eastAsia="Times New Roman" w:cs="Times New Roman"/>
+        </w:rPr>
+        <w:t xml:space="preserve">15.6 eV,</w:t>
+      </w:r>
+      <w:r>
+        <w:rPr>
+          <w:rFonts w:ascii="Times New Roman" w:hAnsi="Times New Roman" w:eastAsia="Times New Roman" w:cs="Times New Roman"/>
+        </w:rPr>
+        <w:t xml:space="preserve"> </w:t>
+      </w:r>
+      <m:oMath>
+        <m:sSub>
+          <m:e>
+            <m:r>
+              <m:t>O</m:t>
+            </m:r>
+          </m:e>
+          <m:sub>
+            <m:r>
+              <m:t>2</m:t>
+            </m:r>
+          </m:sub>
+        </m:sSub>
+      </m:oMath>
+      <w:r>
+        <w:rPr>
+          <w:rFonts w:ascii="Times New Roman" w:hAnsi="Times New Roman" w:eastAsia="Times New Roman" w:cs="Times New Roman"/>
+        </w:rPr>
+        <w:t xml:space="preserve"> </w:t>
+      </w:r>
+      <w:r>
+        <w:rPr>
+          <w:rFonts w:ascii="Times New Roman" w:hAnsi="Times New Roman" w:eastAsia="Times New Roman" w:cs="Times New Roman"/>
+        </w:rPr>
+        <w:t xml:space="preserve">12.1 eV。</w:t>
       </w:r>
     </w:p>
     <w:p>
@@ -28523,19 +28413,26 @@
           <w:numId w:val="1030"/>
         </w:numPr>
       </w:pPr>
-      <w:r>
-        <w:rPr>
-          <w:rFonts w:ascii="Times New Roman" w:hAnsi="Times New Roman" w:eastAsia="Times New Roman" w:cs="Times New Roman"/>
-        </w:rPr>
-        <w:t>NO</w:t>
-      </w:r>
-      <w:r>
-        <w:rPr>
-          <w:rFonts w:ascii="Times New Roman" w:hAnsi="Times New Roman" w:eastAsia="Times New Roman" w:cs="Times New Roman"/>
-          <w:vertAlign w:val="superscript"/>
-        </w:rPr>
-        <w:t>+</w:t>
-      </w:r>
+      <m:oMath>
+        <m:r>
+          <m:t>N</m:t>
+        </m:r>
+        <m:sSup>
+          <m:e>
+            <m:r>
+              <m:t>O</m:t>
+            </m:r>
+          </m:e>
+          <m:sup>
+            <m:r>
+              <m:rPr>
+                <m:sty m:val="p"/>
+              </m:rPr>
+              <m:t>+</m:t>
+            </m:r>
+          </m:sup>
+        </m:sSup>
+      </m:oMath>
       <w:r>
         <w:rPr>
           <w:rFonts w:ascii="Times New Roman" w:hAnsi="Times New Roman" w:eastAsia="Times New Roman" w:cs="Times New Roman"/>
@@ -28576,15 +28473,28 @@
         <w:rPr>
           <w:rFonts w:hint="eastAsia" w:ascii="Times New Roman" w:hAnsi="Times New Roman" w:eastAsia="Times New Roman" w:cs="Times New Roman"/>
         </w:rPr>
-        <w:t>。NO</w:t>
-      </w:r>
-      <w:r>
-        <w:rPr>
-          <w:rFonts w:hint="eastAsia" w:ascii="Times New Roman" w:hAnsi="Times New Roman" w:eastAsia="Times New Roman" w:cs="Times New Roman"/>
-          <w:vertAlign w:val="superscript"/>
-        </w:rPr>
-        <w:t>+</w:t>
-      </w:r>
+        <w:t>。</w:t>
+      </w:r>
+      <m:oMath>
+        <m:r>
+          <m:t>N</m:t>
+        </m:r>
+        <m:sSup>
+          <m:e>
+            <m:r>
+              <m:t>O</m:t>
+            </m:r>
+          </m:e>
+          <m:sup>
+            <m:r>
+              <m:rPr>
+                <m:sty m:val="p"/>
+              </m:rPr>
+              <m:t>+</m:t>
+            </m:r>
+          </m:sup>
+        </m:sSup>
+      </m:oMath>
       <w:r>
         <w:rPr>
           <w:rFonts w:ascii="Times New Roman" w:hAnsi="Times New Roman" w:eastAsia="Times New Roman" w:cs="Times New Roman"/>
@@ -30940,7 +30850,7 @@
       </w:r>
     </w:p>
     <w:bookmarkEnd w:id="59"/>
-    <w:bookmarkStart w:id="60" w:name="习题c.8"/>
+    <w:bookmarkStart w:id="60" w:name="分子的对称性判断"/>
     <w:p>
       <w:pPr>
         <w:pStyle w:val="Heading2"/>
@@ -30956,13 +30866,7 @@
         <w:rPr>
           <w:rFonts w:hint="eastAsia" w:ascii="Times New Roman" w:hAnsi="Times New Roman" w:eastAsia="SimHei" w:cs="Times New Roman"/>
         </w:rPr>
-        <w:t>习题</w:t>
-      </w:r>
-      <w:r>
-        <w:rPr>
-          <w:rFonts w:hint="eastAsia" w:ascii="Times New Roman" w:hAnsi="Times New Roman" w:eastAsia="Times New Roman" w:cs="Times New Roman"/>
-        </w:rPr>
-        <w:t>C.8</w:t>
+        <w:t xml:space="preserve">分子的对称性判断</w:t>
       </w:r>
     </w:p>
     <w:p>
@@ -31962,7 +31866,7 @@
       </w:r>
     </w:p>
     <w:bookmarkEnd w:id="60"/>
-    <w:bookmarkStart w:id="64" w:name="习题c.9"/>
+    <w:bookmarkStart w:id="64" w:name="对映异构"/>
     <w:p>
       <w:pPr>
         <w:pStyle w:val="Heading2"/>
@@ -31978,13 +31882,7 @@
         <w:rPr>
           <w:rFonts w:hint="eastAsia" w:ascii="Times New Roman" w:hAnsi="Times New Roman" w:eastAsia="SimHei" w:cs="Times New Roman"/>
         </w:rPr>
-        <w:t>习题</w:t>
-      </w:r>
-      <w:r>
-        <w:rPr>
-          <w:rFonts w:hint="eastAsia" w:ascii="Times New Roman" w:hAnsi="Times New Roman" w:eastAsia="Times New Roman" w:cs="Times New Roman"/>
-        </w:rPr>
-        <w:t>C.9</w:t>
+        <w:t xml:space="preserve">对映异构</w:t>
       </w:r>
     </w:p>
     <w:p>
@@ -32677,7 +32575,7 @@
       </w:r>
     </w:p>
     <w:bookmarkEnd w:id="64"/>
-    <w:bookmarkStart w:id="65" w:name="习题c.10"/>
+    <w:bookmarkStart w:id="65" w:name="分子的对称性判断-1"/>
     <w:p>
       <w:pPr>
         <w:pStyle w:val="Heading2"/>
@@ -32693,13 +32591,7 @@
         <w:rPr>
           <w:rFonts w:hint="eastAsia" w:ascii="Times New Roman" w:hAnsi="Times New Roman" w:eastAsia="SimHei" w:cs="Times New Roman"/>
         </w:rPr>
-        <w:t>习题</w:t>
-      </w:r>
-      <w:r>
-        <w:rPr>
-          <w:rFonts w:hint="eastAsia" w:ascii="Times New Roman" w:hAnsi="Times New Roman" w:eastAsia="Times New Roman" w:cs="Times New Roman"/>
-        </w:rPr>
-        <w:t>C.10</w:t>
+        <w:t xml:space="preserve">分子的对称性判断</w:t>
       </w:r>
     </w:p>
     <w:p>
@@ -32758,15 +32650,22 @@
         <w:rPr>
           <w:rFonts w:ascii="Times New Roman" w:hAnsi="Times New Roman" w:eastAsia="Times New Roman" w:cs="Times New Roman"/>
         </w:rPr>
-        <w:t xml:space="preserve"> P</w:t>
-      </w:r>
-      <w:r>
-        <w:rPr>
-          <w:rFonts w:ascii="Times New Roman" w:hAnsi="Times New Roman" w:eastAsia="Times New Roman" w:cs="Times New Roman"/>
-          <w:vertAlign w:val="subscript"/>
-        </w:rPr>
-        <w:t>4</w:t>
-      </w:r>
+        <w:t xml:space="preserve"> </w:t>
+      </w:r>
+      <m:oMath>
+        <m:sSub>
+          <m:e>
+            <m:r>
+              <m:t>P</m:t>
+            </m:r>
+          </m:e>
+          <m:sub>
+            <m:r>
+              <m:t>4</m:t>
+            </m:r>
+          </m:sub>
+        </m:sSub>
+      </m:oMath>
       <w:r>
         <w:rPr>
           <w:rFonts w:ascii="Times New Roman" w:hAnsi="Times New Roman" w:eastAsia="Times New Roman" w:cs="Times New Roman"/>
@@ -32783,15 +32682,25 @@
         <w:rPr>
           <w:rFonts w:ascii="Times New Roman" w:hAnsi="Times New Roman" w:eastAsia="Times New Roman" w:cs="Times New Roman"/>
         </w:rPr>
-        <w:t xml:space="preserve"> As</w:t>
-      </w:r>
-      <w:r>
-        <w:rPr>
-          <w:rFonts w:ascii="Times New Roman" w:hAnsi="Times New Roman" w:eastAsia="Times New Roman" w:cs="Times New Roman"/>
-          <w:vertAlign w:val="subscript"/>
-        </w:rPr>
-        <w:t>4</w:t>
-      </w:r>
+        <w:t xml:space="preserve"> </w:t>
+      </w:r>
+      <m:oMath>
+        <m:r>
+          <m:t>A</m:t>
+        </m:r>
+        <m:sSub>
+          <m:e>
+            <m:r>
+              <m:t>s</m:t>
+            </m:r>
+          </m:e>
+          <m:sub>
+            <m:r>
+              <m:t>4</m:t>
+            </m:r>
+          </m:sub>
+        </m:sSub>
+      </m:oMath>
       <w:r>
         <w:rPr>
           <w:rFonts w:ascii="Times New Roman" w:hAnsi="Times New Roman" w:eastAsia="Times New Roman" w:cs="Times New Roman"/>
@@ -32808,15 +32717,25 @@
         <w:rPr>
           <w:rFonts w:ascii="Times New Roman" w:hAnsi="Times New Roman" w:eastAsia="Times New Roman" w:cs="Times New Roman"/>
         </w:rPr>
-        <w:t xml:space="preserve"> CH</w:t>
-      </w:r>
-      <w:r>
-        <w:rPr>
-          <w:rFonts w:ascii="Times New Roman" w:hAnsi="Times New Roman" w:eastAsia="Times New Roman" w:cs="Times New Roman"/>
-          <w:vertAlign w:val="subscript"/>
-        </w:rPr>
-        <w:t>4</w:t>
-      </w:r>
+        <w:t xml:space="preserve"> </w:t>
+      </w:r>
+      <m:oMath>
+        <m:r>
+          <m:t>C</m:t>
+        </m:r>
+        <m:sSub>
+          <m:e>
+            <m:r>
+              <m:t>H</m:t>
+            </m:r>
+          </m:e>
+          <m:sub>
+            <m:r>
+              <m:t>4</m:t>
+            </m:r>
+          </m:sub>
+        </m:sSub>
+      </m:oMath>
       <w:r>
         <w:rPr>
           <w:rFonts w:ascii="Times New Roman" w:hAnsi="Times New Roman" w:eastAsia="Times New Roman" w:cs="Times New Roman"/>
@@ -32833,15 +32752,25 @@
         <w:rPr>
           <w:rFonts w:ascii="Times New Roman" w:hAnsi="Times New Roman" w:eastAsia="Times New Roman" w:cs="Times New Roman"/>
         </w:rPr>
-        <w:t xml:space="preserve"> CX</w:t>
-      </w:r>
-      <w:r>
-        <w:rPr>
-          <w:rFonts w:ascii="Times New Roman" w:hAnsi="Times New Roman" w:eastAsia="Times New Roman" w:cs="Times New Roman"/>
-          <w:vertAlign w:val="subscript"/>
-        </w:rPr>
-        <w:t>4</w:t>
-      </w:r>
+        <w:t xml:space="preserve"> </w:t>
+      </w:r>
+      <m:oMath>
+        <m:r>
+          <m:t>C</m:t>
+        </m:r>
+        <m:sSub>
+          <m:e>
+            <m:r>
+              <m:t>X</m:t>
+            </m:r>
+          </m:e>
+          <m:sub>
+            <m:r>
+              <m:t>4</m:t>
+            </m:r>
+          </m:sub>
+        </m:sSub>
+      </m:oMath>
       <w:r>
         <w:rPr>
           <w:rFonts w:ascii="Times New Roman" w:hAnsi="Times New Roman" w:eastAsia="Times New Roman" w:cs="Times New Roman"/>
@@ -32858,15 +32787,28 @@
         <w:rPr>
           <w:rFonts w:ascii="Times New Roman" w:hAnsi="Times New Roman" w:eastAsia="Times New Roman" w:cs="Times New Roman"/>
         </w:rPr>
-        <w:t xml:space="preserve"> SiF</w:t>
-      </w:r>
-      <w:r>
-        <w:rPr>
-          <w:rFonts w:ascii="Times New Roman" w:hAnsi="Times New Roman" w:eastAsia="Times New Roman" w:cs="Times New Roman"/>
-          <w:vertAlign w:val="subscript"/>
-        </w:rPr>
-        <w:t>4</w:t>
-      </w:r>
+        <w:t xml:space="preserve"> </w:t>
+      </w:r>
+      <m:oMath>
+        <m:r>
+          <m:t>S</m:t>
+        </m:r>
+        <m:r>
+          <m:t>i</m:t>
+        </m:r>
+        <m:sSub>
+          <m:e>
+            <m:r>
+              <m:t>F</m:t>
+            </m:r>
+          </m:e>
+          <m:sub>
+            <m:r>
+              <m:t>4</m:t>
+            </m:r>
+          </m:sub>
+        </m:sSub>
+      </m:oMath>
       <w:r>
         <w:rPr>
           <w:rFonts w:ascii="Times New Roman" w:hAnsi="Times New Roman" w:eastAsia="Times New Roman" w:cs="Times New Roman"/>
@@ -33218,20 +33160,42 @@
         <w:rPr>
           <w:rFonts w:ascii="Times New Roman" w:hAnsi="Times New Roman" w:eastAsia="Times New Roman" w:cs="Times New Roman"/>
         </w:rPr>
-        <w:t xml:space="preserve"> (f) SF</w:t>
-      </w:r>
-      <w:r>
-        <w:rPr>
-          <w:rFonts w:ascii="Times New Roman" w:hAnsi="Times New Roman" w:eastAsia="Times New Roman" w:cs="Times New Roman"/>
-          <w:vertAlign w:val="subscript"/>
-        </w:rPr>
-        <w:t>6</w:t>
-      </w:r>
-      <w:r>
-        <w:rPr>
-          <w:rFonts w:ascii="Times New Roman" w:hAnsi="Times New Roman" w:eastAsia="Times New Roman" w:cs="Times New Roman"/>
-        </w:rPr>
-        <w:t xml:space="preserve"> .</w:t>
+        <w:t xml:space="preserve"> (f)</w:t>
+      </w:r>
+      <w:r>
+        <w:rPr>
+          <w:rFonts w:ascii="Times New Roman" w:hAnsi="Times New Roman" w:eastAsia="Times New Roman" w:cs="Times New Roman"/>
+        </w:rPr>
+        <w:t xml:space="preserve"> </w:t>
+      </w:r>
+      <m:oMath>
+        <m:r>
+          <m:t>S</m:t>
+        </m:r>
+        <m:sSub>
+          <m:e>
+            <m:r>
+              <m:t>F</m:t>
+            </m:r>
+          </m:e>
+          <m:sub>
+            <m:r>
+              <m:t>6</m:t>
+            </m:r>
+          </m:sub>
+        </m:sSub>
+      </m:oMath>
+      <w:r>
+        <w:rPr>
+          <w:rFonts w:ascii="Times New Roman" w:hAnsi="Times New Roman" w:eastAsia="Times New Roman" w:cs="Times New Roman"/>
+        </w:rPr>
+        <w:t xml:space="preserve"> </w:t>
+      </w:r>
+      <w:r>
+        <w:rPr>
+          <w:rFonts w:ascii="Times New Roman" w:hAnsi="Times New Roman" w:eastAsia="Times New Roman" w:cs="Times New Roman"/>
+        </w:rPr>
+        <w:t xml:space="preserve">.</w:t>
       </w:r>
     </w:p>
     <w:p>
@@ -33465,80 +33429,18 @@
         <w:rPr>
           <w:rFonts w:ascii="Times New Roman" w:hAnsi="Times New Roman" w:eastAsia="Times New Roman" w:cs="Times New Roman"/>
         </w:rPr>
-        <w:t xml:space="preserve"> C</w:t>
-      </w:r>
-      <w:r>
-        <w:rPr>
-          <w:rFonts w:ascii="Times New Roman" w:hAnsi="Times New Roman" w:eastAsia="Times New Roman" w:cs="Times New Roman"/>
-          <w:vertAlign w:val="subscript"/>
-        </w:rPr>
-        <w:t>3</w:t>
-      </w:r>
-      <w:r>
-        <w:rPr>
-          <w:rFonts w:ascii="Times New Roman" w:hAnsi="Times New Roman" w:eastAsia="Times New Roman" w:cs="Times New Roman"/>
-        </w:rPr>
-        <w:t xml:space="preserve"> </w:t>
-      </w:r>
-      <w:r>
-        <w:rPr>
-          <w:rFonts w:hint="eastAsia" w:ascii="Times New Roman" w:hAnsi="Times New Roman" w:eastAsia="Times New Roman" w:cs="Times New Roman"/>
-        </w:rPr>
-        <w:t>，3</w:t>
-      </w:r>
-      <w:r>
-        <w:rPr>
-          <w:rFonts w:hint="eastAsia" w:ascii="Times New Roman" w:hAnsi="Times New Roman" w:eastAsia="FangSong" w:cs="Times New Roman"/>
-        </w:rPr>
-        <w:t>个</w:t>
-      </w:r>
-      <w:r>
-        <w:rPr>
-          <w:rFonts w:ascii="Times New Roman" w:hAnsi="Times New Roman" w:eastAsia="Times New Roman" w:cs="Times New Roman"/>
-        </w:rPr>
-        <w:t xml:space="preserve"> I</w:t>
-      </w:r>
-      <w:r>
-        <w:rPr>
-          <w:rFonts w:ascii="Times New Roman" w:hAnsi="Times New Roman" w:eastAsia="Times New Roman" w:cs="Times New Roman"/>
-          <w:vertAlign w:val="subscript"/>
-        </w:rPr>
-        <w:t>4</w:t>
-      </w:r>
-      <w:r>
-        <w:rPr>
-          <w:rFonts w:ascii="Times New Roman" w:hAnsi="Times New Roman" w:eastAsia="Times New Roman" w:cs="Times New Roman"/>
-        </w:rPr>
-        <w:t xml:space="preserve"> </w:t>
-      </w:r>
-      <w:r>
-        <w:rPr>
-          <w:rFonts w:hint="eastAsia" w:ascii="Times New Roman" w:hAnsi="Times New Roman" w:eastAsia="Times New Roman" w:cs="Times New Roman"/>
-        </w:rPr>
-        <w:t>，6</w:t>
-      </w:r>
-      <w:r>
-        <w:rPr>
-          <w:rFonts w:hint="eastAsia" w:ascii="Times New Roman" w:hAnsi="Times New Roman" w:eastAsia="FangSong" w:cs="Times New Roman"/>
-        </w:rPr>
-        <w:t>个</w:t>
-      </w:r>
-      <w:r>
-        <w:rPr>
-          <w:rFonts w:ascii="Times New Roman" w:hAnsi="Times New Roman" w:eastAsia="Times New Roman" w:cs="Times New Roman"/>
-        </w:rPr>
         <w:t xml:space="preserve"> </w:t>
       </w:r>
       <m:oMath>
         <m:sSub>
           <m:e>
             <m:r>
-              <m:t>σ</m:t>
+              <m:t>C</m:t>
             </m:r>
           </m:e>
           <m:sub>
             <m:r>
-              <m:t>d</m:t>
+              <m:t>3</m:t>
             </m:r>
           </m:sub>
         </m:sSub>
@@ -33553,13 +33455,13 @@
         <w:rPr>
           <w:rFonts w:hint="eastAsia" w:ascii="Times New Roman" w:hAnsi="Times New Roman" w:eastAsia="Times New Roman" w:cs="Times New Roman"/>
         </w:rPr>
-        <w:t>。</w:t>
-      </w:r>
-      <w:r>
-        <w:rPr>
-          <w:rFonts w:hint="eastAsia" w:ascii="Times New Roman" w:hAnsi="Times New Roman" w:eastAsia="FangSong" w:cs="Times New Roman"/>
-        </w:rPr>
-        <w:t>分子的点群为</w:t>
+        <w:t>，3</w:t>
+      </w:r>
+      <w:r>
+        <w:rPr>
+          <w:rFonts w:hint="eastAsia" w:ascii="Times New Roman" w:hAnsi="Times New Roman" w:eastAsia="FangSong" w:cs="Times New Roman"/>
+        </w:rPr>
+        <w:t>个</w:t>
       </w:r>
       <w:r>
         <w:rPr>
@@ -33571,12 +33473,12 @@
         <m:sSub>
           <m:e>
             <m:r>
-              <m:t>T</m:t>
+              <m:t>I</m:t>
             </m:r>
           </m:e>
           <m:sub>
             <m:r>
-              <m:t>d</m:t>
+              <m:t>4</m:t>
             </m:r>
           </m:sub>
         </m:sSub>
@@ -33591,12 +33493,88 @@
         <w:rPr>
           <w:rFonts w:hint="eastAsia" w:ascii="Times New Roman" w:hAnsi="Times New Roman" w:eastAsia="Times New Roman" w:cs="Times New Roman"/>
         </w:rPr>
+        <w:t>，6</w:t>
+      </w:r>
+      <w:r>
+        <w:rPr>
+          <w:rFonts w:hint="eastAsia" w:ascii="Times New Roman" w:hAnsi="Times New Roman" w:eastAsia="FangSong" w:cs="Times New Roman"/>
+        </w:rPr>
+        <w:t>个</w:t>
+      </w:r>
+      <w:r>
+        <w:rPr>
+          <w:rFonts w:ascii="Times New Roman" w:hAnsi="Times New Roman" w:eastAsia="Times New Roman" w:cs="Times New Roman"/>
+        </w:rPr>
+        <w:t xml:space="preserve"> </w:t>
+      </w:r>
+      <m:oMath>
+        <m:sSub>
+          <m:e>
+            <m:r>
+              <m:t>σ</m:t>
+            </m:r>
+          </m:e>
+          <m:sub>
+            <m:r>
+              <m:t>d</m:t>
+            </m:r>
+          </m:sub>
+        </m:sSub>
+      </m:oMath>
+      <w:r>
+        <w:rPr>
+          <w:rFonts w:ascii="Times New Roman" w:hAnsi="Times New Roman" w:eastAsia="Times New Roman" w:cs="Times New Roman"/>
+        </w:rPr>
+        <w:t xml:space="preserve"> </w:t>
+      </w:r>
+      <w:r>
+        <w:rPr>
+          <w:rFonts w:hint="eastAsia" w:ascii="Times New Roman" w:hAnsi="Times New Roman" w:eastAsia="Times New Roman" w:cs="Times New Roman"/>
+        </w:rPr>
         <w:t>。</w:t>
       </w:r>
       <w:r>
         <w:rPr>
           <w:rFonts w:hint="eastAsia" w:ascii="Times New Roman" w:hAnsi="Times New Roman" w:eastAsia="FangSong" w:cs="Times New Roman"/>
         </w:rPr>
+        <w:t>分子的点群为</w:t>
+      </w:r>
+      <w:r>
+        <w:rPr>
+          <w:rFonts w:ascii="Times New Roman" w:hAnsi="Times New Roman" w:eastAsia="Times New Roman" w:cs="Times New Roman"/>
+        </w:rPr>
+        <w:t xml:space="preserve"> </w:t>
+      </w:r>
+      <m:oMath>
+        <m:sSub>
+          <m:e>
+            <m:r>
+              <m:t>T</m:t>
+            </m:r>
+          </m:e>
+          <m:sub>
+            <m:r>
+              <m:t>d</m:t>
+            </m:r>
+          </m:sub>
+        </m:sSub>
+      </m:oMath>
+      <w:r>
+        <w:rPr>
+          <w:rFonts w:ascii="Times New Roman" w:hAnsi="Times New Roman" w:eastAsia="Times New Roman" w:cs="Times New Roman"/>
+        </w:rPr>
+        <w:t xml:space="preserve"> </w:t>
+      </w:r>
+      <w:r>
+        <w:rPr>
+          <w:rFonts w:hint="eastAsia" w:ascii="Times New Roman" w:hAnsi="Times New Roman" w:eastAsia="Times New Roman" w:cs="Times New Roman"/>
+        </w:rPr>
+        <w:t>。</w:t>
+      </w:r>
+      <w:r>
+        <w:rPr>
+          <w:rFonts w:hint="eastAsia" w:ascii="Times New Roman" w:hAnsi="Times New Roman" w:eastAsia="FangSong" w:cs="Times New Roman"/>
+        </w:rPr>
         <w:t>它们都不具有对称中心</w:t>
       </w:r>
       <w:r>
@@ -33609,15 +33587,25 @@
         <w:rPr>
           <w:rFonts w:ascii="Times New Roman" w:hAnsi="Times New Roman" w:eastAsia="Times New Roman" w:cs="Times New Roman"/>
         </w:rPr>
-        <w:t xml:space="preserve"> SF</w:t>
-      </w:r>
-      <w:r>
-        <w:rPr>
-          <w:rFonts w:ascii="Times New Roman" w:hAnsi="Times New Roman" w:eastAsia="Times New Roman" w:cs="Times New Roman"/>
-          <w:vertAlign w:val="subscript"/>
-        </w:rPr>
-        <w:t>6</w:t>
-      </w:r>
+        <w:t xml:space="preserve"> </w:t>
+      </w:r>
+      <m:oMath>
+        <m:r>
+          <m:t>S</m:t>
+        </m:r>
+        <m:sSub>
+          <m:e>
+            <m:r>
+              <m:t>F</m:t>
+            </m:r>
+          </m:e>
+          <m:sub>
+            <m:r>
+              <m:t>6</m:t>
+            </m:r>
+          </m:sub>
+        </m:sSub>
+      </m:oMath>
       <w:r>
         <w:rPr>
           <w:rFonts w:ascii="Times New Roman" w:hAnsi="Times New Roman" w:eastAsia="Times New Roman" w:cs="Times New Roman"/>
@@ -33646,15 +33634,22 @@
         <w:rPr>
           <w:rFonts w:ascii="Times New Roman" w:hAnsi="Times New Roman" w:eastAsia="Times New Roman" w:cs="Times New Roman"/>
         </w:rPr>
-        <w:t xml:space="preserve"> C</w:t>
-      </w:r>
-      <w:r>
-        <w:rPr>
-          <w:rFonts w:ascii="Times New Roman" w:hAnsi="Times New Roman" w:eastAsia="Times New Roman" w:cs="Times New Roman"/>
-          <w:vertAlign w:val="subscript"/>
-        </w:rPr>
-        <w:t>4</w:t>
-      </w:r>
+        <w:t xml:space="preserve"> </w:t>
+      </w:r>
+      <m:oMath>
+        <m:sSub>
+          <m:e>
+            <m:r>
+              <m:t>C</m:t>
+            </m:r>
+          </m:e>
+          <m:sub>
+            <m:r>
+              <m:t>4</m:t>
+            </m:r>
+          </m:sub>
+        </m:sSub>
+      </m:oMath>
       <w:r>
         <w:rPr>
           <w:rFonts w:ascii="Times New Roman" w:hAnsi="Times New Roman" w:eastAsia="Times New Roman" w:cs="Times New Roman"/>
@@ -33677,15 +33672,22 @@
         <w:rPr>
           <w:rFonts w:ascii="Times New Roman" w:hAnsi="Times New Roman" w:eastAsia="Times New Roman" w:cs="Times New Roman"/>
         </w:rPr>
-        <w:t xml:space="preserve"> C</w:t>
-      </w:r>
-      <w:r>
-        <w:rPr>
-          <w:rFonts w:ascii="Times New Roman" w:hAnsi="Times New Roman" w:eastAsia="Times New Roman" w:cs="Times New Roman"/>
-          <w:vertAlign w:val="subscript"/>
-        </w:rPr>
-        <w:t>3</w:t>
-      </w:r>
+        <w:t xml:space="preserve"> </w:t>
+      </w:r>
+      <m:oMath>
+        <m:sSub>
+          <m:e>
+            <m:r>
+              <m:t>C</m:t>
+            </m:r>
+          </m:e>
+          <m:sub>
+            <m:r>
+              <m:t>3</m:t>
+            </m:r>
+          </m:sub>
+        </m:sSub>
+      </m:oMath>
       <w:r>
         <w:rPr>
           <w:rFonts w:ascii="Times New Roman" w:hAnsi="Times New Roman" w:eastAsia="Times New Roman" w:cs="Times New Roman"/>
@@ -33708,15 +33710,22 @@
         <w:rPr>
           <w:rFonts w:ascii="Times New Roman" w:hAnsi="Times New Roman" w:eastAsia="Times New Roman" w:cs="Times New Roman"/>
         </w:rPr>
-        <w:t xml:space="preserve"> C</w:t>
-      </w:r>
-      <w:r>
-        <w:rPr>
-          <w:rFonts w:ascii="Times New Roman" w:hAnsi="Times New Roman" w:eastAsia="Times New Roman" w:cs="Times New Roman"/>
-          <w:vertAlign w:val="subscript"/>
-        </w:rPr>
-        <w:t>2</w:t>
-      </w:r>
+        <w:t xml:space="preserve"> </w:t>
+      </w:r>
+      <m:oMath>
+        <m:sSub>
+          <m:e>
+            <m:r>
+              <m:t>C</m:t>
+            </m:r>
+          </m:e>
+          <m:sub>
+            <m:r>
+              <m:t>2</m:t>
+            </m:r>
+          </m:sub>
+        </m:sSub>
+      </m:oMath>
       <w:r>
         <w:rPr>
           <w:rFonts w:ascii="Times New Roman" w:hAnsi="Times New Roman" w:eastAsia="Times New Roman" w:cs="Times New Roman"/>
@@ -33877,19 +33886,20 @@
           <w:numId w:val="1040"/>
         </w:numPr>
       </w:pPr>
-      <w:r>
-        <w:rPr>
-          <w:rFonts w:ascii="Times New Roman" w:hAnsi="Times New Roman" w:eastAsia="Times New Roman" w:cs="Times New Roman"/>
-        </w:rPr>
-        <w:t>P</w:t>
-      </w:r>
-      <w:r>
-        <w:rPr>
-          <w:rFonts w:ascii="Times New Roman" w:hAnsi="Times New Roman" w:eastAsia="Times New Roman" w:cs="Times New Roman"/>
-          <w:vertAlign w:val="subscript"/>
-        </w:rPr>
-        <w:t>4</w:t>
-      </w:r>
+      <m:oMath>
+        <m:sSub>
+          <m:e>
+            <m:r>
+              <m:t>P</m:t>
+            </m:r>
+          </m:e>
+          <m:sub>
+            <m:r>
+              <m:t>4</m:t>
+            </m:r>
+          </m:sub>
+        </m:sSub>
+      </m:oMath>
       <w:r>
         <w:rPr>
           <w:rFonts w:ascii="Times New Roman" w:hAnsi="Times New Roman" w:eastAsia="Times New Roman" w:cs="Times New Roman"/>
@@ -33906,15 +33916,25 @@
         <w:rPr>
           <w:rFonts w:ascii="Times New Roman" w:hAnsi="Times New Roman" w:eastAsia="Times New Roman" w:cs="Times New Roman"/>
         </w:rPr>
-        <w:t xml:space="preserve"> As</w:t>
-      </w:r>
-      <w:r>
-        <w:rPr>
-          <w:rFonts w:ascii="Times New Roman" w:hAnsi="Times New Roman" w:eastAsia="Times New Roman" w:cs="Times New Roman"/>
-          <w:vertAlign w:val="subscript"/>
-        </w:rPr>
-        <w:t>4</w:t>
-      </w:r>
+        <w:t xml:space="preserve"> </w:t>
+      </w:r>
+      <m:oMath>
+        <m:r>
+          <m:t>A</m:t>
+        </m:r>
+        <m:sSub>
+          <m:e>
+            <m:r>
+              <m:t>s</m:t>
+            </m:r>
+          </m:e>
+          <m:sub>
+            <m:r>
+              <m:t>4</m:t>
+            </m:r>
+          </m:sub>
+        </m:sSub>
+      </m:oMath>
       <w:r>
         <w:rPr>
           <w:rFonts w:ascii="Times New Roman" w:hAnsi="Times New Roman" w:eastAsia="Times New Roman" w:cs="Times New Roman"/>
@@ -33931,15 +33951,25 @@
         <w:rPr>
           <w:rFonts w:ascii="Times New Roman" w:hAnsi="Times New Roman" w:eastAsia="Times New Roman" w:cs="Times New Roman"/>
         </w:rPr>
-        <w:t xml:space="preserve"> sp</w:t>
-      </w:r>
-      <w:r>
-        <w:rPr>
-          <w:rFonts w:ascii="Times New Roman" w:hAnsi="Times New Roman" w:eastAsia="Times New Roman" w:cs="Times New Roman"/>
-          <w:vertAlign w:val="superscript"/>
-        </w:rPr>
-        <w:t>3</w:t>
-      </w:r>
+        <w:t xml:space="preserve"> </w:t>
+      </w:r>
+      <m:oMath>
+        <m:r>
+          <m:t>s</m:t>
+        </m:r>
+        <m:sSup>
+          <m:e>
+            <m:r>
+              <m:t>p</m:t>
+            </m:r>
+          </m:e>
+          <m:sup>
+            <m:r>
+              <m:t>3</m:t>
+            </m:r>
+          </m:sup>
+        </m:sSup>
+      </m:oMath>
       <w:r>
         <w:rPr>
           <w:rFonts w:ascii="Times New Roman" w:hAnsi="Times New Roman" w:eastAsia="Times New Roman" w:cs="Times New Roman"/>
@@ -34012,15 +34042,25 @@
         <w:rPr>
           <w:rFonts w:ascii="Times New Roman" w:hAnsi="Times New Roman" w:eastAsia="Times New Roman" w:cs="Times New Roman"/>
         </w:rPr>
-        <w:t xml:space="preserve"> sp</w:t>
-      </w:r>
-      <w:r>
-        <w:rPr>
-          <w:rFonts w:ascii="Times New Roman" w:hAnsi="Times New Roman" w:eastAsia="Times New Roman" w:cs="Times New Roman"/>
-          <w:vertAlign w:val="superscript"/>
-        </w:rPr>
-        <w:t>3</w:t>
-      </w:r>
+        <w:t xml:space="preserve"> </w:t>
+      </w:r>
+      <m:oMath>
+        <m:r>
+          <m:t>s</m:t>
+        </m:r>
+        <m:sSup>
+          <m:e>
+            <m:r>
+              <m:t>p</m:t>
+            </m:r>
+          </m:e>
+          <m:sup>
+            <m:r>
+              <m:t>3</m:t>
+            </m:r>
+          </m:sup>
+        </m:sSup>
+      </m:oMath>
       <w:r>
         <w:rPr>
           <w:rFonts w:ascii="Times New Roman" w:hAnsi="Times New Roman" w:eastAsia="Times New Roman" w:cs="Times New Roman"/>
@@ -34739,19 +34779,23 @@
           <w:numId w:val="1040"/>
         </w:numPr>
       </w:pPr>
-      <w:r>
-        <w:rPr>
-          <w:rFonts w:ascii="Times New Roman" w:hAnsi="Times New Roman" w:eastAsia="Times New Roman" w:cs="Times New Roman"/>
-        </w:rPr>
-        <w:t>SF</w:t>
-      </w:r>
-      <w:r>
-        <w:rPr>
-          <w:rFonts w:ascii="Times New Roman" w:hAnsi="Times New Roman" w:eastAsia="Times New Roman" w:cs="Times New Roman"/>
-          <w:vertAlign w:val="subscript"/>
-        </w:rPr>
-        <w:t>6</w:t>
-      </w:r>
+      <m:oMath>
+        <m:r>
+          <m:t>S</m:t>
+        </m:r>
+        <m:sSub>
+          <m:e>
+            <m:r>
+              <m:t>F</m:t>
+            </m:r>
+          </m:e>
+          <m:sub>
+            <m:r>
+              <m:t>6</m:t>
+            </m:r>
+          </m:sub>
+        </m:sSub>
+      </m:oMath>
       <w:r>
         <w:rPr>
           <w:rFonts w:ascii="Times New Roman" w:hAnsi="Times New Roman" w:eastAsia="Times New Roman" w:cs="Times New Roman"/>
@@ -34933,7 +34977,7 @@
       </w:r>
     </w:p>
     <w:bookmarkEnd w:id="65"/>
-    <w:bookmarkStart w:id="66" w:name="习题c.11"/>
+    <w:bookmarkStart w:id="66" w:name="原子轨道-1"/>
     <w:p>
       <w:pPr>
         <w:pStyle w:val="Heading2"/>
@@ -34949,13 +34993,7 @@
         <w:rPr>
           <w:rFonts w:hint="eastAsia" w:ascii="Times New Roman" w:hAnsi="Times New Roman" w:eastAsia="SimHei" w:cs="Times New Roman"/>
         </w:rPr>
-        <w:t>习题</w:t>
-      </w:r>
-      <w:r>
-        <w:rPr>
-          <w:rFonts w:hint="eastAsia" w:ascii="Times New Roman" w:hAnsi="Times New Roman" w:eastAsia="Times New Roman" w:cs="Times New Roman"/>
-        </w:rPr>
-        <w:t>C.11</w:t>
+        <w:t xml:space="preserve">原子轨道</w:t>
       </w:r>
     </w:p>
     <w:p>
@@ -35177,122 +35215,308 @@
         <w:rPr>
           <w:rFonts w:ascii="Times New Roman" w:hAnsi="Times New Roman" w:eastAsia="Times New Roman" w:cs="Times New Roman"/>
         </w:rPr>
-        <w:t>(3) NiCl</w:t>
-      </w:r>
-      <w:r>
-        <w:rPr>
-          <w:rFonts w:ascii="Times New Roman" w:hAnsi="Times New Roman" w:eastAsia="Times New Roman" w:cs="Times New Roman"/>
-          <w:vertAlign w:val="subscript"/>
-        </w:rPr>
-        <w:t>4</w:t>
-      </w:r>
-      <w:r>
-        <w:rPr>
-          <w:rFonts w:ascii="Times New Roman" w:hAnsi="Times New Roman" w:eastAsia="Times New Roman" w:cs="Times New Roman"/>
-          <w:vertAlign w:val="superscript"/>
-        </w:rPr>
-        <w:t>2-</w:t>
-      </w:r>
-      <w:r>
-        <w:rPr>
-          <w:rFonts w:ascii="Times New Roman" w:hAnsi="Times New Roman" w:eastAsia="Times New Roman" w:cs="Times New Roman"/>
-        </w:rPr>
-        <w:t xml:space="preserve"> (4) PtCl</w:t>
-      </w:r>
-      <w:r>
-        <w:rPr>
-          <w:rFonts w:ascii="Times New Roman" w:hAnsi="Times New Roman" w:eastAsia="Times New Roman" w:cs="Times New Roman"/>
-          <w:vertAlign w:val="subscript"/>
-        </w:rPr>
-        <w:t>4</w:t>
-      </w:r>
-      <w:r>
-        <w:rPr>
-          <w:rFonts w:ascii="Times New Roman" w:hAnsi="Times New Roman" w:eastAsia="Times New Roman" w:cs="Times New Roman"/>
-          <w:vertAlign w:val="superscript"/>
-        </w:rPr>
-        <w:t>2-</w:t>
-      </w:r>
-      <w:r>
-        <w:rPr>
-          <w:rFonts w:ascii="Times New Roman" w:hAnsi="Times New Roman" w:eastAsia="Times New Roman" w:cs="Times New Roman"/>
-        </w:rPr>
-        <w:t xml:space="preserve"> (5) ICl</w:t>
-      </w:r>
-      <w:r>
-        <w:rPr>
-          <w:rFonts w:ascii="Times New Roman" w:hAnsi="Times New Roman" w:eastAsia="Times New Roman" w:cs="Times New Roman"/>
-          <w:vertAlign w:val="subscript"/>
-        </w:rPr>
-        <w:t>4</w:t>
-      </w:r>
-      <w:r>
-        <w:rPr>
-          <w:rFonts w:ascii="Times New Roman" w:hAnsi="Times New Roman" w:eastAsia="Times New Roman" w:cs="Times New Roman"/>
-          <w:vertAlign w:val="superscript"/>
-        </w:rPr>
-        <w:t>-</w:t>
-      </w:r>
-      <w:r>
-        <w:rPr>
-          <w:rFonts w:ascii="Times New Roman" w:hAnsi="Times New Roman" w:eastAsia="Times New Roman" w:cs="Times New Roman"/>
-        </w:rPr>
-        <w:t xml:space="preserve"> (6) BeF</w:t>
-      </w:r>
-      <w:r>
-        <w:rPr>
-          <w:rFonts w:ascii="Times New Roman" w:hAnsi="Times New Roman" w:eastAsia="Times New Roman" w:cs="Times New Roman"/>
-          <w:vertAlign w:val="subscript"/>
-        </w:rPr>
-        <w:t>4</w:t>
-      </w:r>
-      <w:r>
-        <w:rPr>
-          <w:rFonts w:ascii="Times New Roman" w:hAnsi="Times New Roman" w:eastAsia="Times New Roman" w:cs="Times New Roman"/>
-          <w:vertAlign w:val="superscript"/>
-        </w:rPr>
-        <w:t>2-</w:t>
-      </w:r>
-      <w:r>
-        <w:rPr>
-          <w:rFonts w:ascii="Times New Roman" w:hAnsi="Times New Roman" w:eastAsia="Times New Roman" w:cs="Times New Roman"/>
-        </w:rPr>
-        <w:t xml:space="preserve"> (7) SbF</w:t>
-      </w:r>
-      <w:r>
-        <w:rPr>
-          <w:rFonts w:ascii="Times New Roman" w:hAnsi="Times New Roman" w:eastAsia="Times New Roman" w:cs="Times New Roman"/>
-          <w:vertAlign w:val="subscript"/>
-        </w:rPr>
-        <w:t>4</w:t>
-      </w:r>
-      <w:r>
-        <w:rPr>
-          <w:rFonts w:ascii="Times New Roman" w:hAnsi="Times New Roman" w:eastAsia="Times New Roman" w:cs="Times New Roman"/>
-          <w:vertAlign w:val="superscript"/>
-        </w:rPr>
-        <w:t>-</w:t>
-      </w:r>
-      <w:r>
-        <w:rPr>
-          <w:rFonts w:ascii="Times New Roman" w:hAnsi="Times New Roman" w:eastAsia="Times New Roman" w:cs="Times New Roman"/>
-        </w:rPr>
-        <w:t xml:space="preserve"> (8) SF</w:t>
-      </w:r>
-      <w:r>
-        <w:rPr>
-          <w:rFonts w:ascii="Times New Roman" w:hAnsi="Times New Roman" w:eastAsia="Times New Roman" w:cs="Times New Roman"/>
-          <w:vertAlign w:val="subscript"/>
-        </w:rPr>
-        <w:t>4</w:t>
-      </w:r>
-      <w:r>
-        <w:rPr>
-          <w:rFonts w:ascii="Times New Roman" w:hAnsi="Times New Roman" w:eastAsia="Times New Roman" w:cs="Times New Roman"/>
-          <w:vertAlign w:val="superscript"/>
-        </w:rPr>
-        <w:t>-</w:t>
-      </w:r>
+        <w:t xml:space="preserve">(3)</w:t>
+      </w:r>
+      <w:r>
+        <w:rPr>
+          <w:rFonts w:ascii="Times New Roman" w:hAnsi="Times New Roman" w:eastAsia="Times New Roman" w:cs="Times New Roman"/>
+        </w:rPr>
+        <w:t xml:space="preserve"> </w:t>
+      </w:r>
+      <m:oMath>
+        <m:oMathPr>
+          <m:ctrlPr>
+            <w:rPr>
+              <w:sz w:val="28"/>
+              <w:szCs w:val="28"/>
+            </w:rPr>
+          </m:ctrlPr>
+        </m:oMathPr>
+        <m:r>
+          <m:t>N</m:t>
+        </m:r>
+        <m:r>
+          <m:t>i</m:t>
+        </m:r>
+        <m:r>
+          <m:t>C</m:t>
+        </m:r>
+        <m:sSubSup>
+          <m:e>
+            <m:r>
+              <m:t>l</m:t>
+            </m:r>
+          </m:e>
+          <m:sub>
+            <m:r>
+              <m:t>4</m:t>
+            </m:r>
+          </m:sub>
+          <m:sup>
+            <m:r>
+              <m:t>2</m:t>
+            </m:r>
+            <m:r>
+              <m:rPr>
+                <m:sty m:val="p"/>
+              </m:rPr>
+              <m:t>−</m:t>
+            </m:r>
+          </m:sup>
+        </m:sSubSup>
+      </m:oMath>
+      <w:r>
+        <w:rPr>
+          <w:rFonts w:ascii="Times New Roman" w:hAnsi="Times New Roman" w:eastAsia="Times New Roman" w:cs="Times New Roman"/>
+        </w:rPr>
+        <w:t xml:space="preserve"> </w:t>
+      </w:r>
+      <w:r>
+        <w:rPr>
+          <w:rFonts w:ascii="Times New Roman" w:hAnsi="Times New Roman" w:eastAsia="Times New Roman" w:cs="Times New Roman"/>
+        </w:rPr>
+        <w:t xml:space="preserve">(4)</w:t>
+      </w:r>
+      <w:r>
+        <w:rPr>
+          <w:rFonts w:ascii="Times New Roman" w:hAnsi="Times New Roman" w:eastAsia="Times New Roman" w:cs="Times New Roman"/>
+        </w:rPr>
+        <w:t xml:space="preserve"> </w:t>
+      </w:r>
+      <m:oMath>
+        <m:oMathPr>
+          <m:ctrlPr>
+            <w:rPr>
+              <w:sz w:val="28"/>
+              <w:szCs w:val="28"/>
+            </w:rPr>
+          </m:ctrlPr>
+        </m:oMathPr>
+        <m:r>
+          <m:t>P</m:t>
+        </m:r>
+        <m:r>
+          <m:t>t</m:t>
+        </m:r>
+        <m:r>
+          <m:t>C</m:t>
+        </m:r>
+        <m:sSubSup>
+          <m:e>
+            <m:r>
+              <m:t>l</m:t>
+            </m:r>
+          </m:e>
+          <m:sub>
+            <m:r>
+              <m:t>4</m:t>
+            </m:r>
+          </m:sub>
+          <m:sup>
+            <m:r>
+              <m:t>2</m:t>
+            </m:r>
+            <m:r>
+              <m:rPr>
+                <m:sty m:val="p"/>
+              </m:rPr>
+              <m:t>−</m:t>
+            </m:r>
+          </m:sup>
+        </m:sSubSup>
+      </m:oMath>
+      <w:r>
+        <w:rPr>
+          <w:rFonts w:ascii="Times New Roman" w:hAnsi="Times New Roman" w:eastAsia="Times New Roman" w:cs="Times New Roman"/>
+        </w:rPr>
+        <w:t xml:space="preserve"> </w:t>
+      </w:r>
+      <w:r>
+        <w:rPr>
+          <w:rFonts w:ascii="Times New Roman" w:hAnsi="Times New Roman" w:eastAsia="Times New Roman" w:cs="Times New Roman"/>
+        </w:rPr>
+        <w:t xml:space="preserve">(5)</w:t>
+      </w:r>
+      <w:r>
+        <w:rPr>
+          <w:rFonts w:ascii="Times New Roman" w:hAnsi="Times New Roman" w:eastAsia="Times New Roman" w:cs="Times New Roman"/>
+        </w:rPr>
+        <w:t xml:space="preserve"> </w:t>
+      </w:r>
+      <m:oMath>
+        <m:r>
+          <m:t>I</m:t>
+        </m:r>
+        <m:r>
+          <m:t>C</m:t>
+        </m:r>
+        <m:sSubSup>
+          <m:e>
+            <m:r>
+              <m:t>l</m:t>
+            </m:r>
+          </m:e>
+          <m:sub>
+            <m:r>
+              <m:t>4</m:t>
+            </m:r>
+          </m:sub>
+          <m:sup>
+            <m:r>
+              <m:rPr>
+                <m:sty m:val="p"/>
+              </m:rPr>
+              <m:t>−</m:t>
+            </m:r>
+          </m:sup>
+        </m:sSubSup>
+      </m:oMath>
+      <w:r>
+        <w:rPr>
+          <w:rFonts w:ascii="Times New Roman" w:hAnsi="Times New Roman" w:eastAsia="Times New Roman" w:cs="Times New Roman"/>
+        </w:rPr>
+        <w:t xml:space="preserve"> </w:t>
+      </w:r>
+      <w:r>
+        <w:rPr>
+          <w:rFonts w:ascii="Times New Roman" w:hAnsi="Times New Roman" w:eastAsia="Times New Roman" w:cs="Times New Roman"/>
+        </w:rPr>
+        <w:t xml:space="preserve">(6)</w:t>
+      </w:r>
+      <w:r>
+        <w:rPr>
+          <w:rFonts w:ascii="Times New Roman" w:hAnsi="Times New Roman" w:eastAsia="Times New Roman" w:cs="Times New Roman"/>
+        </w:rPr>
+        <w:t xml:space="preserve"> </w:t>
+      </w:r>
+      <m:oMath>
+        <m:oMathPr>
+          <m:ctrlPr>
+            <w:rPr>
+              <w:sz w:val="28"/>
+              <w:szCs w:val="28"/>
+            </w:rPr>
+          </m:ctrlPr>
+        </m:oMathPr>
+        <m:r>
+          <m:t>B</m:t>
+        </m:r>
+        <m:r>
+          <m:t>e</m:t>
+        </m:r>
+        <m:sSubSup>
+          <m:e>
+            <m:r>
+              <m:t>F</m:t>
+            </m:r>
+          </m:e>
+          <m:sub>
+            <m:r>
+              <m:t>4</m:t>
+            </m:r>
+          </m:sub>
+          <m:sup>
+            <m:r>
+              <m:t>2</m:t>
+            </m:r>
+            <m:r>
+              <m:rPr>
+                <m:sty m:val="p"/>
+              </m:rPr>
+              <m:t>−</m:t>
+            </m:r>
+          </m:sup>
+        </m:sSubSup>
+      </m:oMath>
+      <w:r>
+        <w:rPr>
+          <w:rFonts w:ascii="Times New Roman" w:hAnsi="Times New Roman" w:eastAsia="Times New Roman" w:cs="Times New Roman"/>
+        </w:rPr>
+        <w:t xml:space="preserve"> </w:t>
+      </w:r>
+      <w:r>
+        <w:rPr>
+          <w:rFonts w:ascii="Times New Roman" w:hAnsi="Times New Roman" w:eastAsia="Times New Roman" w:cs="Times New Roman"/>
+        </w:rPr>
+        <w:t xml:space="preserve">(7)</w:t>
+      </w:r>
+      <w:r>
+        <w:rPr>
+          <w:rFonts w:ascii="Times New Roman" w:hAnsi="Times New Roman" w:eastAsia="Times New Roman" w:cs="Times New Roman"/>
+        </w:rPr>
+        <w:t xml:space="preserve"> </w:t>
+      </w:r>
+      <m:oMath>
+        <m:r>
+          <m:t>S</m:t>
+        </m:r>
+        <m:r>
+          <m:t>b</m:t>
+        </m:r>
+        <m:sSubSup>
+          <m:e>
+            <m:r>
+              <m:t>F</m:t>
+            </m:r>
+          </m:e>
+          <m:sub>
+            <m:r>
+              <m:t>4</m:t>
+            </m:r>
+          </m:sub>
+          <m:sup>
+            <m:r>
+              <m:rPr>
+                <m:sty m:val="p"/>
+              </m:rPr>
+              <m:t>−</m:t>
+            </m:r>
+          </m:sup>
+        </m:sSubSup>
+      </m:oMath>
+      <w:r>
+        <w:rPr>
+          <w:rFonts w:ascii="Times New Roman" w:hAnsi="Times New Roman" w:eastAsia="Times New Roman" w:cs="Times New Roman"/>
+        </w:rPr>
+        <w:t xml:space="preserve"> </w:t>
+      </w:r>
+      <w:r>
+        <w:rPr>
+          <w:rFonts w:ascii="Times New Roman" w:hAnsi="Times New Roman" w:eastAsia="Times New Roman" w:cs="Times New Roman"/>
+        </w:rPr>
+        <w:t xml:space="preserve">(8)</w:t>
+      </w:r>
+      <w:r>
+        <w:rPr>
+          <w:rFonts w:ascii="Times New Roman" w:hAnsi="Times New Roman" w:eastAsia="Times New Roman" w:cs="Times New Roman"/>
+        </w:rPr>
+        <w:t xml:space="preserve"> </w:t>
+      </w:r>
+      <m:oMath>
+        <m:r>
+          <m:t>S</m:t>
+        </m:r>
+        <m:sSubSup>
+          <m:e>
+            <m:r>
+              <m:t>F</m:t>
+            </m:r>
+          </m:e>
+          <m:sub>
+            <m:r>
+              <m:t>4</m:t>
+            </m:r>
+          </m:sub>
+          <m:sup>
+            <m:r>
+              <m:rPr>
+                <m:sty m:val="p"/>
+              </m:rPr>
+              <m:t>−</m:t>
+            </m:r>
+          </m:sup>
+        </m:sSubSup>
+      </m:oMath>
     </w:p>
     <w:p>
       <w:pPr>
@@ -35398,15 +35622,25 @@
         <w:rPr>
           <w:rFonts w:ascii="Times New Roman" w:hAnsi="Times New Roman" w:eastAsia="Times New Roman" w:cs="Times New Roman"/>
         </w:rPr>
-        <w:t xml:space="preserve"> sp</w:t>
-      </w:r>
-      <w:r>
-        <w:rPr>
-          <w:rFonts w:ascii="Times New Roman" w:hAnsi="Times New Roman" w:eastAsia="Times New Roman" w:cs="Times New Roman"/>
-          <w:vertAlign w:val="superscript"/>
-        </w:rPr>
-        <w:t>3</w:t>
-      </w:r>
+        <w:t xml:space="preserve"> </w:t>
+      </w:r>
+      <m:oMath>
+        <m:r>
+          <m:t>s</m:t>
+        </m:r>
+        <m:sSup>
+          <m:e>
+            <m:r>
+              <m:t>p</m:t>
+            </m:r>
+          </m:e>
+          <m:sup>
+            <m:r>
+              <m:t>3</m:t>
+            </m:r>
+          </m:sup>
+        </m:sSup>
+      </m:oMath>
       <w:r>
         <w:rPr>
           <w:rFonts w:ascii="Times New Roman" w:hAnsi="Times New Roman" w:eastAsia="Times New Roman" w:cs="Times New Roman"/>
@@ -35569,15 +35803,28 @@
         <w:rPr>
           <w:rFonts w:ascii="Times New Roman" w:hAnsi="Times New Roman" w:eastAsia="Times New Roman" w:cs="Times New Roman"/>
         </w:rPr>
-        <w:t xml:space="preserve"> dsp</w:t>
-      </w:r>
-      <w:r>
-        <w:rPr>
-          <w:rFonts w:ascii="Times New Roman" w:hAnsi="Times New Roman" w:eastAsia="Times New Roman" w:cs="Times New Roman"/>
-          <w:vertAlign w:val="superscript"/>
-        </w:rPr>
-        <w:t>2</w:t>
-      </w:r>
+        <w:t xml:space="preserve"> </w:t>
+      </w:r>
+      <m:oMath>
+        <m:r>
+          <m:t>d</m:t>
+        </m:r>
+        <m:r>
+          <m:t>s</m:t>
+        </m:r>
+        <m:sSup>
+          <m:e>
+            <m:r>
+              <m:t>p</m:t>
+            </m:r>
+          </m:e>
+          <m:sup>
+            <m:r>
+              <m:t>2</m:t>
+            </m:r>
+          </m:sup>
+        </m:sSup>
+      </m:oMath>
       <w:r>
         <w:rPr>
           <w:rFonts w:ascii="Times New Roman" w:hAnsi="Times New Roman" w:eastAsia="Times New Roman" w:cs="Times New Roman"/>
@@ -35594,292 +35841,28 @@
         <w:rPr>
           <w:rFonts w:ascii="Times New Roman" w:hAnsi="Times New Roman" w:eastAsia="Times New Roman" w:cs="Times New Roman"/>
         </w:rPr>
-        <w:t xml:space="preserve"> CN</w:t>
-      </w:r>
-      <w:r>
-        <w:rPr>
-          <w:rFonts w:ascii="Times New Roman" w:hAnsi="Times New Roman" w:eastAsia="Times New Roman" w:cs="Times New Roman"/>
-          <w:vertAlign w:val="superscript"/>
-        </w:rPr>
-        <w:t>-</w:t>
-      </w:r>
-      <w:r>
-        <w:rPr>
-          <w:rFonts w:ascii="Times New Roman" w:hAnsi="Times New Roman" w:eastAsia="Times New Roman" w:cs="Times New Roman"/>
-        </w:rPr>
-        <w:t xml:space="preserve"> </w:t>
-      </w:r>
-      <w:r>
-        <w:rPr>
-          <w:rFonts w:hint="eastAsia" w:ascii="Times New Roman" w:hAnsi="Times New Roman" w:eastAsia="FangSong" w:cs="Times New Roman"/>
-        </w:rPr>
-        <w:t>形成配键</w:t>
-      </w:r>
-      <w:r>
-        <w:rPr>
-          <w:rFonts w:hint="eastAsia" w:ascii="Times New Roman" w:hAnsi="Times New Roman" w:eastAsia="Times New Roman" w:cs="Times New Roman"/>
-        </w:rPr>
-        <w:t>,</w:t>
-      </w:r>
-      <w:r>
-        <w:rPr>
-          <w:rFonts w:ascii="Times New Roman" w:hAnsi="Times New Roman" w:eastAsia="Times New Roman" w:cs="Times New Roman"/>
-        </w:rPr>
-        <w:t xml:space="preserve"> </w:t>
-      </w:r>
-      <w:r>
-        <w:rPr>
-          <w:rFonts w:hint="eastAsia" w:ascii="Times New Roman" w:hAnsi="Times New Roman" w:eastAsia="FangSong" w:cs="Times New Roman"/>
-        </w:rPr>
-        <w:t>平面四方形</w:t>
-      </w:r>
-      <w:r>
-        <w:rPr>
-          <w:rFonts w:hint="eastAsia" w:ascii="Times New Roman" w:hAnsi="Times New Roman" w:eastAsia="Times New Roman" w:cs="Times New Roman"/>
-        </w:rPr>
-        <w:t>,</w:t>
-      </w:r>
-      <w:r>
-        <w:rPr>
-          <w:rFonts w:ascii="Times New Roman" w:hAnsi="Times New Roman" w:eastAsia="Times New Roman" w:cs="Times New Roman"/>
-        </w:rPr>
-        <w:t xml:space="preserve"> </w:t>
-      </w:r>
-      <w:r>
-        <w:rPr>
-          <w:rFonts w:hint="eastAsia" w:ascii="Times New Roman" w:hAnsi="Times New Roman" w:eastAsia="FangSong" w:cs="Times New Roman"/>
-        </w:rPr>
-        <w:t>抗磁性</w:t>
-      </w:r>
-      <w:r>
-        <w:rPr>
-          <w:rFonts w:hint="eastAsia" w:ascii="Times New Roman" w:hAnsi="Times New Roman" w:eastAsia="Times New Roman" w:cs="Times New Roman"/>
-        </w:rPr>
-        <w:t>。</w:t>
-      </w:r>
-    </w:p>
-    <w:p>
-      <w:pPr>
-        <w:numPr>
-          <w:ilvl w:val="0"/>
-          <w:numId w:val="1042"/>
-        </w:numPr>
-      </w:pPr>
-      <w:r>
-        <w:rPr>
-          <w:rFonts w:ascii="Times New Roman" w:hAnsi="Times New Roman" w:eastAsia="Times New Roman" w:cs="Times New Roman"/>
-        </w:rPr>
-        <w:t>NiCl</w:t>
-      </w:r>
-      <w:r>
-        <w:rPr>
-          <w:rFonts w:ascii="Times New Roman" w:hAnsi="Times New Roman" w:eastAsia="Times New Roman" w:cs="Times New Roman"/>
-          <w:vertAlign w:val="subscript"/>
-        </w:rPr>
-        <w:t>4</w:t>
-      </w:r>
-      <w:r>
-        <w:rPr>
-          <w:rFonts w:ascii="Times New Roman" w:hAnsi="Times New Roman" w:eastAsia="Times New Roman" w:cs="Times New Roman"/>
-          <w:vertAlign w:val="superscript"/>
-        </w:rPr>
-        <w:t>2-</w:t>
-      </w:r>
-      <w:r>
-        <w:rPr>
-          <w:rFonts w:ascii="Times New Roman" w:hAnsi="Times New Roman" w:eastAsia="Times New Roman" w:cs="Times New Roman"/>
-        </w:rPr>
-        <w:t xml:space="preserve"> : Ni </w:t>
-      </w:r>
-      <w:r>
-        <w:rPr>
-          <w:rFonts w:hint="eastAsia" w:ascii="Times New Roman" w:hAnsi="Times New Roman" w:eastAsia="FangSong" w:cs="Times New Roman"/>
-        </w:rPr>
-        <w:t xml:space="preserve">用</w:t>
-      </w:r>
-      <w:r>
-        <w:rPr>
-          <w:rFonts w:ascii="Times New Roman" w:hAnsi="Times New Roman" w:eastAsia="Times New Roman" w:cs="Times New Roman"/>
-        </w:rPr>
-        <w:t xml:space="preserve"> sp</w:t>
-      </w:r>
-      <w:r>
-        <w:rPr>
-          <w:rFonts w:ascii="Times New Roman" w:hAnsi="Times New Roman" w:eastAsia="Times New Roman" w:cs="Times New Roman"/>
-          <w:vertAlign w:val="superscript"/>
-        </w:rPr>
-        <w:t>3</w:t>
-      </w:r>
-      <w:r>
-        <w:rPr>
-          <w:rFonts w:ascii="Times New Roman" w:hAnsi="Times New Roman" w:eastAsia="Times New Roman" w:cs="Times New Roman"/>
-        </w:rPr>
-        <w:t xml:space="preserve"> </w:t>
-      </w:r>
-      <w:r>
-        <w:rPr>
-          <w:rFonts w:hint="eastAsia" w:ascii="Times New Roman" w:hAnsi="Times New Roman" w:eastAsia="FangSong" w:cs="Times New Roman"/>
-        </w:rPr>
-        <w:t xml:space="preserve">杂化轨道和</w:t>
-      </w:r>
-      <w:r>
-        <w:rPr>
-          <w:rFonts w:ascii="Times New Roman" w:hAnsi="Times New Roman" w:eastAsia="Times New Roman" w:cs="Times New Roman"/>
-        </w:rPr>
-        <w:t xml:space="preserve"> Cl</w:t>
-      </w:r>
-      <w:r>
-        <w:rPr>
-          <w:rFonts w:ascii="Times New Roman" w:hAnsi="Times New Roman" w:eastAsia="Times New Roman" w:cs="Times New Roman"/>
-          <w:vertAlign w:val="superscript"/>
-        </w:rPr>
-        <w:t>-</w:t>
-      </w:r>
-      <w:r>
-        <w:rPr>
-          <w:rFonts w:ascii="Times New Roman" w:hAnsi="Times New Roman" w:eastAsia="Times New Roman" w:cs="Times New Roman"/>
-        </w:rPr>
-        <w:t xml:space="preserve"> </w:t>
-      </w:r>
-      <w:r>
-        <w:rPr>
-          <w:rFonts w:hint="eastAsia" w:ascii="Times New Roman" w:hAnsi="Times New Roman" w:eastAsia="FangSong" w:cs="Times New Roman"/>
-        </w:rPr>
-        <w:t>形成配键</w:t>
-      </w:r>
-      <w:r>
-        <w:rPr>
-          <w:rFonts w:hint="eastAsia" w:ascii="Times New Roman" w:hAnsi="Times New Roman" w:eastAsia="Times New Roman" w:cs="Times New Roman"/>
-        </w:rPr>
-        <w:t>,</w:t>
-      </w:r>
-      <w:r>
-        <w:rPr>
-          <w:rFonts w:ascii="Times New Roman" w:hAnsi="Times New Roman" w:eastAsia="Times New Roman" w:cs="Times New Roman"/>
-        </w:rPr>
-        <w:t xml:space="preserve"> </w:t>
-      </w:r>
-      <w:r>
-        <w:rPr>
-          <w:rFonts w:hint="eastAsia" w:ascii="Times New Roman" w:hAnsi="Times New Roman" w:eastAsia="FangSong" w:cs="Times New Roman"/>
-        </w:rPr>
-        <w:t>正四面体形</w:t>
-      </w:r>
-      <w:r>
-        <w:rPr>
-          <w:rFonts w:hint="eastAsia" w:ascii="Times New Roman" w:hAnsi="Times New Roman" w:eastAsia="Times New Roman" w:cs="Times New Roman"/>
-        </w:rPr>
-        <w:t>,</w:t>
-      </w:r>
-      <w:r>
-        <w:rPr>
-          <w:rFonts w:ascii="Times New Roman" w:hAnsi="Times New Roman" w:eastAsia="Times New Roman" w:cs="Times New Roman"/>
-        </w:rPr>
-        <w:t xml:space="preserve"> d</w:t>
-      </w:r>
-      <w:r>
-        <w:rPr>
-          <w:rFonts w:ascii="Times New Roman" w:hAnsi="Times New Roman" w:eastAsia="Times New Roman" w:cs="Times New Roman"/>
-          <w:vertAlign w:val="superscript"/>
-        </w:rPr>
-        <w:t>8</w:t>
-      </w:r>
-      <w:r>
-        <w:rPr>
-          <w:rFonts w:ascii="Times New Roman" w:hAnsi="Times New Roman" w:eastAsia="Times New Roman" w:cs="Times New Roman"/>
-        </w:rPr>
-        <w:t xml:space="preserve"> , </w:t>
-      </w:r>
-      <w:r>
-        <w:rPr>
-          <w:rFonts w:hint="eastAsia" w:ascii="Times New Roman" w:hAnsi="Times New Roman" w:eastAsia="FangSong" w:cs="Times New Roman"/>
-        </w:rPr>
-        <w:t>顺磁性</w:t>
-      </w:r>
-      <w:r>
-        <w:rPr>
-          <w:rFonts w:hint="eastAsia" w:ascii="Times New Roman" w:hAnsi="Times New Roman" w:eastAsia="Times New Roman" w:cs="Times New Roman"/>
-        </w:rPr>
-        <w:t>。</w:t>
-      </w:r>
-    </w:p>
-    <w:p>
-      <w:pPr>
-        <w:numPr>
-          <w:ilvl w:val="0"/>
-          <w:numId w:val="1042"/>
-        </w:numPr>
-      </w:pPr>
-      <w:r>
-        <w:rPr>
-          <w:rFonts w:ascii="Times New Roman" w:hAnsi="Times New Roman" w:eastAsia="Times New Roman" w:cs="Times New Roman"/>
-        </w:rPr>
-        <w:t>PtCl</w:t>
-      </w:r>
-      <w:r>
-        <w:rPr>
-          <w:rFonts w:ascii="Times New Roman" w:hAnsi="Times New Roman" w:eastAsia="Times New Roman" w:cs="Times New Roman"/>
-          <w:vertAlign w:val="subscript"/>
-        </w:rPr>
-        <w:t>4</w:t>
-      </w:r>
-      <w:r>
-        <w:rPr>
-          <w:rFonts w:ascii="Times New Roman" w:hAnsi="Times New Roman" w:eastAsia="Times New Roman" w:cs="Times New Roman"/>
-          <w:vertAlign w:val="superscript"/>
-        </w:rPr>
-        <w:t>2-</w:t>
-      </w:r>
-      <w:r>
-        <w:rPr>
-          <w:rFonts w:ascii="Times New Roman" w:hAnsi="Times New Roman" w:eastAsia="Times New Roman" w:cs="Times New Roman"/>
-        </w:rPr>
-        <w:t xml:space="preserve"> : Pt </w:t>
-      </w:r>
-      <w:r>
-        <w:rPr>
-          <w:rFonts w:hint="eastAsia" w:ascii="Times New Roman" w:hAnsi="Times New Roman" w:eastAsia="FangSong" w:cs="Times New Roman"/>
-        </w:rPr>
-        <w:t xml:space="preserve">用</w:t>
-      </w:r>
-      <w:r>
-        <w:rPr>
-          <w:rFonts w:ascii="Times New Roman" w:hAnsi="Times New Roman" w:eastAsia="Times New Roman" w:cs="Times New Roman"/>
-        </w:rPr>
-        <w:t xml:space="preserve"> dsp</w:t>
-      </w:r>
-      <w:r>
-        <w:rPr>
-          <w:rFonts w:ascii="Times New Roman" w:hAnsi="Times New Roman" w:eastAsia="Times New Roman" w:cs="Times New Roman"/>
-          <w:vertAlign w:val="superscript"/>
-        </w:rPr>
-        <w:t>2</w:t>
-      </w:r>
-      <w:r>
-        <w:rPr>
-          <w:rFonts w:ascii="Times New Roman" w:hAnsi="Times New Roman" w:eastAsia="Times New Roman" w:cs="Times New Roman"/>
-        </w:rPr>
-        <w:t xml:space="preserve"> </w:t>
-      </w:r>
-      <w:r>
-        <w:rPr>
-          <w:rFonts w:hint="eastAsia" w:ascii="Times New Roman" w:hAnsi="Times New Roman" w:eastAsia="FangSong" w:cs="Times New Roman"/>
-        </w:rPr>
-        <w:t xml:space="preserve">杂化轨道和</w:t>
-      </w:r>
-      <w:r>
-        <w:rPr>
-          <w:rFonts w:ascii="Times New Roman" w:hAnsi="Times New Roman" w:eastAsia="Times New Roman" w:cs="Times New Roman"/>
-        </w:rPr>
-        <w:t xml:space="preserve"> Cl</w:t>
-      </w:r>
-      <w:r>
-        <w:rPr>
-          <w:rFonts w:ascii="Times New Roman" w:hAnsi="Times New Roman" w:eastAsia="Times New Roman" w:cs="Times New Roman"/>
-          <w:vertAlign w:val="superscript"/>
-        </w:rPr>
-        <w:t>-</w:t>
-      </w:r>
+        <w:t xml:space="preserve"> </w:t>
+      </w:r>
+      <m:oMath>
+        <m:r>
+          <m:t>C</m:t>
+        </m:r>
+        <m:sSup>
+          <m:e>
+            <m:r>
+              <m:t>N</m:t>
+            </m:r>
+          </m:e>
+          <m:sup>
+            <m:r>
+              <m:rPr>
+                <m:sty m:val="p"/>
+              </m:rPr>
+              <m:t>−</m:t>
+            </m:r>
+          </m:sup>
+        </m:sSup>
+      </m:oMath>
       <w:r>
         <w:rPr>
           <w:rFonts w:ascii="Times New Roman" w:hAnsi="Times New Roman" w:eastAsia="Times New Roman" w:cs="Times New Roman"/>
@@ -35952,7 +35935,10 @@
           </m:ctrlPr>
         </m:oMathPr>
         <m:r>
-          <m:t>I</m:t>
+          <m:t>N</m:t>
+        </m:r>
+        <m:r>
+          <m:t>i</m:t>
         </m:r>
         <m:r>
           <m:t>C</m:t>
@@ -35969,6 +35955,9 @@
             </m:r>
           </m:sub>
           <m:sup>
+            <m:r>
+              <m:t>2</m:t>
+            </m:r>
             <m:r>
               <m:rPr>
                 <m:sty m:val="p"/>
@@ -35977,27 +35966,82 @@
             </m:r>
           </m:sup>
         </m:sSubSup>
-        <m:r>
-          <m:rPr>
-            <m:sty m:val="p"/>
-          </m:rPr>
-          <m:t>:</m:t>
+      </m:oMath>
+      <w:r>
+        <w:rPr>
+          <w:rFonts w:ascii="Times New Roman" w:hAnsi="Times New Roman" w:eastAsia="Times New Roman" w:cs="Times New Roman"/>
+        </w:rPr>
+        <w:t xml:space="preserve"> </w:t>
+      </w:r>
+      <w:r>
+        <w:rPr>
+          <w:rFonts w:ascii="Times New Roman" w:hAnsi="Times New Roman" w:eastAsia="Times New Roman" w:cs="Times New Roman"/>
+        </w:rPr>
+        <w:t xml:space="preserve">: Ni </w:t>
+      </w:r>
+      <w:r>
+        <w:rPr>
+          <w:rFonts w:hint="eastAsia" w:ascii="Times New Roman" w:hAnsi="Times New Roman" w:eastAsia="FangSong" w:cs="Times New Roman"/>
+        </w:rPr>
+        <w:t xml:space="preserve">用</w:t>
+      </w:r>
+      <w:r>
+        <w:rPr>
+          <w:rFonts w:ascii="Times New Roman" w:hAnsi="Times New Roman" w:eastAsia="Times New Roman" w:cs="Times New Roman"/>
+        </w:rPr>
+        <w:t xml:space="preserve"> </w:t>
+      </w:r>
+      <m:oMath>
+        <m:r>
+          <m:t>s</m:t>
         </m:r>
         <m:sSup>
           <m:e>
             <m:r>
-              <m:t>I</m:t>
+              <m:t>p</m:t>
             </m:r>
           </m:e>
           <m:sup>
             <m:r>
               <m:t>3</m:t>
             </m:r>
+          </m:sup>
+        </m:sSup>
+      </m:oMath>
+      <w:r>
+        <w:rPr>
+          <w:rFonts w:ascii="Times New Roman" w:hAnsi="Times New Roman" w:eastAsia="Times New Roman" w:cs="Times New Roman"/>
+        </w:rPr>
+        <w:t xml:space="preserve"> </w:t>
+      </w:r>
+      <w:r>
+        <w:rPr>
+          <w:rFonts w:hint="eastAsia" w:ascii="Times New Roman" w:hAnsi="Times New Roman" w:eastAsia="FangSong" w:cs="Times New Roman"/>
+        </w:rPr>
+        <w:t xml:space="preserve">杂化轨道和</w:t>
+      </w:r>
+      <w:r>
+        <w:rPr>
+          <w:rFonts w:ascii="Times New Roman" w:hAnsi="Times New Roman" w:eastAsia="Times New Roman" w:cs="Times New Roman"/>
+        </w:rPr>
+        <w:t xml:space="preserve"> </w:t>
+      </w:r>
+      <m:oMath>
+        <m:r>
+          <m:t>C</m:t>
+        </m:r>
+        <m:sSup>
+          <m:e>
+            <m:r>
+              <m:t>l</m:t>
+            </m:r>
+          </m:e>
+          <m:sup>
             <m:r>
               <m:rPr>
                 <m:sty m:val="p"/>
               </m:rPr>
-              <m:t>+</m:t>
+              <m:t>−</m:t>
             </m:r>
           </m:sup>
         </m:sSup>
@@ -36012,7 +36056,31 @@
         <w:rPr>
           <w:rFonts w:hint="eastAsia" w:ascii="Times New Roman" w:hAnsi="Times New Roman" w:eastAsia="FangSong" w:cs="Times New Roman"/>
         </w:rPr>
-        <w:t xml:space="preserve">用</w:t>
+        <w:t>形成配键</w:t>
+      </w:r>
+      <w:r>
+        <w:rPr>
+          <w:rFonts w:hint="eastAsia" w:ascii="Times New Roman" w:hAnsi="Times New Roman" w:eastAsia="Times New Roman" w:cs="Times New Roman"/>
+        </w:rPr>
+        <w:t>,</w:t>
+      </w:r>
+      <w:r>
+        <w:rPr>
+          <w:rFonts w:ascii="Times New Roman" w:hAnsi="Times New Roman" w:eastAsia="Times New Roman" w:cs="Times New Roman"/>
+        </w:rPr>
+        <w:t xml:space="preserve"> </w:t>
+      </w:r>
+      <w:r>
+        <w:rPr>
+          <w:rFonts w:hint="eastAsia" w:ascii="Times New Roman" w:hAnsi="Times New Roman" w:eastAsia="FangSong" w:cs="Times New Roman"/>
+        </w:rPr>
+        <w:t>正四面体形</w:t>
+      </w:r>
+      <w:r>
+        <w:rPr>
+          <w:rFonts w:hint="eastAsia" w:ascii="Times New Roman" w:hAnsi="Times New Roman" w:eastAsia="Times New Roman" w:cs="Times New Roman"/>
+        </w:rPr>
+        <w:t>,</w:t>
       </w:r>
       <w:r>
         <w:rPr>
@@ -36021,30 +36089,15 @@
         <w:t xml:space="preserve"> </w:t>
       </w:r>
       <m:oMath>
-        <m:r>
-          <m:t>s</m:t>
-        </m:r>
         <m:sSup>
           <m:e>
             <m:r>
-              <m:t>p</m:t>
+              <m:t>d</m:t>
             </m:r>
           </m:e>
           <m:sup>
             <m:r>
-              <m:t>3</m:t>
-            </m:r>
-          </m:sup>
-        </m:sSup>
-        <m:sSup>
-          <m:e>
-            <m:r>
-              <m:t>d</m:t>
-            </m:r>
-          </m:e>
-          <m:sup>
-            <m:r>
-              <m:t>2</m:t>
+              <m:t>8</m:t>
             </m:r>
           </m:sup>
         </m:sSup>
@@ -36057,152 +36110,15 @@
       </w:r>
       <w:r>
         <w:rPr>
-          <w:rFonts w:hint="eastAsia" w:ascii="Times New Roman" w:hAnsi="Times New Roman" w:eastAsia="FangSong" w:cs="Times New Roman"/>
-        </w:rPr>
-        <w:t>杂化轨道</w:t>
-      </w:r>
-      <w:r>
-        <w:rPr>
-          <w:rFonts w:hint="eastAsia" w:ascii="Times New Roman" w:hAnsi="Times New Roman" w:eastAsia="Times New Roman" w:cs="Times New Roman"/>
-        </w:rPr>
-        <w:t>,</w:t>
-      </w:r>
-      <w:r>
-        <w:rPr>
-          <w:rFonts w:ascii="Times New Roman" w:hAnsi="Times New Roman" w:eastAsia="Times New Roman" w:cs="Times New Roman"/>
-        </w:rPr>
-        <w:t xml:space="preserve"> </w:t>
-      </w:r>
-      <w:r>
-        <w:rPr>
-          <w:rFonts w:hint="eastAsia" w:ascii="Times New Roman" w:hAnsi="Times New Roman" w:eastAsia="FangSong" w:cs="Times New Roman"/>
-        </w:rPr>
-        <w:t>平面四方形</w:t>
-      </w:r>
-      <w:r>
-        <w:rPr>
-          <w:rFonts w:hint="eastAsia" w:ascii="Times New Roman" w:hAnsi="Times New Roman" w:eastAsia="Times New Roman" w:cs="Times New Roman"/>
-        </w:rPr>
-        <w:t>,</w:t>
-      </w:r>
-      <w:r>
-        <w:rPr>
-          <w:rFonts w:ascii="Times New Roman" w:hAnsi="Times New Roman" w:eastAsia="Times New Roman" w:cs="Times New Roman"/>
-        </w:rPr>
-        <w:t xml:space="preserve"> </w:t>
-      </w:r>
-      <w:r>
-        <w:rPr>
-          <w:rFonts w:hint="eastAsia" w:ascii="Times New Roman" w:hAnsi="Times New Roman" w:eastAsia="FangSong" w:cs="Times New Roman"/>
-        </w:rPr>
-        <w:t>抗磁性</w:t>
-      </w:r>
-      <w:r>
-        <w:rPr>
-          <w:rFonts w:hint="eastAsia" w:ascii="Times New Roman" w:hAnsi="Times New Roman" w:eastAsia="Times New Roman" w:cs="Times New Roman"/>
-        </w:rPr>
-        <w:t>。</w:t>
-      </w:r>
-    </w:p>
-    <w:p>
-      <w:pPr>
-        <w:numPr>
-          <w:ilvl w:val="0"/>
-          <w:numId w:val="1042"/>
-        </w:numPr>
-      </w:pPr>
-      <w:r>
-        <w:rPr>
-          <w:rFonts w:ascii="Times New Roman" w:hAnsi="Times New Roman" w:eastAsia="Times New Roman" w:cs="Times New Roman"/>
-        </w:rPr>
-        <w:t>BeF</w:t>
-      </w:r>
-      <w:r>
-        <w:rPr>
-          <w:rFonts w:ascii="Times New Roman" w:hAnsi="Times New Roman" w:eastAsia="Times New Roman" w:cs="Times New Roman"/>
-          <w:vertAlign w:val="subscript"/>
-        </w:rPr>
-        <w:t>4</w:t>
-      </w:r>
-      <w:r>
-        <w:rPr>
-          <w:rFonts w:ascii="Times New Roman" w:hAnsi="Times New Roman" w:eastAsia="Times New Roman" w:cs="Times New Roman"/>
-          <w:vertAlign w:val="superscript"/>
-        </w:rPr>
-        <w:t>2-</w:t>
-      </w:r>
-      <w:r>
-        <w:rPr>
-          <w:rFonts w:ascii="Times New Roman" w:hAnsi="Times New Roman" w:eastAsia="Times New Roman" w:cs="Times New Roman"/>
-        </w:rPr>
-        <w:t xml:space="preserve"> : Be </w:t>
-      </w:r>
-      <w:r>
-        <w:rPr>
-          <w:rFonts w:hint="eastAsia" w:ascii="Times New Roman" w:hAnsi="Times New Roman" w:eastAsia="FangSong" w:cs="Times New Roman"/>
-        </w:rPr>
-        <w:t xml:space="preserve">用</w:t>
-      </w:r>
-      <w:r>
-        <w:rPr>
-          <w:rFonts w:ascii="Times New Roman" w:hAnsi="Times New Roman" w:eastAsia="Times New Roman" w:cs="Times New Roman"/>
-        </w:rPr>
-        <w:t xml:space="preserve"> sp</w:t>
-      </w:r>
-      <w:r>
-        <w:rPr>
-          <w:rFonts w:ascii="Times New Roman" w:hAnsi="Times New Roman" w:eastAsia="Times New Roman" w:cs="Times New Roman"/>
-          <w:vertAlign w:val="superscript"/>
-        </w:rPr>
-        <w:t>3</w:t>
-      </w:r>
-      <w:r>
-        <w:rPr>
-          <w:rFonts w:ascii="Times New Roman" w:hAnsi="Times New Roman" w:eastAsia="Times New Roman" w:cs="Times New Roman"/>
-        </w:rPr>
-        <w:t xml:space="preserve"> </w:t>
-      </w:r>
-      <w:r>
-        <w:rPr>
-          <w:rFonts w:hint="eastAsia" w:ascii="Times New Roman" w:hAnsi="Times New Roman" w:eastAsia="FangSong" w:cs="Times New Roman"/>
-        </w:rPr>
-        <w:t>杂化轨道</w:t>
-      </w:r>
-      <w:r>
-        <w:rPr>
-          <w:rFonts w:hint="eastAsia" w:ascii="Times New Roman" w:hAnsi="Times New Roman" w:eastAsia="Times New Roman" w:cs="Times New Roman"/>
-        </w:rPr>
-        <w:t>,</w:t>
-      </w:r>
-      <w:r>
-        <w:rPr>
-          <w:rFonts w:ascii="Times New Roman" w:hAnsi="Times New Roman" w:eastAsia="Times New Roman" w:cs="Times New Roman"/>
-        </w:rPr>
-        <w:t xml:space="preserve"> </w:t>
-      </w:r>
-      <w:r>
-        <w:rPr>
-          <w:rFonts w:hint="eastAsia" w:ascii="Times New Roman" w:hAnsi="Times New Roman" w:eastAsia="FangSong" w:cs="Times New Roman"/>
-        </w:rPr>
-        <w:t>四面体形</w:t>
-      </w:r>
-      <w:r>
-        <w:rPr>
-          <w:rFonts w:hint="eastAsia" w:ascii="Times New Roman" w:hAnsi="Times New Roman" w:eastAsia="Times New Roman" w:cs="Times New Roman"/>
-        </w:rPr>
-        <w:t>,</w:t>
-      </w:r>
-      <w:r>
-        <w:rPr>
-          <w:rFonts w:ascii="Times New Roman" w:hAnsi="Times New Roman" w:eastAsia="Times New Roman" w:cs="Times New Roman"/>
-        </w:rPr>
-        <w:t xml:space="preserve"> </w:t>
-      </w:r>
-      <w:r>
-        <w:rPr>
-          <w:rFonts w:hint="eastAsia" w:ascii="Times New Roman" w:hAnsi="Times New Roman" w:eastAsia="FangSong" w:cs="Times New Roman"/>
-        </w:rPr>
-        <w:t>抗磁性</w:t>
+          <w:rFonts w:ascii="Times New Roman" w:hAnsi="Times New Roman" w:eastAsia="Times New Roman" w:cs="Times New Roman"/>
+        </w:rPr>
+        <w:t xml:space="preserve">, </w:t>
+      </w:r>
+      <w:r>
+        <w:rPr>
+          <w:rFonts w:hint="eastAsia" w:ascii="Times New Roman" w:hAnsi="Times New Roman" w:eastAsia="FangSong" w:cs="Times New Roman"/>
+        </w:rPr>
+        <w:t>顺磁性</w:t>
       </w:r>
       <w:r>
         <w:rPr>
@@ -36228,15 +36144,18 @@
           </m:ctrlPr>
         </m:oMathPr>
         <m:r>
-          <m:t>S</m:t>
-        </m:r>
-        <m:r>
-          <m:t>b</m:t>
+          <m:t>P</m:t>
+        </m:r>
+        <m:r>
+          <m:t>t</m:t>
+        </m:r>
+        <m:r>
+          <m:t>C</m:t>
         </m:r>
         <m:sSubSup>
           <m:e>
             <m:r>
-              <m:t>F</m:t>
+              <m:t>l</m:t>
             </m:r>
           </m:e>
           <m:sub>
@@ -36245,6 +36164,9 @@
             </m:r>
           </m:sub>
           <m:sup>
+            <m:r>
+              <m:t>2</m:t>
+            </m:r>
             <m:r>
               <m:rPr>
                 <m:sty m:val="p"/>
@@ -36253,30 +36175,85 @@
             </m:r>
           </m:sup>
         </m:sSubSup>
-        <m:r>
-          <m:rPr>
-            <m:sty m:val="p"/>
-          </m:rPr>
-          <m:t>:</m:t>
-        </m:r>
-        <m:r>
-          <m:t>S</m:t>
+      </m:oMath>
+      <w:r>
+        <w:rPr>
+          <w:rFonts w:ascii="Times New Roman" w:hAnsi="Times New Roman" w:eastAsia="Times New Roman" w:cs="Times New Roman"/>
+        </w:rPr>
+        <w:t xml:space="preserve"> </w:t>
+      </w:r>
+      <w:r>
+        <w:rPr>
+          <w:rFonts w:ascii="Times New Roman" w:hAnsi="Times New Roman" w:eastAsia="Times New Roman" w:cs="Times New Roman"/>
+        </w:rPr>
+        <w:t xml:space="preserve">: Pt </w:t>
+      </w:r>
+      <w:r>
+        <w:rPr>
+          <w:rFonts w:hint="eastAsia" w:ascii="Times New Roman" w:hAnsi="Times New Roman" w:eastAsia="FangSong" w:cs="Times New Roman"/>
+        </w:rPr>
+        <w:t xml:space="preserve">用</w:t>
+      </w:r>
+      <w:r>
+        <w:rPr>
+          <w:rFonts w:ascii="Times New Roman" w:hAnsi="Times New Roman" w:eastAsia="Times New Roman" w:cs="Times New Roman"/>
+        </w:rPr>
+        <w:t xml:space="preserve"> </w:t>
+      </w:r>
+      <m:oMath>
+        <m:r>
+          <m:t>d</m:t>
+        </m:r>
+        <m:r>
+          <m:t>s</m:t>
         </m:r>
         <m:sSup>
           <m:e>
             <m:r>
-              <m:t>b</m:t>
+              <m:t>p</m:t>
             </m:r>
           </m:e>
           <m:sup>
             <m:r>
-              <m:t>3</m:t>
-            </m:r>
+              <m:t>2</m:t>
+            </m:r>
+          </m:sup>
+        </m:sSup>
+      </m:oMath>
+      <w:r>
+        <w:rPr>
+          <w:rFonts w:ascii="Times New Roman" w:hAnsi="Times New Roman" w:eastAsia="Times New Roman" w:cs="Times New Roman"/>
+        </w:rPr>
+        <w:t xml:space="preserve"> </w:t>
+      </w:r>
+      <w:r>
+        <w:rPr>
+          <w:rFonts w:hint="eastAsia" w:ascii="Times New Roman" w:hAnsi="Times New Roman" w:eastAsia="FangSong" w:cs="Times New Roman"/>
+        </w:rPr>
+        <w:t xml:space="preserve">杂化轨道和</w:t>
+      </w:r>
+      <w:r>
+        <w:rPr>
+          <w:rFonts w:ascii="Times New Roman" w:hAnsi="Times New Roman" w:eastAsia="Times New Roman" w:cs="Times New Roman"/>
+        </w:rPr>
+        <w:t xml:space="preserve"> </w:t>
+      </w:r>
+      <m:oMath>
+        <m:r>
+          <m:t>C</m:t>
+        </m:r>
+        <m:sSup>
+          <m:e>
+            <m:r>
+              <m:t>l</m:t>
+            </m:r>
+          </m:e>
+          <m:sup>
             <m:r>
               <m:rPr>
                 <m:sty m:val="p"/>
               </m:rPr>
-              <m:t>+</m:t>
+              <m:t>−</m:t>
             </m:r>
           </m:sup>
         </m:sSup>
@@ -36291,69 +36268,43 @@
         <w:rPr>
           <w:rFonts w:hint="eastAsia" w:ascii="Times New Roman" w:hAnsi="Times New Roman" w:eastAsia="FangSong" w:cs="Times New Roman"/>
         </w:rPr>
-        <w:t xml:space="preserve">用</w:t>
-      </w:r>
-      <w:r>
-        <w:rPr>
-          <w:rFonts w:ascii="Times New Roman" w:hAnsi="Times New Roman" w:eastAsia="Times New Roman" w:cs="Times New Roman"/>
-        </w:rPr>
-        <w:t xml:space="preserve"> </w:t>
-      </w:r>
-      <m:oMath>
-        <m:r>
-          <m:t>s</m:t>
-        </m:r>
-        <m:sSup>
-          <m:e>
-            <m:r>
-              <m:t>p</m:t>
-            </m:r>
-          </m:e>
-          <m:sup>
-            <m:r>
-              <m:t>3</m:t>
-            </m:r>
-          </m:sup>
-        </m:sSup>
-        <m:r>
-          <m:t>d</m:t>
-        </m:r>
-      </m:oMath>
-      <w:r>
-        <w:rPr>
-          <w:rFonts w:ascii="Times New Roman" w:hAnsi="Times New Roman" w:eastAsia="Times New Roman" w:cs="Times New Roman"/>
-        </w:rPr>
-        <w:t xml:space="preserve"> </w:t>
-      </w:r>
-      <w:r>
-        <w:rPr>
-          <w:rFonts w:hint="eastAsia" w:ascii="Times New Roman" w:hAnsi="Times New Roman" w:eastAsia="FangSong" w:cs="Times New Roman"/>
-        </w:rPr>
-        <w:t>杂化轨道</w:t>
-      </w:r>
-      <w:r>
-        <w:rPr>
-          <w:rFonts w:hint="eastAsia" w:ascii="Times New Roman" w:hAnsi="Times New Roman" w:eastAsia="Times New Roman" w:cs="Times New Roman"/>
-        </w:rPr>
-        <w:t>。</w:t>
-      </w:r>
-      <w:r>
-        <w:rPr>
-          <w:rFonts w:hint="eastAsia" w:ascii="Times New Roman" w:hAnsi="Times New Roman" w:eastAsia="FangSong" w:cs="Times New Roman"/>
-        </w:rPr>
-        <w:t>分子形状如图</w:t>
-      </w:r>
-      <w:r>
-        <w:rPr>
-          <w:rFonts w:ascii="Times New Roman" w:hAnsi="Times New Roman" w:eastAsia="Times New Roman" w:cs="Times New Roman"/>
-        </w:rPr>
-        <w:t xml:space="preserve"> C.11 </w:t>
-      </w:r>
-      <w:r>
-        <w:rPr>
-          <w:rFonts w:hint="eastAsia" w:ascii="Times New Roman" w:hAnsi="Times New Roman" w:eastAsia="FangSong" w:cs="Times New Roman"/>
-        </w:rPr>
-        <w:t>所示</w:t>
+        <w:t>形成配键</w:t>
+      </w:r>
+      <w:r>
+        <w:rPr>
+          <w:rFonts w:hint="eastAsia" w:ascii="Times New Roman" w:hAnsi="Times New Roman" w:eastAsia="Times New Roman" w:cs="Times New Roman"/>
+        </w:rPr>
+        <w:t>,</w:t>
+      </w:r>
+      <w:r>
+        <w:rPr>
+          <w:rFonts w:ascii="Times New Roman" w:hAnsi="Times New Roman" w:eastAsia="Times New Roman" w:cs="Times New Roman"/>
+        </w:rPr>
+        <w:t xml:space="preserve"> </w:t>
+      </w:r>
+      <w:r>
+        <w:rPr>
+          <w:rFonts w:hint="eastAsia" w:ascii="Times New Roman" w:hAnsi="Times New Roman" w:eastAsia="FangSong" w:cs="Times New Roman"/>
+        </w:rPr>
+        <w:t>平面四方形</w:t>
+      </w:r>
+      <w:r>
+        <w:rPr>
+          <w:rFonts w:hint="eastAsia" w:ascii="Times New Roman" w:hAnsi="Times New Roman" w:eastAsia="Times New Roman" w:cs="Times New Roman"/>
+        </w:rPr>
+        <w:t>,</w:t>
+      </w:r>
+      <w:r>
+        <w:rPr>
+          <w:rFonts w:ascii="Times New Roman" w:hAnsi="Times New Roman" w:eastAsia="Times New Roman" w:cs="Times New Roman"/>
+        </w:rPr>
+        <w:t xml:space="preserve"> </w:t>
+      </w:r>
+      <w:r>
+        <w:rPr>
+          <w:rFonts w:hint="eastAsia" w:ascii="Times New Roman" w:hAnsi="Times New Roman" w:eastAsia="FangSong" w:cs="Times New Roman"/>
+        </w:rPr>
+        <w:t>抗磁性</w:t>
       </w:r>
       <w:r>
         <w:rPr>
@@ -36370,6 +36321,468 @@
         </w:numPr>
       </w:pPr>
       <m:oMath>
+        <m:oMathPr>
+          <m:ctrlPr>
+            <w:rPr>
+              <w:sz w:val="28"/>
+              <w:szCs w:val="28"/>
+            </w:rPr>
+          </m:ctrlPr>
+        </m:oMathPr>
+        <m:r>
+          <m:t>I</m:t>
+        </m:r>
+        <m:r>
+          <m:t>C</m:t>
+        </m:r>
+        <m:sSubSup>
+          <m:e>
+            <m:r>
+              <m:t>l</m:t>
+            </m:r>
+          </m:e>
+          <m:sub>
+            <m:r>
+              <m:t>4</m:t>
+            </m:r>
+          </m:sub>
+          <m:sup>
+            <m:r>
+              <m:rPr>
+                <m:sty m:val="p"/>
+              </m:rPr>
+              <m:t>−</m:t>
+            </m:r>
+          </m:sup>
+        </m:sSubSup>
+        <m:r>
+          <m:rPr>
+            <m:sty m:val="p"/>
+          </m:rPr>
+          <m:t>:</m:t>
+        </m:r>
+        <m:sSup>
+          <m:e>
+            <m:r>
+              <m:t>I</m:t>
+            </m:r>
+          </m:e>
+          <m:sup>
+            <m:r>
+              <m:t>3</m:t>
+            </m:r>
+            <m:r>
+              <m:rPr>
+                <m:sty m:val="p"/>
+              </m:rPr>
+              <m:t>+</m:t>
+            </m:r>
+          </m:sup>
+        </m:sSup>
+      </m:oMath>
+      <w:r>
+        <w:rPr>
+          <w:rFonts w:ascii="Times New Roman" w:hAnsi="Times New Roman" w:eastAsia="Times New Roman" w:cs="Times New Roman"/>
+        </w:rPr>
+        <w:t xml:space="preserve"> </w:t>
+      </w:r>
+      <w:r>
+        <w:rPr>
+          <w:rFonts w:hint="eastAsia" w:ascii="Times New Roman" w:hAnsi="Times New Roman" w:eastAsia="FangSong" w:cs="Times New Roman"/>
+        </w:rPr>
+        <w:t xml:space="preserve">用</w:t>
+      </w:r>
+      <w:r>
+        <w:rPr>
+          <w:rFonts w:ascii="Times New Roman" w:hAnsi="Times New Roman" w:eastAsia="Times New Roman" w:cs="Times New Roman"/>
+        </w:rPr>
+        <w:t xml:space="preserve"> </w:t>
+      </w:r>
+      <m:oMath>
+        <m:r>
+          <m:t>s</m:t>
+        </m:r>
+        <m:sSup>
+          <m:e>
+            <m:r>
+              <m:t>p</m:t>
+            </m:r>
+          </m:e>
+          <m:sup>
+            <m:r>
+              <m:t>3</m:t>
+            </m:r>
+          </m:sup>
+        </m:sSup>
+        <m:sSup>
+          <m:e>
+            <m:r>
+              <m:t>d</m:t>
+            </m:r>
+          </m:e>
+          <m:sup>
+            <m:r>
+              <m:t>2</m:t>
+            </m:r>
+          </m:sup>
+        </m:sSup>
+      </m:oMath>
+      <w:r>
+        <w:rPr>
+          <w:rFonts w:ascii="Times New Roman" w:hAnsi="Times New Roman" w:eastAsia="Times New Roman" w:cs="Times New Roman"/>
+        </w:rPr>
+        <w:t xml:space="preserve"> </w:t>
+      </w:r>
+      <w:r>
+        <w:rPr>
+          <w:rFonts w:hint="eastAsia" w:ascii="Times New Roman" w:hAnsi="Times New Roman" w:eastAsia="FangSong" w:cs="Times New Roman"/>
+        </w:rPr>
+        <w:t>杂化轨道</w:t>
+      </w:r>
+      <w:r>
+        <w:rPr>
+          <w:rFonts w:hint="eastAsia" w:ascii="Times New Roman" w:hAnsi="Times New Roman" w:eastAsia="Times New Roman" w:cs="Times New Roman"/>
+        </w:rPr>
+        <w:t>,</w:t>
+      </w:r>
+      <w:r>
+        <w:rPr>
+          <w:rFonts w:ascii="Times New Roman" w:hAnsi="Times New Roman" w:eastAsia="Times New Roman" w:cs="Times New Roman"/>
+        </w:rPr>
+        <w:t xml:space="preserve"> </w:t>
+      </w:r>
+      <w:r>
+        <w:rPr>
+          <w:rFonts w:hint="eastAsia" w:ascii="Times New Roman" w:hAnsi="Times New Roman" w:eastAsia="FangSong" w:cs="Times New Roman"/>
+        </w:rPr>
+        <w:t>平面四方形</w:t>
+      </w:r>
+      <w:r>
+        <w:rPr>
+          <w:rFonts w:hint="eastAsia" w:ascii="Times New Roman" w:hAnsi="Times New Roman" w:eastAsia="Times New Roman" w:cs="Times New Roman"/>
+        </w:rPr>
+        <w:t>,</w:t>
+      </w:r>
+      <w:r>
+        <w:rPr>
+          <w:rFonts w:ascii="Times New Roman" w:hAnsi="Times New Roman" w:eastAsia="Times New Roman" w:cs="Times New Roman"/>
+        </w:rPr>
+        <w:t xml:space="preserve"> </w:t>
+      </w:r>
+      <w:r>
+        <w:rPr>
+          <w:rFonts w:hint="eastAsia" w:ascii="Times New Roman" w:hAnsi="Times New Roman" w:eastAsia="FangSong" w:cs="Times New Roman"/>
+        </w:rPr>
+        <w:t>抗磁性</w:t>
+      </w:r>
+      <w:r>
+        <w:rPr>
+          <w:rFonts w:hint="eastAsia" w:ascii="Times New Roman" w:hAnsi="Times New Roman" w:eastAsia="Times New Roman" w:cs="Times New Roman"/>
+        </w:rPr>
+        <w:t>。</w:t>
+      </w:r>
+    </w:p>
+    <w:p>
+      <w:pPr>
+        <w:numPr>
+          <w:ilvl w:val="0"/>
+          <w:numId w:val="1042"/>
+        </w:numPr>
+      </w:pPr>
+      <m:oMath>
+        <m:oMathPr>
+          <m:ctrlPr>
+            <w:rPr>
+              <w:sz w:val="28"/>
+              <w:szCs w:val="28"/>
+            </w:rPr>
+          </m:ctrlPr>
+        </m:oMathPr>
+        <m:r>
+          <m:t>B</m:t>
+        </m:r>
+        <m:r>
+          <m:t>e</m:t>
+        </m:r>
+        <m:sSubSup>
+          <m:e>
+            <m:r>
+              <m:t>F</m:t>
+            </m:r>
+          </m:e>
+          <m:sub>
+            <m:r>
+              <m:t>4</m:t>
+            </m:r>
+          </m:sub>
+          <m:sup>
+            <m:r>
+              <m:t>2</m:t>
+            </m:r>
+            <m:r>
+              <m:rPr>
+                <m:sty m:val="p"/>
+              </m:rPr>
+              <m:t>−</m:t>
+            </m:r>
+          </m:sup>
+        </m:sSubSup>
+      </m:oMath>
+      <w:r>
+        <w:rPr>
+          <w:rFonts w:ascii="Times New Roman" w:hAnsi="Times New Roman" w:eastAsia="Times New Roman" w:cs="Times New Roman"/>
+        </w:rPr>
+        <w:t xml:space="preserve"> </w:t>
+      </w:r>
+      <w:r>
+        <w:rPr>
+          <w:rFonts w:ascii="Times New Roman" w:hAnsi="Times New Roman" w:eastAsia="Times New Roman" w:cs="Times New Roman"/>
+        </w:rPr>
+        <w:t xml:space="preserve">: Be </w:t>
+      </w:r>
+      <w:r>
+        <w:rPr>
+          <w:rFonts w:hint="eastAsia" w:ascii="Times New Roman" w:hAnsi="Times New Roman" w:eastAsia="FangSong" w:cs="Times New Roman"/>
+        </w:rPr>
+        <w:t xml:space="preserve">用</w:t>
+      </w:r>
+      <w:r>
+        <w:rPr>
+          <w:rFonts w:ascii="Times New Roman" w:hAnsi="Times New Roman" w:eastAsia="Times New Roman" w:cs="Times New Roman"/>
+        </w:rPr>
+        <w:t xml:space="preserve"> </w:t>
+      </w:r>
+      <m:oMath>
+        <m:r>
+          <m:t>s</m:t>
+        </m:r>
+        <m:sSup>
+          <m:e>
+            <m:r>
+              <m:t>p</m:t>
+            </m:r>
+          </m:e>
+          <m:sup>
+            <m:r>
+              <m:t>3</m:t>
+            </m:r>
+          </m:sup>
+        </m:sSup>
+      </m:oMath>
+      <w:r>
+        <w:rPr>
+          <w:rFonts w:ascii="Times New Roman" w:hAnsi="Times New Roman" w:eastAsia="Times New Roman" w:cs="Times New Roman"/>
+        </w:rPr>
+        <w:t xml:space="preserve"> </w:t>
+      </w:r>
+      <w:r>
+        <w:rPr>
+          <w:rFonts w:hint="eastAsia" w:ascii="Times New Roman" w:hAnsi="Times New Roman" w:eastAsia="FangSong" w:cs="Times New Roman"/>
+        </w:rPr>
+        <w:t>杂化轨道</w:t>
+      </w:r>
+      <w:r>
+        <w:rPr>
+          <w:rFonts w:hint="eastAsia" w:ascii="Times New Roman" w:hAnsi="Times New Roman" w:eastAsia="Times New Roman" w:cs="Times New Roman"/>
+        </w:rPr>
+        <w:t>,</w:t>
+      </w:r>
+      <w:r>
+        <w:rPr>
+          <w:rFonts w:ascii="Times New Roman" w:hAnsi="Times New Roman" w:eastAsia="Times New Roman" w:cs="Times New Roman"/>
+        </w:rPr>
+        <w:t xml:space="preserve"> </w:t>
+      </w:r>
+      <w:r>
+        <w:rPr>
+          <w:rFonts w:hint="eastAsia" w:ascii="Times New Roman" w:hAnsi="Times New Roman" w:eastAsia="FangSong" w:cs="Times New Roman"/>
+        </w:rPr>
+        <w:t>四面体形</w:t>
+      </w:r>
+      <w:r>
+        <w:rPr>
+          <w:rFonts w:hint="eastAsia" w:ascii="Times New Roman" w:hAnsi="Times New Roman" w:eastAsia="Times New Roman" w:cs="Times New Roman"/>
+        </w:rPr>
+        <w:t>,</w:t>
+      </w:r>
+      <w:r>
+        <w:rPr>
+          <w:rFonts w:ascii="Times New Roman" w:hAnsi="Times New Roman" w:eastAsia="Times New Roman" w:cs="Times New Roman"/>
+        </w:rPr>
+        <w:t xml:space="preserve"> </w:t>
+      </w:r>
+      <w:r>
+        <w:rPr>
+          <w:rFonts w:hint="eastAsia" w:ascii="Times New Roman" w:hAnsi="Times New Roman" w:eastAsia="FangSong" w:cs="Times New Roman"/>
+        </w:rPr>
+        <w:t>抗磁性</w:t>
+      </w:r>
+      <w:r>
+        <w:rPr>
+          <w:rFonts w:hint="eastAsia" w:ascii="Times New Roman" w:hAnsi="Times New Roman" w:eastAsia="Times New Roman" w:cs="Times New Roman"/>
+        </w:rPr>
+        <w:t>。</w:t>
+      </w:r>
+    </w:p>
+    <w:p>
+      <w:pPr>
+        <w:numPr>
+          <w:ilvl w:val="0"/>
+          <w:numId w:val="1042"/>
+        </w:numPr>
+      </w:pPr>
+      <m:oMath>
+        <m:oMathPr>
+          <m:ctrlPr>
+            <w:rPr>
+              <w:sz w:val="28"/>
+              <w:szCs w:val="28"/>
+            </w:rPr>
+          </m:ctrlPr>
+        </m:oMathPr>
+        <m:r>
+          <m:t>S</m:t>
+        </m:r>
+        <m:r>
+          <m:t>b</m:t>
+        </m:r>
+        <m:sSubSup>
+          <m:e>
+            <m:r>
+              <m:t>F</m:t>
+            </m:r>
+          </m:e>
+          <m:sub>
+            <m:r>
+              <m:t>4</m:t>
+            </m:r>
+          </m:sub>
+          <m:sup>
+            <m:r>
+              <m:rPr>
+                <m:sty m:val="p"/>
+              </m:rPr>
+              <m:t>−</m:t>
+            </m:r>
+          </m:sup>
+        </m:sSubSup>
+        <m:r>
+          <m:rPr>
+            <m:sty m:val="p"/>
+          </m:rPr>
+          <m:t>:</m:t>
+        </m:r>
+        <m:r>
+          <m:t>S</m:t>
+        </m:r>
+        <m:sSup>
+          <m:e>
+            <m:r>
+              <m:t>b</m:t>
+            </m:r>
+          </m:e>
+          <m:sup>
+            <m:r>
+              <m:t>3</m:t>
+            </m:r>
+            <m:r>
+              <m:rPr>
+                <m:sty m:val="p"/>
+              </m:rPr>
+              <m:t>+</m:t>
+            </m:r>
+          </m:sup>
+        </m:sSup>
+      </m:oMath>
+      <w:r>
+        <w:rPr>
+          <w:rFonts w:ascii="Times New Roman" w:hAnsi="Times New Roman" w:eastAsia="Times New Roman" w:cs="Times New Roman"/>
+        </w:rPr>
+        <w:t xml:space="preserve"> </w:t>
+      </w:r>
+      <w:r>
+        <w:rPr>
+          <w:rFonts w:hint="eastAsia" w:ascii="Times New Roman" w:hAnsi="Times New Roman" w:eastAsia="FangSong" w:cs="Times New Roman"/>
+        </w:rPr>
+        <w:t xml:space="preserve">用</w:t>
+      </w:r>
+      <w:r>
+        <w:rPr>
+          <w:rFonts w:ascii="Times New Roman" w:hAnsi="Times New Roman" w:eastAsia="Times New Roman" w:cs="Times New Roman"/>
+        </w:rPr>
+        <w:t xml:space="preserve"> </w:t>
+      </w:r>
+      <m:oMath>
+        <m:r>
+          <m:t>s</m:t>
+        </m:r>
+        <m:sSup>
+          <m:e>
+            <m:r>
+              <m:t>p</m:t>
+            </m:r>
+          </m:e>
+          <m:sup>
+            <m:r>
+              <m:t>3</m:t>
+            </m:r>
+          </m:sup>
+        </m:sSup>
+        <m:r>
+          <m:t>d</m:t>
+        </m:r>
+      </m:oMath>
+      <w:r>
+        <w:rPr>
+          <w:rFonts w:ascii="Times New Roman" w:hAnsi="Times New Roman" w:eastAsia="Times New Roman" w:cs="Times New Roman"/>
+        </w:rPr>
+        <w:t xml:space="preserve"> </w:t>
+      </w:r>
+      <w:r>
+        <w:rPr>
+          <w:rFonts w:hint="eastAsia" w:ascii="Times New Roman" w:hAnsi="Times New Roman" w:eastAsia="FangSong" w:cs="Times New Roman"/>
+        </w:rPr>
+        <w:t>杂化轨道</w:t>
+      </w:r>
+      <w:r>
+        <w:rPr>
+          <w:rFonts w:hint="eastAsia" w:ascii="Times New Roman" w:hAnsi="Times New Roman" w:eastAsia="Times New Roman" w:cs="Times New Roman"/>
+        </w:rPr>
+        <w:t>。</w:t>
+      </w:r>
+      <w:r>
+        <w:rPr>
+          <w:rFonts w:hint="eastAsia" w:ascii="Times New Roman" w:hAnsi="Times New Roman" w:eastAsia="FangSong" w:cs="Times New Roman"/>
+        </w:rPr>
+        <w:t>分子形状如图</w:t>
+      </w:r>
+      <w:r>
+        <w:rPr>
+          <w:rFonts w:ascii="Times New Roman" w:hAnsi="Times New Roman" w:eastAsia="Times New Roman" w:cs="Times New Roman"/>
+        </w:rPr>
+        <w:t xml:space="preserve"> C.11 </w:t>
+      </w:r>
+      <w:r>
+        <w:rPr>
+          <w:rFonts w:hint="eastAsia" w:ascii="Times New Roman" w:hAnsi="Times New Roman" w:eastAsia="FangSong" w:cs="Times New Roman"/>
+        </w:rPr>
+        <w:t>所示</w:t>
+      </w:r>
+      <w:r>
+        <w:rPr>
+          <w:rFonts w:hint="eastAsia" w:ascii="Times New Roman" w:hAnsi="Times New Roman" w:eastAsia="Times New Roman" w:cs="Times New Roman"/>
+        </w:rPr>
+        <w:t>。</w:t>
+      </w:r>
+    </w:p>
+    <w:p>
+      <w:pPr>
+        <w:numPr>
+          <w:ilvl w:val="0"/>
+          <w:numId w:val="1042"/>
+        </w:numPr>
+      </w:pPr>
+      <m:oMath>
         <m:r>
           <m:t>S</m:t>
         </m:r>
@@ -36493,7 +36906,7 @@
       </w:r>
     </w:p>
     <w:bookmarkEnd w:id="66"/>
-    <w:bookmarkStart w:id="70" w:name="习题c.12"/>
+    <w:bookmarkStart w:id="70" w:name="分子的对称性判断-2"/>
     <w:p>
       <w:pPr>
         <w:pStyle w:val="Heading2"/>
@@ -36509,13 +36922,7 @@
         <w:rPr>
           <w:rFonts w:hint="eastAsia" w:ascii="Times New Roman" w:hAnsi="Times New Roman" w:eastAsia="SimHei" w:cs="Times New Roman"/>
         </w:rPr>
-        <w:t>习题</w:t>
-      </w:r>
-      <w:r>
-        <w:rPr>
-          <w:rFonts w:hint="eastAsia" w:ascii="Times New Roman" w:hAnsi="Times New Roman" w:eastAsia="Times New Roman" w:cs="Times New Roman"/>
-        </w:rPr>
-        <w:t>C.12</w:t>
+        <w:t xml:space="preserve">分子的对称性判断</w:t>
       </w:r>
     </w:p>
     <w:p>
@@ -36738,15 +37145,22 @@
         <w:rPr>
           <w:rFonts w:ascii="Times New Roman" w:hAnsi="Times New Roman" w:eastAsia="Times New Roman" w:cs="Times New Roman"/>
         </w:rPr>
-        <w:t xml:space="preserve"> C</w:t>
-      </w:r>
-      <w:r>
-        <w:rPr>
-          <w:rFonts w:ascii="Times New Roman" w:hAnsi="Times New Roman" w:eastAsia="Times New Roman" w:cs="Times New Roman"/>
-          <w:vertAlign w:val="subscript"/>
-        </w:rPr>
-        <w:t>60</w:t>
-      </w:r>
+        <w:t xml:space="preserve"> </w:t>
+      </w:r>
+      <m:oMath>
+        <m:sSub>
+          <m:e>
+            <m:r>
+              <m:t>C</m:t>
+            </m:r>
+          </m:e>
+          <m:sub>
+            <m:r>
+              <m:t>60</m:t>
+            </m:r>
+          </m:sub>
+        </m:sSub>
+      </m:oMath>
       <w:r>
         <w:rPr>
           <w:rFonts w:ascii="Times New Roman" w:hAnsi="Times New Roman" w:eastAsia="Times New Roman" w:cs="Times New Roman"/>
@@ -36869,15 +37283,22 @@
         <w:rPr>
           <w:rFonts w:ascii="Times New Roman" w:hAnsi="Times New Roman" w:eastAsia="Times New Roman" w:cs="Times New Roman"/>
         </w:rPr>
-        <w:t xml:space="preserve"> C</w:t>
-      </w:r>
-      <w:r>
-        <w:rPr>
-          <w:rFonts w:ascii="Times New Roman" w:hAnsi="Times New Roman" w:eastAsia="Times New Roman" w:cs="Times New Roman"/>
-          <w:vertAlign w:val="subscript"/>
-        </w:rPr>
-        <w:t>80</w:t>
-      </w:r>
+        <w:t xml:space="preserve"> </w:t>
+      </w:r>
+      <m:oMath>
+        <m:sSub>
+          <m:e>
+            <m:r>
+              <m:t>C</m:t>
+            </m:r>
+          </m:e>
+          <m:sub>
+            <m:r>
+              <m:t>80</m:t>
+            </m:r>
+          </m:sub>
+        </m:sSub>
+      </m:oMath>
       <w:r>
         <w:rPr>
           <w:rFonts w:ascii="Times New Roman" w:hAnsi="Times New Roman" w:eastAsia="Times New Roman" w:cs="Times New Roman"/>
@@ -36894,15 +37315,22 @@
         <w:rPr>
           <w:rFonts w:ascii="Times New Roman" w:hAnsi="Times New Roman" w:eastAsia="Times New Roman" w:cs="Times New Roman"/>
         </w:rPr>
-        <w:t xml:space="preserve"> C</w:t>
-      </w:r>
-      <w:r>
-        <w:rPr>
-          <w:rFonts w:ascii="Times New Roman" w:hAnsi="Times New Roman" w:eastAsia="Times New Roman" w:cs="Times New Roman"/>
-          <w:vertAlign w:val="subscript"/>
-        </w:rPr>
-        <w:t>82</w:t>
-      </w:r>
+        <w:t xml:space="preserve"> </w:t>
+      </w:r>
+      <m:oMath>
+        <m:sSub>
+          <m:e>
+            <m:r>
+              <m:t>C</m:t>
+            </m:r>
+          </m:e>
+          <m:sub>
+            <m:r>
+              <m:t>82</m:t>
+            </m:r>
+          </m:sub>
+        </m:sSub>
+      </m:oMath>
       <w:r>
         <w:rPr>
           <w:rFonts w:ascii="Times New Roman" w:hAnsi="Times New Roman" w:eastAsia="Times New Roman" w:cs="Times New Roman"/>
@@ -36919,15 +37347,22 @@
         <w:rPr>
           <w:rFonts w:ascii="Times New Roman" w:hAnsi="Times New Roman" w:eastAsia="Times New Roman" w:cs="Times New Roman"/>
         </w:rPr>
-        <w:t xml:space="preserve"> C</w:t>
-      </w:r>
-      <w:r>
-        <w:rPr>
-          <w:rFonts w:ascii="Times New Roman" w:hAnsi="Times New Roman" w:eastAsia="Times New Roman" w:cs="Times New Roman"/>
-          <w:vertAlign w:val="subscript"/>
-        </w:rPr>
-        <w:t>84</w:t>
-      </w:r>
+        <w:t xml:space="preserve"> </w:t>
+      </w:r>
+      <m:oMath>
+        <m:sSub>
+          <m:e>
+            <m:r>
+              <m:t>C</m:t>
+            </m:r>
+          </m:e>
+          <m:sub>
+            <m:r>
+              <m:t>84</m:t>
+            </m:r>
+          </m:sub>
+        </m:sSub>
+      </m:oMath>
       <w:r>
         <w:rPr>
           <w:rFonts w:ascii="Times New Roman" w:hAnsi="Times New Roman" w:eastAsia="Times New Roman" w:cs="Times New Roman"/>
@@ -36956,15 +37391,22 @@
         <w:rPr>
           <w:rFonts w:ascii="Times New Roman" w:hAnsi="Times New Roman" w:eastAsia="Times New Roman" w:cs="Times New Roman"/>
         </w:rPr>
-        <w:t xml:space="preserve"> C</w:t>
-      </w:r>
-      <w:r>
-        <w:rPr>
-          <w:rFonts w:ascii="Times New Roman" w:hAnsi="Times New Roman" w:eastAsia="Times New Roman" w:cs="Times New Roman"/>
-          <w:vertAlign w:val="subscript"/>
-        </w:rPr>
-        <w:t>80</w:t>
-      </w:r>
+        <w:t xml:space="preserve"> </w:t>
+      </w:r>
+      <m:oMath>
+        <m:sSub>
+          <m:e>
+            <m:r>
+              <m:t>C</m:t>
+            </m:r>
+          </m:e>
+          <m:sub>
+            <m:r>
+              <m:t>80</m:t>
+            </m:r>
+          </m:sub>
+        </m:sSub>
+      </m:oMath>
       <w:r>
         <w:rPr>
           <w:rFonts w:ascii="Times New Roman" w:hAnsi="Times New Roman" w:eastAsia="Times New Roman" w:cs="Times New Roman"/>
@@ -36981,15 +37423,22 @@
         <w:rPr>
           <w:rFonts w:ascii="Times New Roman" w:hAnsi="Times New Roman" w:eastAsia="Times New Roman" w:cs="Times New Roman"/>
         </w:rPr>
-        <w:t xml:space="preserve"> C</w:t>
-      </w:r>
-      <w:r>
-        <w:rPr>
-          <w:rFonts w:ascii="Times New Roman" w:hAnsi="Times New Roman" w:eastAsia="Times New Roman" w:cs="Times New Roman"/>
-          <w:vertAlign w:val="subscript"/>
-        </w:rPr>
-        <w:t>82</w:t>
-      </w:r>
+        <w:t xml:space="preserve"> </w:t>
+      </w:r>
+      <m:oMath>
+        <m:sSub>
+          <m:e>
+            <m:r>
+              <m:t>C</m:t>
+            </m:r>
+          </m:e>
+          <m:sub>
+            <m:r>
+              <m:t>82</m:t>
+            </m:r>
+          </m:sub>
+        </m:sSub>
+      </m:oMath>
       <w:r>
         <w:rPr>
           <w:rFonts w:ascii="Times New Roman" w:hAnsi="Times New Roman" w:eastAsia="Times New Roman" w:cs="Times New Roman"/>
@@ -37006,15 +37455,22 @@
         <w:rPr>
           <w:rFonts w:ascii="Times New Roman" w:hAnsi="Times New Roman" w:eastAsia="Times New Roman" w:cs="Times New Roman"/>
         </w:rPr>
-        <w:t xml:space="preserve"> C</w:t>
-      </w:r>
-      <w:r>
-        <w:rPr>
-          <w:rFonts w:ascii="Times New Roman" w:hAnsi="Times New Roman" w:eastAsia="Times New Roman" w:cs="Times New Roman"/>
-          <w:vertAlign w:val="subscript"/>
-        </w:rPr>
-        <w:t>84</w:t>
-      </w:r>
+        <w:t xml:space="preserve"> </w:t>
+      </w:r>
+      <m:oMath>
+        <m:sSub>
+          <m:e>
+            <m:r>
+              <m:t>C</m:t>
+            </m:r>
+          </m:e>
+          <m:sub>
+            <m:r>
+              <m:t>84</m:t>
+            </m:r>
+          </m:sub>
+        </m:sSub>
+      </m:oMath>
       <w:r>
         <w:rPr>
           <w:rFonts w:ascii="Times New Roman" w:hAnsi="Times New Roman" w:eastAsia="Times New Roman" w:cs="Times New Roman"/>
@@ -37982,19 +38438,20 @@
           <w:numId w:val="1045"/>
         </w:numPr>
       </w:pPr>
-      <w:r>
-        <w:rPr>
-          <w:rFonts w:ascii="Times New Roman" w:hAnsi="Times New Roman" w:eastAsia="Times New Roman" w:cs="Times New Roman"/>
-        </w:rPr>
-        <w:t>C</w:t>
-      </w:r>
-      <w:r>
-        <w:rPr>
-          <w:rFonts w:ascii="Times New Roman" w:hAnsi="Times New Roman" w:eastAsia="Times New Roman" w:cs="Times New Roman"/>
-          <w:vertAlign w:val="subscript"/>
-        </w:rPr>
-        <w:t>60</w:t>
-      </w:r>
+      <m:oMath>
+        <m:sSub>
+          <m:e>
+            <m:r>
+              <m:t>C</m:t>
+            </m:r>
+          </m:e>
+          <m:sub>
+            <m:r>
+              <m:t>60</m:t>
+            </m:r>
+          </m:sub>
+        </m:sSub>
+      </m:oMath>
       <w:r>
         <w:rPr>
           <w:rFonts w:ascii="Times New Roman" w:hAnsi="Times New Roman" w:eastAsia="Times New Roman" w:cs="Times New Roman"/>
@@ -39534,7 +39991,7 @@
       </w:r>
     </w:p>
     <w:bookmarkEnd w:id="70"/>
-    <w:bookmarkStart w:id="71" w:name="习题c.13"/>
+    <w:bookmarkStart w:id="71" w:name="钙钛矿结构"/>
     <w:p>
       <w:pPr>
         <w:pStyle w:val="Heading2"/>
@@ -39550,13 +40007,7 @@
         <w:rPr>
           <w:rFonts w:hint="eastAsia" w:ascii="Times New Roman" w:hAnsi="Times New Roman" w:eastAsia="SimHei" w:cs="Times New Roman"/>
         </w:rPr>
-        <w:t>习题</w:t>
-      </w:r>
-      <w:r>
-        <w:rPr>
-          <w:rFonts w:hint="eastAsia" w:ascii="Times New Roman" w:hAnsi="Times New Roman" w:eastAsia="Times New Roman" w:cs="Times New Roman"/>
-        </w:rPr>
-        <w:t>C.13</w:t>
+        <w:t xml:space="preserve">钙钛矿结构</w:t>
       </w:r>
     </w:p>
     <w:p>
@@ -39760,15 +40211,31 @@
         <w:rPr>
           <w:rFonts w:ascii="Times New Roman" w:hAnsi="Times New Roman" w:eastAsia="Times New Roman" w:cs="Times New Roman"/>
         </w:rPr>
-        <w:t xml:space="preserve"> Ti</w:t>
-      </w:r>
-      <w:r>
-        <w:rPr>
-          <w:rFonts w:ascii="Times New Roman" w:hAnsi="Times New Roman" w:eastAsia="Times New Roman" w:cs="Times New Roman"/>
-          <w:vertAlign w:val="superscript"/>
-        </w:rPr>
-        <w:t>4+</w:t>
-      </w:r>
+        <w:t xml:space="preserve"> </w:t>
+      </w:r>
+      <m:oMath>
+        <m:r>
+          <m:t>T</m:t>
+        </m:r>
+        <m:sSup>
+          <m:e>
+            <m:r>
+              <m:t>i</m:t>
+            </m:r>
+          </m:e>
+          <m:sup>
+            <m:r>
+              <m:t>4</m:t>
+            </m:r>
+            <m:r>
+              <m:rPr>
+                <m:sty m:val="p"/>
+              </m:rPr>
+              <m:t>+</m:t>
+            </m:r>
+          </m:sup>
+        </m:sSup>
+      </m:oMath>
       <w:r>
         <w:rPr>
           <w:rFonts w:ascii="Times New Roman" w:hAnsi="Times New Roman" w:eastAsia="Times New Roman" w:cs="Times New Roman"/>
@@ -39785,15 +40252,31 @@
         <w:rPr>
           <w:rFonts w:ascii="Times New Roman" w:hAnsi="Times New Roman" w:eastAsia="Times New Roman" w:cs="Times New Roman"/>
         </w:rPr>
-        <w:t xml:space="preserve"> Sr</w:t>
-      </w:r>
-      <w:r>
-        <w:rPr>
-          <w:rFonts w:ascii="Times New Roman" w:hAnsi="Times New Roman" w:eastAsia="Times New Roman" w:cs="Times New Roman"/>
-          <w:vertAlign w:val="superscript"/>
-        </w:rPr>
-        <w:t>2+</w:t>
-      </w:r>
+        <w:t xml:space="preserve"> </w:t>
+      </w:r>
+      <m:oMath>
+        <m:r>
+          <m:t>S</m:t>
+        </m:r>
+        <m:sSup>
+          <m:e>
+            <m:r>
+              <m:t>r</m:t>
+            </m:r>
+          </m:e>
+          <m:sup>
+            <m:r>
+              <m:t>2</m:t>
+            </m:r>
+            <m:r>
+              <m:rPr>
+                <m:sty m:val="p"/>
+              </m:rPr>
+              <m:t>+</m:t>
+            </m:r>
+          </m:sup>
+        </m:sSup>
+      </m:oMath>
       <w:r>
         <w:rPr>
           <w:rFonts w:ascii="Times New Roman" w:hAnsi="Times New Roman" w:eastAsia="Times New Roman" w:cs="Times New Roman"/>
@@ -39831,15 +40314,28 @@
         <w:rPr>
           <w:rFonts w:ascii="Times New Roman" w:hAnsi="Times New Roman" w:eastAsia="Times New Roman" w:cs="Times New Roman"/>
         </w:rPr>
-        <w:t xml:space="preserve"> O</w:t>
-      </w:r>
-      <w:r>
-        <w:rPr>
-          <w:rFonts w:ascii="Times New Roman" w:hAnsi="Times New Roman" w:eastAsia="Times New Roman" w:cs="Times New Roman"/>
-          <w:vertAlign w:val="superscript"/>
-        </w:rPr>
-        <w:t>2-</w:t>
-      </w:r>
+        <w:t xml:space="preserve"> </w:t>
+      </w:r>
+      <m:oMath>
+        <m:sSup>
+          <m:e>
+            <m:r>
+              <m:t>O</m:t>
+            </m:r>
+          </m:e>
+          <m:sup>
+            <m:r>
+              <m:t>2</m:t>
+            </m:r>
+            <m:r>
+              <m:rPr>
+                <m:sty m:val="p"/>
+              </m:rPr>
+              <m:t>−</m:t>
+            </m:r>
+          </m:sup>
+        </m:sSup>
+      </m:oMath>
       <w:r>
         <w:rPr>
           <w:rFonts w:ascii="Times New Roman" w:hAnsi="Times New Roman" w:eastAsia="Times New Roman" w:cs="Times New Roman"/>
@@ -39856,15 +40352,31 @@
         <w:rPr>
           <w:rFonts w:ascii="Times New Roman" w:hAnsi="Times New Roman" w:eastAsia="Times New Roman" w:cs="Times New Roman"/>
         </w:rPr>
-        <w:t xml:space="preserve"> Sr</w:t>
-      </w:r>
-      <w:r>
-        <w:rPr>
-          <w:rFonts w:ascii="Times New Roman" w:hAnsi="Times New Roman" w:eastAsia="Times New Roman" w:cs="Times New Roman"/>
-          <w:vertAlign w:val="superscript"/>
-        </w:rPr>
-        <w:t>2+</w:t>
-      </w:r>
+        <w:t xml:space="preserve"> </w:t>
+      </w:r>
+      <m:oMath>
+        <m:r>
+          <m:t>S</m:t>
+        </m:r>
+        <m:sSup>
+          <m:e>
+            <m:r>
+              <m:t>r</m:t>
+            </m:r>
+          </m:e>
+          <m:sup>
+            <m:r>
+              <m:t>2</m:t>
+            </m:r>
+            <m:r>
+              <m:rPr>
+                <m:sty m:val="p"/>
+              </m:rPr>
+              <m:t>+</m:t>
+            </m:r>
+          </m:sup>
+        </m:sSup>
+      </m:oMath>
       <w:r>
         <w:rPr>
           <w:rFonts w:ascii="Times New Roman" w:hAnsi="Times New Roman" w:eastAsia="Times New Roman" w:cs="Times New Roman"/>
@@ -39905,15 +40417,31 @@
         <w:rPr>
           <w:rFonts w:ascii="Times New Roman" w:hAnsi="Times New Roman" w:eastAsia="Times New Roman" w:cs="Times New Roman"/>
         </w:rPr>
-        <w:t xml:space="preserve"> Ti</w:t>
-      </w:r>
-      <w:r>
-        <w:rPr>
-          <w:rFonts w:ascii="Times New Roman" w:hAnsi="Times New Roman" w:eastAsia="Times New Roman" w:cs="Times New Roman"/>
-          <w:vertAlign w:val="superscript"/>
-        </w:rPr>
-        <w:t>4+</w:t>
-      </w:r>
+        <w:t xml:space="preserve"> </w:t>
+      </w:r>
+      <m:oMath>
+        <m:r>
+          <m:t>T</m:t>
+        </m:r>
+        <m:sSup>
+          <m:e>
+            <m:r>
+              <m:t>i</m:t>
+            </m:r>
+          </m:e>
+          <m:sup>
+            <m:r>
+              <m:t>4</m:t>
+            </m:r>
+            <m:r>
+              <m:rPr>
+                <m:sty m:val="p"/>
+              </m:rPr>
+              <m:t>+</m:t>
+            </m:r>
+          </m:sup>
+        </m:sSup>
+      </m:oMath>
       <w:r>
         <w:rPr>
           <w:rFonts w:ascii="Times New Roman" w:hAnsi="Times New Roman" w:eastAsia="Times New Roman" w:cs="Times New Roman"/>
@@ -39953,15 +40481,42 @@
         <w:rPr>
           <w:rFonts w:ascii="Times New Roman" w:hAnsi="Times New Roman" w:eastAsia="Times New Roman" w:cs="Times New Roman"/>
         </w:rPr>
-        <w:t xml:space="preserve"> CaTiO</w:t>
-      </w:r>
-      <w:r>
-        <w:rPr>
-          <w:rFonts w:ascii="Times New Roman" w:hAnsi="Times New Roman" w:eastAsia="Times New Roman" w:cs="Times New Roman"/>
-          <w:vertAlign w:val="subscript"/>
-        </w:rPr>
-        <w:t>3</w:t>
-      </w:r>
+        <w:t xml:space="preserve"> </w:t>
+      </w:r>
+      <m:oMath>
+        <m:oMathPr>
+          <m:ctrlPr>
+            <w:rPr>
+              <w:sz w:val="28"/>
+              <w:szCs w:val="28"/>
+            </w:rPr>
+          </m:ctrlPr>
+        </m:oMathPr>
+        <m:r>
+          <m:t>C</m:t>
+        </m:r>
+        <m:r>
+          <m:t>a</m:t>
+        </m:r>
+        <m:r>
+          <m:t>T</m:t>
+        </m:r>
+        <m:r>
+          <m:t>i</m:t>
+        </m:r>
+        <m:sSub>
+          <m:e>
+            <m:r>
+              <m:t>O</m:t>
+            </m:r>
+          </m:e>
+          <m:sub>
+            <m:r>
+              <m:t>3</m:t>
+            </m:r>
+          </m:sub>
+        </m:sSub>
+      </m:oMath>
       <w:r>
         <w:rPr>
           <w:rFonts w:ascii="Times New Roman" w:hAnsi="Times New Roman" w:eastAsia="Times New Roman" w:cs="Times New Roman"/>
@@ -39996,15 +40551,31 @@
         <w:rPr>
           <w:rFonts w:ascii="Times New Roman" w:hAnsi="Times New Roman" w:eastAsia="Times New Roman" w:cs="Times New Roman"/>
         </w:rPr>
-        <w:t xml:space="preserve"> Ca</w:t>
-      </w:r>
-      <w:r>
-        <w:rPr>
-          <w:rFonts w:ascii="Times New Roman" w:hAnsi="Times New Roman" w:eastAsia="Times New Roman" w:cs="Times New Roman"/>
-          <w:vertAlign w:val="superscript"/>
-        </w:rPr>
-        <w:t>2+</w:t>
-      </w:r>
+        <w:t xml:space="preserve"> </w:t>
+      </w:r>
+      <m:oMath>
+        <m:r>
+          <m:t>C</m:t>
+        </m:r>
+        <m:sSup>
+          <m:e>
+            <m:r>
+              <m:t>a</m:t>
+            </m:r>
+          </m:e>
+          <m:sup>
+            <m:r>
+              <m:t>2</m:t>
+            </m:r>
+            <m:r>
+              <m:rPr>
+                <m:sty m:val="p"/>
+              </m:rPr>
+              <m:t>+</m:t>
+            </m:r>
+          </m:sup>
+        </m:sSup>
+      </m:oMath>
       <w:r>
         <w:rPr>
           <w:rFonts w:ascii="Times New Roman" w:hAnsi="Times New Roman" w:eastAsia="Times New Roman" w:cs="Times New Roman"/>
@@ -40021,15 +40592,31 @@
         <w:rPr>
           <w:rFonts w:ascii="Times New Roman" w:hAnsi="Times New Roman" w:eastAsia="Times New Roman" w:cs="Times New Roman"/>
         </w:rPr>
-        <w:t xml:space="preserve"> Ti</w:t>
-      </w:r>
-      <w:r>
-        <w:rPr>
-          <w:rFonts w:ascii="Times New Roman" w:hAnsi="Times New Roman" w:eastAsia="Times New Roman" w:cs="Times New Roman"/>
-          <w:vertAlign w:val="superscript"/>
-        </w:rPr>
-        <w:t>4+</w:t>
-      </w:r>
+        <w:t xml:space="preserve"> </w:t>
+      </w:r>
+      <m:oMath>
+        <m:r>
+          <m:t>T</m:t>
+        </m:r>
+        <m:sSup>
+          <m:e>
+            <m:r>
+              <m:t>i</m:t>
+            </m:r>
+          </m:e>
+          <m:sup>
+            <m:r>
+              <m:t>4</m:t>
+            </m:r>
+            <m:r>
+              <m:rPr>
+                <m:sty m:val="p"/>
+              </m:rPr>
+              <m:t>+</m:t>
+            </m:r>
+          </m:sup>
+        </m:sSup>
+      </m:oMath>
       <w:r>
         <w:rPr>
           <w:rFonts w:ascii="Times New Roman" w:hAnsi="Times New Roman" w:eastAsia="Times New Roman" w:cs="Times New Roman"/>
@@ -40058,15 +40645,42 @@
         <w:rPr>
           <w:rFonts w:ascii="Times New Roman" w:hAnsi="Times New Roman" w:eastAsia="Times New Roman" w:cs="Times New Roman"/>
         </w:rPr>
-        <w:t xml:space="preserve"> CaTiO</w:t>
-      </w:r>
-      <w:r>
-        <w:rPr>
-          <w:rFonts w:ascii="Times New Roman" w:hAnsi="Times New Roman" w:eastAsia="Times New Roman" w:cs="Times New Roman"/>
-          <w:vertAlign w:val="subscript"/>
-        </w:rPr>
-        <w:t>3</w:t>
-      </w:r>
+        <w:t xml:space="preserve"> </w:t>
+      </w:r>
+      <m:oMath>
+        <m:oMathPr>
+          <m:ctrlPr>
+            <w:rPr>
+              <w:sz w:val="28"/>
+              <w:szCs w:val="28"/>
+            </w:rPr>
+          </m:ctrlPr>
+        </m:oMathPr>
+        <m:r>
+          <m:t>C</m:t>
+        </m:r>
+        <m:r>
+          <m:t>a</m:t>
+        </m:r>
+        <m:r>
+          <m:t>T</m:t>
+        </m:r>
+        <m:r>
+          <m:t>i</m:t>
+        </m:r>
+        <m:sSub>
+          <m:e>
+            <m:r>
+              <m:t>O</m:t>
+            </m:r>
+          </m:e>
+          <m:sub>
+            <m:r>
+              <m:t>3</m:t>
+            </m:r>
+          </m:sub>
+        </m:sSub>
+      </m:oMath>
       <w:r>
         <w:rPr>
           <w:rFonts w:ascii="Times New Roman" w:hAnsi="Times New Roman" w:eastAsia="Times New Roman" w:cs="Times New Roman"/>
@@ -40106,15 +40720,42 @@
         <w:rPr>
           <w:rFonts w:ascii="Times New Roman" w:hAnsi="Times New Roman" w:eastAsia="Times New Roman" w:cs="Times New Roman"/>
         </w:rPr>
-        <w:t xml:space="preserve"> BaTiO</w:t>
-      </w:r>
-      <w:r>
-        <w:rPr>
-          <w:rFonts w:ascii="Times New Roman" w:hAnsi="Times New Roman" w:eastAsia="Times New Roman" w:cs="Times New Roman"/>
-          <w:vertAlign w:val="subscript"/>
-        </w:rPr>
-        <w:t>3</w:t>
-      </w:r>
+        <w:t xml:space="preserve"> </w:t>
+      </w:r>
+      <m:oMath>
+        <m:oMathPr>
+          <m:ctrlPr>
+            <w:rPr>
+              <w:sz w:val="28"/>
+              <w:szCs w:val="28"/>
+            </w:rPr>
+          </m:ctrlPr>
+        </m:oMathPr>
+        <m:r>
+          <m:t>B</m:t>
+        </m:r>
+        <m:r>
+          <m:t>a</m:t>
+        </m:r>
+        <m:r>
+          <m:t>T</m:t>
+        </m:r>
+        <m:r>
+          <m:t>i</m:t>
+        </m:r>
+        <m:sSub>
+          <m:e>
+            <m:r>
+              <m:t>O</m:t>
+            </m:r>
+          </m:e>
+          <m:sub>
+            <m:r>
+              <m:t>3</m:t>
+            </m:r>
+          </m:sub>
+        </m:sSub>
+      </m:oMath>
       <w:r>
         <w:rPr>
           <w:rFonts w:ascii="Times New Roman" w:hAnsi="Times New Roman" w:eastAsia="Times New Roman" w:cs="Times New Roman"/>
@@ -40149,15 +40790,31 @@
         <w:rPr>
           <w:rFonts w:ascii="Times New Roman" w:hAnsi="Times New Roman" w:eastAsia="Times New Roman" w:cs="Times New Roman"/>
         </w:rPr>
-        <w:t xml:space="preserve"> Ba</w:t>
-      </w:r>
-      <w:r>
-        <w:rPr>
-          <w:rFonts w:ascii="Times New Roman" w:hAnsi="Times New Roman" w:eastAsia="Times New Roman" w:cs="Times New Roman"/>
-          <w:vertAlign w:val="superscript"/>
-        </w:rPr>
-        <w:t>2+</w:t>
-      </w:r>
+        <w:t xml:space="preserve"> </w:t>
+      </w:r>
+      <m:oMath>
+        <m:r>
+          <m:t>B</m:t>
+        </m:r>
+        <m:sSup>
+          <m:e>
+            <m:r>
+              <m:t>a</m:t>
+            </m:r>
+          </m:e>
+          <m:sup>
+            <m:r>
+              <m:t>2</m:t>
+            </m:r>
+            <m:r>
+              <m:rPr>
+                <m:sty m:val="p"/>
+              </m:rPr>
+              <m:t>+</m:t>
+            </m:r>
+          </m:sup>
+        </m:sSup>
+      </m:oMath>
       <w:r>
         <w:rPr>
           <w:rFonts w:ascii="Times New Roman" w:hAnsi="Times New Roman" w:eastAsia="Times New Roman" w:cs="Times New Roman"/>
@@ -40174,15 +40831,31 @@
         <w:rPr>
           <w:rFonts w:ascii="Times New Roman" w:hAnsi="Times New Roman" w:eastAsia="Times New Roman" w:cs="Times New Roman"/>
         </w:rPr>
-        <w:t xml:space="preserve"> Ti</w:t>
-      </w:r>
-      <w:r>
-        <w:rPr>
-          <w:rFonts w:ascii="Times New Roman" w:hAnsi="Times New Roman" w:eastAsia="Times New Roman" w:cs="Times New Roman"/>
-          <w:vertAlign w:val="superscript"/>
-        </w:rPr>
-        <w:t>4+</w:t>
-      </w:r>
+        <w:t xml:space="preserve"> </w:t>
+      </w:r>
+      <m:oMath>
+        <m:r>
+          <m:t>T</m:t>
+        </m:r>
+        <m:sSup>
+          <m:e>
+            <m:r>
+              <m:t>i</m:t>
+            </m:r>
+          </m:e>
+          <m:sup>
+            <m:r>
+              <m:t>4</m:t>
+            </m:r>
+            <m:r>
+              <m:rPr>
+                <m:sty m:val="p"/>
+              </m:rPr>
+              <m:t>+</m:t>
+            </m:r>
+          </m:sup>
+        </m:sSup>
+      </m:oMath>
       <w:r>
         <w:rPr>
           <w:rFonts w:ascii="Times New Roman" w:hAnsi="Times New Roman" w:eastAsia="Times New Roman" w:cs="Times New Roman"/>
@@ -40211,15 +40884,42 @@
         <w:rPr>
           <w:rFonts w:ascii="Times New Roman" w:hAnsi="Times New Roman" w:eastAsia="Times New Roman" w:cs="Times New Roman"/>
         </w:rPr>
-        <w:t xml:space="preserve"> BaTiO</w:t>
-      </w:r>
-      <w:r>
-        <w:rPr>
-          <w:rFonts w:ascii="Times New Roman" w:hAnsi="Times New Roman" w:eastAsia="Times New Roman" w:cs="Times New Roman"/>
-          <w:vertAlign w:val="subscript"/>
-        </w:rPr>
-        <w:t>3</w:t>
-      </w:r>
+        <w:t xml:space="preserve"> </w:t>
+      </w:r>
+      <m:oMath>
+        <m:oMathPr>
+          <m:ctrlPr>
+            <w:rPr>
+              <w:sz w:val="28"/>
+              <w:szCs w:val="28"/>
+            </w:rPr>
+          </m:ctrlPr>
+        </m:oMathPr>
+        <m:r>
+          <m:t>B</m:t>
+        </m:r>
+        <m:r>
+          <m:t>a</m:t>
+        </m:r>
+        <m:r>
+          <m:t>T</m:t>
+        </m:r>
+        <m:r>
+          <m:t>i</m:t>
+        </m:r>
+        <m:sSub>
+          <m:e>
+            <m:r>
+              <m:t>O</m:t>
+            </m:r>
+          </m:e>
+          <m:sub>
+            <m:r>
+              <m:t>3</m:t>
+            </m:r>
+          </m:sub>
+        </m:sSub>
+      </m:oMath>
       <w:r>
         <w:rPr>
           <w:rFonts w:ascii="Times New Roman" w:hAnsi="Times New Roman" w:eastAsia="Times New Roman" w:cs="Times New Roman"/>
@@ -40943,19 +41643,29 @@
       <w:pPr>
         <w:pStyle w:val="BodyText"/>
       </w:pPr>
-      <w:r>
-        <w:rPr>
-          <w:rFonts w:ascii="Times New Roman" w:hAnsi="Times New Roman" w:eastAsia="Times New Roman" w:cs="Times New Roman"/>
-        </w:rPr>
-        <w:t>Sr</w:t>
-      </w:r>
-      <w:r>
-        <w:rPr>
-          <w:rFonts w:ascii="Times New Roman" w:hAnsi="Times New Roman" w:eastAsia="Times New Roman" w:cs="Times New Roman"/>
-          <w:vertAlign w:val="superscript"/>
-        </w:rPr>
-        <w:t>2+</w:t>
-      </w:r>
+      <m:oMath>
+        <m:r>
+          <m:t>S</m:t>
+        </m:r>
+        <m:sSup>
+          <m:e>
+            <m:r>
+              <m:t>r</m:t>
+            </m:r>
+          </m:e>
+          <m:sup>
+            <m:r>
+              <m:t>2</m:t>
+            </m:r>
+            <m:r>
+              <m:rPr>
+                <m:sty m:val="p"/>
+              </m:rPr>
+              <m:t>+</m:t>
+            </m:r>
+          </m:sup>
+        </m:sSup>
+      </m:oMath>
       <w:r>
         <w:rPr>
           <w:rFonts w:ascii="Times New Roman" w:hAnsi="Times New Roman" w:eastAsia="Times New Roman" w:cs="Times New Roman"/>
@@ -41370,15 +42080,31 @@
         <w:rPr>
           <w:rFonts w:ascii="Times New Roman" w:hAnsi="Times New Roman" w:eastAsia="Times New Roman" w:cs="Times New Roman"/>
         </w:rPr>
-        <w:t xml:space="preserve"> Ti</w:t>
-      </w:r>
-      <w:r>
-        <w:rPr>
-          <w:rFonts w:ascii="Times New Roman" w:hAnsi="Times New Roman" w:eastAsia="Times New Roman" w:cs="Times New Roman"/>
-          <w:vertAlign w:val="superscript"/>
-        </w:rPr>
-        <w:t>4+</w:t>
-      </w:r>
+        <w:t xml:space="preserve"> </w:t>
+      </w:r>
+      <m:oMath>
+        <m:r>
+          <m:t>T</m:t>
+        </m:r>
+        <m:sSup>
+          <m:e>
+            <m:r>
+              <m:t>i</m:t>
+            </m:r>
+          </m:e>
+          <m:sup>
+            <m:r>
+              <m:t>4</m:t>
+            </m:r>
+            <m:r>
+              <m:rPr>
+                <m:sty m:val="p"/>
+              </m:rPr>
+              <m:t>+</m:t>
+            </m:r>
+          </m:sup>
+        </m:sSup>
+      </m:oMath>
       <w:r>
         <w:rPr>
           <w:rFonts w:ascii="Times New Roman" w:hAnsi="Times New Roman" w:eastAsia="Times New Roman" w:cs="Times New Roman"/>
@@ -41395,15 +42121,31 @@
         <w:rPr>
           <w:rFonts w:ascii="Times New Roman" w:hAnsi="Times New Roman" w:eastAsia="Times New Roman" w:cs="Times New Roman"/>
         </w:rPr>
-        <w:t xml:space="preserve"> Ca</w:t>
-      </w:r>
-      <w:r>
-        <w:rPr>
-          <w:rFonts w:ascii="Times New Roman" w:hAnsi="Times New Roman" w:eastAsia="Times New Roman" w:cs="Times New Roman"/>
-          <w:vertAlign w:val="superscript"/>
-        </w:rPr>
-        <w:t>2+</w:t>
-      </w:r>
+        <w:t xml:space="preserve"> </w:t>
+      </w:r>
+      <m:oMath>
+        <m:r>
+          <m:t>C</m:t>
+        </m:r>
+        <m:sSup>
+          <m:e>
+            <m:r>
+              <m:t>a</m:t>
+            </m:r>
+          </m:e>
+          <m:sup>
+            <m:r>
+              <m:t>2</m:t>
+            </m:r>
+            <m:r>
+              <m:rPr>
+                <m:sty m:val="p"/>
+              </m:rPr>
+              <m:t>+</m:t>
+            </m:r>
+          </m:sup>
+        </m:sSup>
+      </m:oMath>
       <w:r>
         <w:rPr>
           <w:rFonts w:ascii="Times New Roman" w:hAnsi="Times New Roman" w:eastAsia="Times New Roman" w:cs="Times New Roman"/>
@@ -41479,132 +42221,7 @@
         <w:rPr>
           <w:rFonts w:ascii="Times New Roman" w:hAnsi="Times New Roman" w:eastAsia="Times New Roman" w:cs="Times New Roman"/>
         </w:rPr>
-        <w:t xml:space="preserve"> BaTiO</w:t>
-      </w:r>
-      <w:r>
-        <w:rPr>
-          <w:rFonts w:ascii="Times New Roman" w:hAnsi="Times New Roman" w:eastAsia="Times New Roman" w:cs="Times New Roman"/>
-          <w:vertAlign w:val="subscript"/>
-        </w:rPr>
-        <w:t>3</w:t>
-      </w:r>
-      <w:r>
-        <w:rPr>
-          <w:rFonts w:ascii="Times New Roman" w:hAnsi="Times New Roman" w:eastAsia="Times New Roman" w:cs="Times New Roman"/>
-        </w:rPr>
-        <w:t xml:space="preserve"> </w:t>
-      </w:r>
-      <w:r>
-        <w:rPr>
-          <w:rFonts w:hint="eastAsia" w:ascii="Times New Roman" w:hAnsi="Times New Roman" w:eastAsia="FangSong" w:cs="Times New Roman"/>
-        </w:rPr>
-        <w:t xml:space="preserve">计算所得</w:t>
-      </w:r>
-      <w:r>
-        <w:rPr>
-          <w:rFonts w:ascii="Times New Roman" w:hAnsi="Times New Roman" w:eastAsia="Times New Roman" w:cs="Times New Roman"/>
-        </w:rPr>
-        <w:t xml:space="preserve"> </w:t>
-      </w:r>
-      <m:oMath>
-        <m:sSup>
-          <m:e>
-            <m:r>
-              <m:rPr>
-                <m:sty m:val="p"/>
-              </m:rPr>
-              <m:t>T</m:t>
-            </m:r>
-            <m:r>
-              <m:rPr>
-                <m:sty m:val="p"/>
-              </m:rPr>
-              <m:t>i</m:t>
-            </m:r>
-          </m:e>
-          <m:sup>
-            <m:r>
-              <m:t>4</m:t>
-            </m:r>
-            <m:r>
-              <m:rPr>
-                <m:sty m:val="p"/>
-              </m:rPr>
-              <m:t>+</m:t>
-            </m:r>
-          </m:sup>
-        </m:sSup>
-      </m:oMath>
-      <w:r>
-        <w:rPr>
-          <w:rFonts w:ascii="Times New Roman" w:hAnsi="Times New Roman" w:eastAsia="Times New Roman" w:cs="Times New Roman"/>
-        </w:rPr>
-        <w:t xml:space="preserve"> </w:t>
-      </w:r>
-      <w:r>
-        <w:rPr>
-          <w:rFonts w:hint="eastAsia" w:ascii="Times New Roman" w:hAnsi="Times New Roman" w:eastAsia="FangSong" w:cs="Times New Roman"/>
-        </w:rPr>
-        <w:t xml:space="preserve">的键价和为</w:t>
-      </w:r>
-      <w:r>
-        <w:rPr>
-          <w:rFonts w:ascii="Times New Roman" w:hAnsi="Times New Roman" w:eastAsia="Times New Roman" w:cs="Times New Roman"/>
-        </w:rPr>
-        <w:t xml:space="preserve"> 3.58,</w:t>
-      </w:r>
-      <w:r>
-        <w:rPr>
-          <w:rFonts w:ascii="Times New Roman" w:hAnsi="Times New Roman" w:eastAsia="Times New Roman" w:cs="Times New Roman"/>
-        </w:rPr>
-        <w:t xml:space="preserve"> </w:t>
-      </w:r>
-      <m:oMath>
-        <m:sSup>
-          <m:e>
-            <m:r>
-              <m:rPr>
-                <m:sty m:val="p"/>
-              </m:rPr>
-              <m:t>B</m:t>
-            </m:r>
-            <m:r>
-              <m:rPr>
-                <m:sty m:val="p"/>
-              </m:rPr>
-              <m:t>a</m:t>
-            </m:r>
-          </m:e>
-          <m:sup>
-            <m:r>
-              <m:t>2</m:t>
-            </m:r>
-            <m:r>
-              <m:rPr>
-                <m:sty m:val="p"/>
-              </m:rPr>
-              <m:t>+</m:t>
-            </m:r>
-          </m:sup>
-        </m:sSup>
-      </m:oMath>
-      <w:r>
-        <w:rPr>
-          <w:rFonts w:ascii="Times New Roman" w:hAnsi="Times New Roman" w:eastAsia="Times New Roman" w:cs="Times New Roman"/>
-        </w:rPr>
-        <w:t xml:space="preserve"> </w:t>
-      </w:r>
-      <w:r>
-        <w:rPr>
-          <w:rFonts w:hint="eastAsia" w:ascii="Times New Roman" w:hAnsi="Times New Roman" w:eastAsia="FangSong" w:cs="Times New Roman"/>
-        </w:rPr>
-        <w:t xml:space="preserve">的键价和为</w:t>
-      </w:r>
-      <w:r>
-        <w:rPr>
-          <w:rFonts w:ascii="Times New Roman" w:hAnsi="Times New Roman" w:eastAsia="Times New Roman" w:cs="Times New Roman"/>
-        </w:rPr>
-        <w:t xml:space="preserve"> 2.70。</w:t>
+        <w:t xml:space="preserve"> </w:t>
       </w:r>
       <m:oMath>
         <m:oMathPr>
@@ -41616,43 +42233,25 @@
           </m:ctrlPr>
         </m:oMathPr>
         <m:r>
-          <m:rPr>
-            <m:sty m:val="p"/>
-          </m:rPr>
           <m:t>B</m:t>
         </m:r>
         <m:r>
-          <m:rPr>
-            <m:sty m:val="p"/>
-          </m:rPr>
           <m:t>a</m:t>
         </m:r>
         <m:r>
-          <m:rPr>
-            <m:sty m:val="p"/>
-          </m:rPr>
           <m:t>T</m:t>
         </m:r>
         <m:r>
-          <m:rPr>
-            <m:sty m:val="p"/>
-          </m:rPr>
           <m:t>i</m:t>
         </m:r>
         <m:sSub>
           <m:e>
             <m:r>
-              <m:rPr>
-                <m:sty m:val="p"/>
-              </m:rPr>
               <m:t>O</m:t>
             </m:r>
           </m:e>
           <m:sub>
             <m:r>
-              <m:rPr>
-                <m:sty m:val="p"/>
-              </m:rPr>
               <m:t>3</m:t>
             </m:r>
           </m:sub>
@@ -41668,48 +42267,7 @@
         <w:rPr>
           <w:rFonts w:hint="eastAsia" w:ascii="Times New Roman" w:hAnsi="Times New Roman" w:eastAsia="FangSong" w:cs="Times New Roman"/>
         </w:rPr>
-        <w:t xml:space="preserve">在低于</w:t>
-      </w:r>
-      <w:r>
-        <w:rPr>
-          <w:rFonts w:ascii="Times New Roman" w:hAnsi="Times New Roman" w:eastAsia="Times New Roman" w:cs="Times New Roman"/>
-        </w:rPr>
-        <w:t xml:space="preserve"> </w:t>
-      </w:r>
-      <m:oMath>
-        <m:r>
-          <m:t>393</m:t>
-        </m:r>
-        <m:r>
-          <m:rPr>
-            <m:sty m:val="p"/>
-          </m:rPr>
-          <m:t>K</m:t>
-        </m:r>
-      </m:oMath>
-      <w:r>
-        <w:rPr>
-          <w:rFonts w:ascii="Times New Roman" w:hAnsi="Times New Roman" w:eastAsia="Times New Roman" w:cs="Times New Roman"/>
-        </w:rPr>
-        <w:t xml:space="preserve"> </w:t>
-      </w:r>
-      <w:r>
-        <w:rPr>
-          <w:rFonts w:hint="eastAsia" w:ascii="Times New Roman" w:hAnsi="Times New Roman" w:eastAsia="FangSong" w:cs="Times New Roman"/>
-        </w:rPr>
-        <w:t>时</w:t>
-      </w:r>
-      <w:r>
-        <w:rPr>
-          <w:rFonts w:hint="eastAsia" w:ascii="Times New Roman" w:hAnsi="Times New Roman" w:eastAsia="Times New Roman" w:cs="Times New Roman"/>
-        </w:rPr>
-        <w:t>，</w:t>
-      </w:r>
-      <w:r>
-        <w:rPr>
-          <w:rFonts w:hint="eastAsia" w:ascii="Times New Roman" w:hAnsi="Times New Roman" w:eastAsia="FangSong" w:cs="Times New Roman"/>
-        </w:rPr>
-        <w:t>因立方晶系结构</w:t>
+        <w:t xml:space="preserve">计算所得</w:t>
       </w:r>
       <w:r>
         <w:rPr>
@@ -41756,7 +42314,13 @@
         <w:rPr>
           <w:rFonts w:hint="eastAsia" w:ascii="Times New Roman" w:hAnsi="Times New Roman" w:eastAsia="FangSong" w:cs="Times New Roman"/>
         </w:rPr>
-        <w:t xml:space="preserve">和</w:t>
+        <w:t xml:space="preserve">的键价和为</w:t>
+      </w:r>
+      <w:r>
+        <w:rPr>
+          <w:rFonts w:ascii="Times New Roman" w:hAnsi="Times New Roman" w:eastAsia="Times New Roman" w:cs="Times New Roman"/>
+        </w:rPr>
+        <w:t xml:space="preserve"> 3.58,</w:t>
       </w:r>
       <w:r>
         <w:rPr>
@@ -41803,143 +42367,13 @@
         <w:rPr>
           <w:rFonts w:hint="eastAsia" w:ascii="Times New Roman" w:hAnsi="Times New Roman" w:eastAsia="FangSong" w:cs="Times New Roman"/>
         </w:rPr>
-        <w:t>的键价和偏离理论值较多</w:t>
-      </w:r>
-      <w:r>
-        <w:rPr>
-          <w:rFonts w:hint="eastAsia" w:ascii="Times New Roman" w:hAnsi="Times New Roman" w:eastAsia="Times New Roman" w:cs="Times New Roman"/>
-        </w:rPr>
-        <w:t>，</w:t>
-      </w:r>
-      <w:r>
-        <w:rPr>
-          <w:rFonts w:hint="eastAsia" w:ascii="Times New Roman" w:hAnsi="Times New Roman" w:eastAsia="FangSong" w:cs="Times New Roman"/>
-        </w:rPr>
-        <w:t>不稳定</w:t>
-      </w:r>
-      <w:r>
-        <w:rPr>
-          <w:rFonts w:hint="eastAsia" w:ascii="Times New Roman" w:hAnsi="Times New Roman" w:eastAsia="Times New Roman" w:cs="Times New Roman"/>
-        </w:rPr>
-        <w:t>，</w:t>
-      </w:r>
-      <w:r>
-        <w:rPr>
-          <w:rFonts w:hint="eastAsia" w:ascii="Times New Roman" w:hAnsi="Times New Roman" w:eastAsia="FangSong" w:cs="Times New Roman"/>
-        </w:rPr>
-        <w:t>因而改变结构</w:t>
-      </w:r>
-      <w:r>
-        <w:rPr>
-          <w:rFonts w:hint="eastAsia" w:ascii="Times New Roman" w:hAnsi="Times New Roman" w:eastAsia="Times New Roman" w:cs="Times New Roman"/>
-        </w:rPr>
-        <w:t>，</w:t>
-      </w:r>
-      <w:r>
-        <w:rPr>
-          <w:rFonts w:hint="eastAsia" w:ascii="Times New Roman" w:hAnsi="Times New Roman" w:eastAsia="FangSong" w:cs="Times New Roman"/>
-        </w:rPr>
-        <w:t>使晶体对称性变为</w:t>
-      </w:r>
-      <w:r>
-        <w:rPr>
-          <w:rFonts w:ascii="Times New Roman" w:hAnsi="Times New Roman" w:eastAsia="Times New Roman" w:cs="Times New Roman"/>
-        </w:rPr>
-        <w:t xml:space="preserve"> </w:t>
-      </w:r>
-      <m:oMath>
-        <m:sSub>
-          <m:e>
-            <m:r>
-              <m:t>C</m:t>
-            </m:r>
-          </m:e>
-          <m:sub>
-            <m:r>
-              <m:t>4</m:t>
-            </m:r>
-            <m:r>
-              <m:t>v</m:t>
-            </m:r>
-          </m:sub>
-        </m:sSub>
-      </m:oMath>
-      <w:r>
-        <w:rPr>
-          <w:rFonts w:ascii="Times New Roman" w:hAnsi="Times New Roman" w:eastAsia="Times New Roman" w:cs="Times New Roman"/>
-        </w:rPr>
-        <w:t xml:space="preserve"> </w:t>
-      </w:r>
-      <w:r>
-        <w:rPr>
-          <w:rFonts w:hint="eastAsia" w:ascii="Times New Roman" w:hAnsi="Times New Roman" w:eastAsia="FangSong" w:cs="Times New Roman"/>
-        </w:rPr>
-        <w:t xml:space="preserve">和</w:t>
-      </w:r>
-      <w:r>
-        <w:rPr>
-          <w:rFonts w:ascii="Times New Roman" w:hAnsi="Times New Roman" w:eastAsia="Times New Roman" w:cs="Times New Roman"/>
-        </w:rPr>
-        <w:t xml:space="preserve"> </w:t>
-      </w:r>
-      <m:oMath>
-        <m:sSub>
-          <m:e>
-            <m:r>
-              <m:t>C</m:t>
-            </m:r>
-          </m:e>
-          <m:sub>
-            <m:r>
-              <m:t>2</m:t>
-            </m:r>
-            <m:r>
-              <m:t>v</m:t>
-            </m:r>
-          </m:sub>
-        </m:sSub>
-      </m:oMath>
-      <w:r>
-        <w:rPr>
-          <w:rFonts w:ascii="Times New Roman" w:hAnsi="Times New Roman" w:eastAsia="Times New Roman" w:cs="Times New Roman"/>
-        </w:rPr>
-        <w:t xml:space="preserve"> </w:t>
-      </w:r>
-      <w:r>
-        <w:rPr>
-          <w:rFonts w:hint="eastAsia" w:ascii="Times New Roman" w:hAnsi="Times New Roman" w:eastAsia="FangSong" w:cs="Times New Roman"/>
-        </w:rPr>
-        <w:t>点群</w:t>
-      </w:r>
-      <w:r>
-        <w:rPr>
-          <w:rFonts w:hint="eastAsia" w:ascii="Times New Roman" w:hAnsi="Times New Roman" w:eastAsia="Times New Roman" w:cs="Times New Roman"/>
-        </w:rPr>
-        <w:t>，</w:t>
-      </w:r>
-      <w:r>
-        <w:rPr>
-          <w:rFonts w:hint="eastAsia" w:ascii="Times New Roman" w:hAnsi="Times New Roman" w:eastAsia="FangSong" w:cs="Times New Roman"/>
-        </w:rPr>
-        <w:t>无对称中心</w:t>
-      </w:r>
-      <w:r>
-        <w:rPr>
-          <w:rFonts w:hint="eastAsia" w:ascii="Times New Roman" w:hAnsi="Times New Roman" w:eastAsia="Times New Roman" w:cs="Times New Roman"/>
-        </w:rPr>
-        <w:t>，</w:t>
-      </w:r>
-      <w:r>
-        <w:rPr>
-          <w:rFonts w:hint="eastAsia" w:ascii="Times New Roman" w:hAnsi="Times New Roman" w:eastAsia="FangSong" w:cs="Times New Roman"/>
-        </w:rPr>
-        <w:t>使它具有自发极化效应</w:t>
-      </w:r>
-      <w:r>
-        <w:rPr>
-          <w:rFonts w:hint="eastAsia" w:ascii="Times New Roman" w:hAnsi="Times New Roman" w:eastAsia="Times New Roman" w:cs="Times New Roman"/>
-        </w:rPr>
-        <w:t>。</w:t>
+        <w:t xml:space="preserve">的键价和为</w:t>
+      </w:r>
+      <w:r>
+        <w:rPr>
+          <w:rFonts w:ascii="Times New Roman" w:hAnsi="Times New Roman" w:eastAsia="Times New Roman" w:cs="Times New Roman"/>
+        </w:rPr>
+        <w:t xml:space="preserve"> 2.70。</w:t>
       </w:r>
       <m:oMath>
         <m:oMathPr>
@@ -42003,6 +42437,341 @@
         <w:rPr>
           <w:rFonts w:hint="eastAsia" w:ascii="Times New Roman" w:hAnsi="Times New Roman" w:eastAsia="FangSong" w:cs="Times New Roman"/>
         </w:rPr>
+        <w:t xml:space="preserve">在低于</w:t>
+      </w:r>
+      <w:r>
+        <w:rPr>
+          <w:rFonts w:ascii="Times New Roman" w:hAnsi="Times New Roman" w:eastAsia="Times New Roman" w:cs="Times New Roman"/>
+        </w:rPr>
+        <w:t xml:space="preserve"> </w:t>
+      </w:r>
+      <m:oMath>
+        <m:r>
+          <m:t>393</m:t>
+        </m:r>
+        <m:r>
+          <m:rPr>
+            <m:sty m:val="p"/>
+          </m:rPr>
+          <m:t>K</m:t>
+        </m:r>
+      </m:oMath>
+      <w:r>
+        <w:rPr>
+          <w:rFonts w:ascii="Times New Roman" w:hAnsi="Times New Roman" w:eastAsia="Times New Roman" w:cs="Times New Roman"/>
+        </w:rPr>
+        <w:t xml:space="preserve"> </w:t>
+      </w:r>
+      <w:r>
+        <w:rPr>
+          <w:rFonts w:hint="eastAsia" w:ascii="Times New Roman" w:hAnsi="Times New Roman" w:eastAsia="FangSong" w:cs="Times New Roman"/>
+        </w:rPr>
+        <w:t>时</w:t>
+      </w:r>
+      <w:r>
+        <w:rPr>
+          <w:rFonts w:hint="eastAsia" w:ascii="Times New Roman" w:hAnsi="Times New Roman" w:eastAsia="Times New Roman" w:cs="Times New Roman"/>
+        </w:rPr>
+        <w:t>，</w:t>
+      </w:r>
+      <w:r>
+        <w:rPr>
+          <w:rFonts w:hint="eastAsia" w:ascii="Times New Roman" w:hAnsi="Times New Roman" w:eastAsia="FangSong" w:cs="Times New Roman"/>
+        </w:rPr>
+        <w:t>因立方晶系结构</w:t>
+      </w:r>
+      <w:r>
+        <w:rPr>
+          <w:rFonts w:ascii="Times New Roman" w:hAnsi="Times New Roman" w:eastAsia="Times New Roman" w:cs="Times New Roman"/>
+        </w:rPr>
+        <w:t xml:space="preserve"> </w:t>
+      </w:r>
+      <m:oMath>
+        <m:sSup>
+          <m:e>
+            <m:r>
+              <m:rPr>
+                <m:sty m:val="p"/>
+              </m:rPr>
+              <m:t>T</m:t>
+            </m:r>
+            <m:r>
+              <m:rPr>
+                <m:sty m:val="p"/>
+              </m:rPr>
+              <m:t>i</m:t>
+            </m:r>
+          </m:e>
+          <m:sup>
+            <m:r>
+              <m:t>4</m:t>
+            </m:r>
+            <m:r>
+              <m:rPr>
+                <m:sty m:val="p"/>
+              </m:rPr>
+              <m:t>+</m:t>
+            </m:r>
+          </m:sup>
+        </m:sSup>
+      </m:oMath>
+      <w:r>
+        <w:rPr>
+          <w:rFonts w:ascii="Times New Roman" w:hAnsi="Times New Roman" w:eastAsia="Times New Roman" w:cs="Times New Roman"/>
+        </w:rPr>
+        <w:t xml:space="preserve"> </w:t>
+      </w:r>
+      <w:r>
+        <w:rPr>
+          <w:rFonts w:hint="eastAsia" w:ascii="Times New Roman" w:hAnsi="Times New Roman" w:eastAsia="FangSong" w:cs="Times New Roman"/>
+        </w:rPr>
+        <w:t xml:space="preserve">和</w:t>
+      </w:r>
+      <w:r>
+        <w:rPr>
+          <w:rFonts w:ascii="Times New Roman" w:hAnsi="Times New Roman" w:eastAsia="Times New Roman" w:cs="Times New Roman"/>
+        </w:rPr>
+        <w:t xml:space="preserve"> </w:t>
+      </w:r>
+      <m:oMath>
+        <m:sSup>
+          <m:e>
+            <m:r>
+              <m:rPr>
+                <m:sty m:val="p"/>
+              </m:rPr>
+              <m:t>B</m:t>
+            </m:r>
+            <m:r>
+              <m:rPr>
+                <m:sty m:val="p"/>
+              </m:rPr>
+              <m:t>a</m:t>
+            </m:r>
+          </m:e>
+          <m:sup>
+            <m:r>
+              <m:t>2</m:t>
+            </m:r>
+            <m:r>
+              <m:rPr>
+                <m:sty m:val="p"/>
+              </m:rPr>
+              <m:t>+</m:t>
+            </m:r>
+          </m:sup>
+        </m:sSup>
+      </m:oMath>
+      <w:r>
+        <w:rPr>
+          <w:rFonts w:ascii="Times New Roman" w:hAnsi="Times New Roman" w:eastAsia="Times New Roman" w:cs="Times New Roman"/>
+        </w:rPr>
+        <w:t xml:space="preserve"> </w:t>
+      </w:r>
+      <w:r>
+        <w:rPr>
+          <w:rFonts w:hint="eastAsia" w:ascii="Times New Roman" w:hAnsi="Times New Roman" w:eastAsia="FangSong" w:cs="Times New Roman"/>
+        </w:rPr>
+        <w:t>的键价和偏离理论值较多</w:t>
+      </w:r>
+      <w:r>
+        <w:rPr>
+          <w:rFonts w:hint="eastAsia" w:ascii="Times New Roman" w:hAnsi="Times New Roman" w:eastAsia="Times New Roman" w:cs="Times New Roman"/>
+        </w:rPr>
+        <w:t>，</w:t>
+      </w:r>
+      <w:r>
+        <w:rPr>
+          <w:rFonts w:hint="eastAsia" w:ascii="Times New Roman" w:hAnsi="Times New Roman" w:eastAsia="FangSong" w:cs="Times New Roman"/>
+        </w:rPr>
+        <w:t>不稳定</w:t>
+      </w:r>
+      <w:r>
+        <w:rPr>
+          <w:rFonts w:hint="eastAsia" w:ascii="Times New Roman" w:hAnsi="Times New Roman" w:eastAsia="Times New Roman" w:cs="Times New Roman"/>
+        </w:rPr>
+        <w:t>，</w:t>
+      </w:r>
+      <w:r>
+        <w:rPr>
+          <w:rFonts w:hint="eastAsia" w:ascii="Times New Roman" w:hAnsi="Times New Roman" w:eastAsia="FangSong" w:cs="Times New Roman"/>
+        </w:rPr>
+        <w:t>因而改变结构</w:t>
+      </w:r>
+      <w:r>
+        <w:rPr>
+          <w:rFonts w:hint="eastAsia" w:ascii="Times New Roman" w:hAnsi="Times New Roman" w:eastAsia="Times New Roman" w:cs="Times New Roman"/>
+        </w:rPr>
+        <w:t>，</w:t>
+      </w:r>
+      <w:r>
+        <w:rPr>
+          <w:rFonts w:hint="eastAsia" w:ascii="Times New Roman" w:hAnsi="Times New Roman" w:eastAsia="FangSong" w:cs="Times New Roman"/>
+        </w:rPr>
+        <w:t>使晶体对称性变为</w:t>
+      </w:r>
+      <w:r>
+        <w:rPr>
+          <w:rFonts w:ascii="Times New Roman" w:hAnsi="Times New Roman" w:eastAsia="Times New Roman" w:cs="Times New Roman"/>
+        </w:rPr>
+        <w:t xml:space="preserve"> </w:t>
+      </w:r>
+      <m:oMath>
+        <m:sSub>
+          <m:e>
+            <m:r>
+              <m:t>C</m:t>
+            </m:r>
+          </m:e>
+          <m:sub>
+            <m:r>
+              <m:t>4</m:t>
+            </m:r>
+            <m:r>
+              <m:t>v</m:t>
+            </m:r>
+          </m:sub>
+        </m:sSub>
+      </m:oMath>
+      <w:r>
+        <w:rPr>
+          <w:rFonts w:ascii="Times New Roman" w:hAnsi="Times New Roman" w:eastAsia="Times New Roman" w:cs="Times New Roman"/>
+        </w:rPr>
+        <w:t xml:space="preserve"> </w:t>
+      </w:r>
+      <w:r>
+        <w:rPr>
+          <w:rFonts w:hint="eastAsia" w:ascii="Times New Roman" w:hAnsi="Times New Roman" w:eastAsia="FangSong" w:cs="Times New Roman"/>
+        </w:rPr>
+        <w:t xml:space="preserve">和</w:t>
+      </w:r>
+      <w:r>
+        <w:rPr>
+          <w:rFonts w:ascii="Times New Roman" w:hAnsi="Times New Roman" w:eastAsia="Times New Roman" w:cs="Times New Roman"/>
+        </w:rPr>
+        <w:t xml:space="preserve"> </w:t>
+      </w:r>
+      <m:oMath>
+        <m:sSub>
+          <m:e>
+            <m:r>
+              <m:t>C</m:t>
+            </m:r>
+          </m:e>
+          <m:sub>
+            <m:r>
+              <m:t>2</m:t>
+            </m:r>
+            <m:r>
+              <m:t>v</m:t>
+            </m:r>
+          </m:sub>
+        </m:sSub>
+      </m:oMath>
+      <w:r>
+        <w:rPr>
+          <w:rFonts w:ascii="Times New Roman" w:hAnsi="Times New Roman" w:eastAsia="Times New Roman" w:cs="Times New Roman"/>
+        </w:rPr>
+        <w:t xml:space="preserve"> </w:t>
+      </w:r>
+      <w:r>
+        <w:rPr>
+          <w:rFonts w:hint="eastAsia" w:ascii="Times New Roman" w:hAnsi="Times New Roman" w:eastAsia="FangSong" w:cs="Times New Roman"/>
+        </w:rPr>
+        <w:t>点群</w:t>
+      </w:r>
+      <w:r>
+        <w:rPr>
+          <w:rFonts w:hint="eastAsia" w:ascii="Times New Roman" w:hAnsi="Times New Roman" w:eastAsia="Times New Roman" w:cs="Times New Roman"/>
+        </w:rPr>
+        <w:t>，</w:t>
+      </w:r>
+      <w:r>
+        <w:rPr>
+          <w:rFonts w:hint="eastAsia" w:ascii="Times New Roman" w:hAnsi="Times New Roman" w:eastAsia="FangSong" w:cs="Times New Roman"/>
+        </w:rPr>
+        <w:t>无对称中心</w:t>
+      </w:r>
+      <w:r>
+        <w:rPr>
+          <w:rFonts w:hint="eastAsia" w:ascii="Times New Roman" w:hAnsi="Times New Roman" w:eastAsia="Times New Roman" w:cs="Times New Roman"/>
+        </w:rPr>
+        <w:t>，</w:t>
+      </w:r>
+      <w:r>
+        <w:rPr>
+          <w:rFonts w:hint="eastAsia" w:ascii="Times New Roman" w:hAnsi="Times New Roman" w:eastAsia="FangSong" w:cs="Times New Roman"/>
+        </w:rPr>
+        <w:t>使它具有自发极化效应</w:t>
+      </w:r>
+      <w:r>
+        <w:rPr>
+          <w:rFonts w:hint="eastAsia" w:ascii="Times New Roman" w:hAnsi="Times New Roman" w:eastAsia="Times New Roman" w:cs="Times New Roman"/>
+        </w:rPr>
+        <w:t>。</w:t>
+      </w:r>
+      <m:oMath>
+        <m:oMathPr>
+          <m:ctrlPr>
+            <w:rPr>
+              <w:sz w:val="28"/>
+              <w:szCs w:val="28"/>
+            </w:rPr>
+          </m:ctrlPr>
+        </m:oMathPr>
+        <m:r>
+          <m:rPr>
+            <m:sty m:val="p"/>
+          </m:rPr>
+          <m:t>B</m:t>
+        </m:r>
+        <m:r>
+          <m:rPr>
+            <m:sty m:val="p"/>
+          </m:rPr>
+          <m:t>a</m:t>
+        </m:r>
+        <m:r>
+          <m:rPr>
+            <m:sty m:val="p"/>
+          </m:rPr>
+          <m:t>T</m:t>
+        </m:r>
+        <m:r>
+          <m:rPr>
+            <m:sty m:val="p"/>
+          </m:rPr>
+          <m:t>i</m:t>
+        </m:r>
+        <m:sSub>
+          <m:e>
+            <m:r>
+              <m:rPr>
+                <m:sty m:val="p"/>
+              </m:rPr>
+              <m:t>O</m:t>
+            </m:r>
+          </m:e>
+          <m:sub>
+            <m:r>
+              <m:rPr>
+                <m:sty m:val="p"/>
+              </m:rPr>
+              <m:t>3</m:t>
+            </m:r>
+          </m:sub>
+        </m:sSub>
+      </m:oMath>
+      <w:r>
+        <w:rPr>
+          <w:rFonts w:ascii="Times New Roman" w:hAnsi="Times New Roman" w:eastAsia="Times New Roman" w:cs="Times New Roman"/>
+        </w:rPr>
+        <w:t xml:space="preserve"> </w:t>
+      </w:r>
+      <w:r>
+        <w:rPr>
+          <w:rFonts w:hint="eastAsia" w:ascii="Times New Roman" w:hAnsi="Times New Roman" w:eastAsia="FangSong" w:cs="Times New Roman"/>
+        </w:rPr>
         <w:t>晶体成为重要的铁电材料的内部结构根源就在于此</w:t>
       </w:r>
       <w:r>
@@ -42023,7 +42792,7 @@
       </w:r>
     </w:p>
     <w:bookmarkEnd w:id="71"/>
-    <w:bookmarkStart w:id="72" w:name="习题c.14"/>
+    <w:bookmarkStart w:id="72" w:name="电子规则"/>
     <w:p>
       <w:pPr>
         <w:pStyle w:val="Heading2"/>
@@ -42039,13 +42808,7 @@
         <w:rPr>
           <w:rFonts w:hint="eastAsia" w:ascii="Times New Roman" w:hAnsi="Times New Roman" w:eastAsia="SimHei" w:cs="Times New Roman"/>
         </w:rPr>
-        <w:t>习题</w:t>
-      </w:r>
-      <w:r>
-        <w:rPr>
-          <w:rFonts w:hint="eastAsia" w:ascii="Times New Roman" w:hAnsi="Times New Roman" w:eastAsia="Times New Roman" w:cs="Times New Roman"/>
-        </w:rPr>
-        <w:t>C.14</w:t>
+        <w:t xml:space="preserve">电子规则</w:t>
       </w:r>
     </w:p>
     <w:p>
@@ -42757,15 +43520,25 @@
         <w:rPr>
           <w:rFonts w:ascii="Times New Roman" w:hAnsi="Times New Roman" w:eastAsia="Times New Roman" w:cs="Times New Roman"/>
         </w:rPr>
-        <w:t xml:space="preserve"> ML</w:t>
-      </w:r>
-      <w:r>
-        <w:rPr>
-          <w:rFonts w:ascii="Times New Roman" w:hAnsi="Times New Roman" w:eastAsia="Times New Roman" w:cs="Times New Roman"/>
-          <w:vertAlign w:val="subscript"/>
-        </w:rPr>
-        <w:t>6</w:t>
-      </w:r>
+        <w:t xml:space="preserve"> </w:t>
+      </w:r>
+      <m:oMath>
+        <m:r>
+          <m:t>M</m:t>
+        </m:r>
+        <m:sSub>
+          <m:e>
+            <m:r>
+              <m:t>L</m:t>
+            </m:r>
+          </m:e>
+          <m:sub>
+            <m:r>
+              <m:t>6</m:t>
+            </m:r>
+          </m:sub>
+        </m:sSub>
+      </m:oMath>
       <w:r>
         <w:rPr>
           <w:rFonts w:ascii="Times New Roman" w:hAnsi="Times New Roman" w:eastAsia="Times New Roman" w:cs="Times New Roman"/>
@@ -45844,7 +46617,7 @@
       </w:r>
     </w:p>
     <w:bookmarkEnd w:id="72"/>
-    <w:bookmarkStart w:id="73" w:name="习题c.15"/>
+    <w:bookmarkStart w:id="73" w:name="bragg方程"/>
     <w:p>
       <w:pPr>
         <w:pStyle w:val="Heading2"/>
@@ -45858,15 +46631,15 @@
       </w:r>
       <w:r>
         <w:rPr>
+          <w:rFonts w:hint="eastAsia" w:ascii="Times New Roman" w:hAnsi="Times New Roman" w:eastAsia="Times New Roman" w:cs="Times New Roman"/>
+        </w:rPr>
+        <w:t>Bragg</w:t>
+      </w:r>
+      <w:r>
+        <w:rPr>
           <w:rFonts w:hint="eastAsia" w:ascii="Times New Roman" w:hAnsi="Times New Roman" w:eastAsia="SimHei" w:cs="Times New Roman"/>
         </w:rPr>
-        <w:t>习题</w:t>
-      </w:r>
-      <w:r>
-        <w:rPr>
-          <w:rFonts w:hint="eastAsia" w:ascii="Times New Roman" w:hAnsi="Times New Roman" w:eastAsia="Times New Roman" w:cs="Times New Roman"/>
-        </w:rPr>
-        <w:t>C.15</w:t>
+        <w:t>方程</w:t>
       </w:r>
     </w:p>
     <w:p>
@@ -46359,15 +47132,22 @@
         <w:rPr>
           <w:rFonts w:ascii="Times New Roman" w:hAnsi="Times New Roman" w:eastAsia="Times New Roman" w:cs="Times New Roman"/>
         </w:rPr>
-        <w:t xml:space="preserve"> 2</w:t>
-      </w:r>
-      <w:r>
-        <w:rPr>
-          <w:rFonts w:ascii="Times New Roman" w:hAnsi="Times New Roman" w:eastAsia="Times New Roman" w:cs="Times New Roman"/>
-          <w:vertAlign w:val="subscript"/>
-        </w:rPr>
-        <w:t>1</w:t>
-      </w:r>
+        <w:t xml:space="preserve"> </w:t>
+      </w:r>
+      <m:oMath>
+        <m:sSub>
+          <m:e>
+            <m:r>
+              <m:t>2</m:t>
+            </m:r>
+          </m:e>
+          <m:sub>
+            <m:r>
+              <m:t>1</m:t>
+            </m:r>
+          </m:sub>
+        </m:sSub>
+      </m:oMath>
       <w:r>
         <w:rPr>
           <w:rFonts w:ascii="Times New Roman" w:hAnsi="Times New Roman" w:eastAsia="Times New Roman" w:cs="Times New Roman"/>
@@ -46950,7 +47730,7 @@
       </w:r>
     </w:p>
     <w:bookmarkEnd w:id="73"/>
-    <w:bookmarkStart w:id="74" w:name="习题c.16"/>
+    <w:bookmarkStart w:id="74" w:name="原子坐标参数"/>
     <w:p>
       <w:pPr>
         <w:pStyle w:val="Heading2"/>
@@ -46966,13 +47746,7 @@
         <w:rPr>
           <w:rFonts w:hint="eastAsia" w:ascii="Times New Roman" w:hAnsi="Times New Roman" w:eastAsia="SimHei" w:cs="Times New Roman"/>
         </w:rPr>
-        <w:t>习题</w:t>
-      </w:r>
-      <w:r>
-        <w:rPr>
-          <w:rFonts w:hint="eastAsia" w:ascii="Times New Roman" w:hAnsi="Times New Roman" w:eastAsia="Times New Roman" w:cs="Times New Roman"/>
-        </w:rPr>
-        <w:t>C.16</w:t>
+        <w:t xml:space="preserve">原子坐标参数</w:t>
       </w:r>
     </w:p>
     <w:p>
@@ -47399,15 +48173,22 @@
         <w:rPr>
           <w:rFonts w:ascii="Times New Roman" w:hAnsi="Times New Roman" w:eastAsia="Times New Roman" w:cs="Times New Roman"/>
         </w:rPr>
-        <w:t xml:space="preserve"> I</w:t>
-      </w:r>
-      <w:r>
-        <w:rPr>
-          <w:rFonts w:ascii="Times New Roman" w:hAnsi="Times New Roman" w:eastAsia="Times New Roman" w:cs="Times New Roman"/>
-          <w:vertAlign w:val="subscript"/>
-        </w:rPr>
-        <w:t>2</w:t>
-      </w:r>
+        <w:t xml:space="preserve"> </w:t>
+      </w:r>
+      <m:oMath>
+        <m:sSub>
+          <m:e>
+            <m:r>
+              <m:t>I</m:t>
+            </m:r>
+          </m:e>
+          <m:sub>
+            <m:r>
+              <m:t>2</m:t>
+            </m:r>
+          </m:sub>
+        </m:sSub>
+      </m:oMath>
       <w:r>
         <w:rPr>
           <w:rFonts w:ascii="Times New Roman" w:hAnsi="Times New Roman" w:eastAsia="Times New Roman" w:cs="Times New Roman"/>
@@ -47424,20 +48205,48 @@
         <w:rPr>
           <w:rFonts w:ascii="Times New Roman" w:hAnsi="Times New Roman" w:eastAsia="Times New Roman" w:cs="Times New Roman"/>
         </w:rPr>
-        <w:t xml:space="preserve"> ( r</w:t>
-      </w:r>
-      <w:r>
-        <w:rPr>
-          <w:rFonts w:ascii="Times New Roman" w:hAnsi="Times New Roman" w:eastAsia="Times New Roman" w:cs="Times New Roman"/>
-          <w:vertAlign w:val="subscript"/>
-        </w:rPr>
-        <w:t>3-4</w:t>
-      </w:r>
-      <w:r>
-        <w:rPr>
-          <w:rFonts w:ascii="Times New Roman" w:hAnsi="Times New Roman" w:eastAsia="Times New Roman" w:cs="Times New Roman"/>
-        </w:rPr>
-        <w:t xml:space="preserve"> );</w:t>
+        <w:t xml:space="preserve"> (</w:t>
+      </w:r>
+      <w:r>
+        <w:rPr>
+          <w:rFonts w:ascii="Times New Roman" w:hAnsi="Times New Roman" w:eastAsia="Times New Roman" w:cs="Times New Roman"/>
+        </w:rPr>
+        <w:t xml:space="preserve"> </w:t>
+      </w:r>
+      <m:oMath>
+        <m:sSub>
+          <m:e>
+            <m:r>
+              <m:t>r</m:t>
+            </m:r>
+          </m:e>
+          <m:sub>
+            <m:r>
+              <m:t>3</m:t>
+            </m:r>
+            <m:r>
+              <m:rPr>
+                <m:sty m:val="p"/>
+              </m:rPr>
+              <m:t>−</m:t>
+            </m:r>
+            <m:r>
+              <m:t>4</m:t>
+            </m:r>
+          </m:sub>
+        </m:sSub>
+      </m:oMath>
+      <w:r>
+        <w:rPr>
+          <w:rFonts w:ascii="Times New Roman" w:hAnsi="Times New Roman" w:eastAsia="Times New Roman" w:cs="Times New Roman"/>
+        </w:rPr>
+        <w:t xml:space="preserve"> </w:t>
+      </w:r>
+      <w:r>
+        <w:rPr>
+          <w:rFonts w:ascii="Times New Roman" w:hAnsi="Times New Roman" w:eastAsia="Times New Roman" w:cs="Times New Roman"/>
+        </w:rPr>
+        <w:t xml:space="preserve">);</w:t>
       </w:r>
     </w:p>
     <w:p>
@@ -47457,15 +48266,22 @@
         <w:rPr>
           <w:rFonts w:ascii="Times New Roman" w:hAnsi="Times New Roman" w:eastAsia="Times New Roman" w:cs="Times New Roman"/>
         </w:rPr>
-        <w:t xml:space="preserve"> I</w:t>
-      </w:r>
-      <w:r>
-        <w:rPr>
-          <w:rFonts w:ascii="Times New Roman" w:hAnsi="Times New Roman" w:eastAsia="Times New Roman" w:cs="Times New Roman"/>
-          <w:vertAlign w:val="subscript"/>
-        </w:rPr>
-        <w:t>2</w:t>
-      </w:r>
+        <w:t xml:space="preserve"> </w:t>
+      </w:r>
+      <m:oMath>
+        <m:sSub>
+          <m:e>
+            <m:r>
+              <m:t>I</m:t>
+            </m:r>
+          </m:e>
+          <m:sub>
+            <m:r>
+              <m:t>2</m:t>
+            </m:r>
+          </m:sub>
+        </m:sSub>
+      </m:oMath>
       <w:r>
         <w:rPr>
           <w:rFonts w:ascii="Times New Roman" w:hAnsi="Times New Roman" w:eastAsia="Times New Roman" w:cs="Times New Roman"/>
@@ -47584,15 +48400,22 @@
         <w:rPr>
           <w:rFonts w:ascii="Times New Roman" w:hAnsi="Times New Roman" w:eastAsia="Times New Roman" w:cs="Times New Roman"/>
         </w:rPr>
-        <w:t xml:space="preserve"> I</w:t>
-      </w:r>
-      <w:r>
-        <w:rPr>
-          <w:rFonts w:ascii="Times New Roman" w:hAnsi="Times New Roman" w:eastAsia="Times New Roman" w:cs="Times New Roman"/>
-          <w:vertAlign w:val="subscript"/>
-        </w:rPr>
-        <w:t>2</w:t>
-      </w:r>
+        <w:t xml:space="preserve"> </w:t>
+      </w:r>
+      <m:oMath>
+        <m:sSub>
+          <m:e>
+            <m:r>
+              <m:t>I</m:t>
+            </m:r>
+          </m:e>
+          <m:sub>
+            <m:r>
+              <m:t>2</m:t>
+            </m:r>
+          </m:sub>
+        </m:sSub>
+      </m:oMath>
       <w:r>
         <w:rPr>
           <w:rFonts w:ascii="Times New Roman" w:hAnsi="Times New Roman" w:eastAsia="Times New Roman" w:cs="Times New Roman"/>
@@ -47734,19 +48557,20 @@
           <w:numId w:val="1060"/>
         </w:numPr>
       </w:pPr>
-      <w:r>
-        <w:rPr>
-          <w:rFonts w:ascii="Times New Roman" w:hAnsi="Times New Roman" w:eastAsia="Times New Roman" w:cs="Times New Roman"/>
-        </w:rPr>
-        <w:t>I</w:t>
-      </w:r>
-      <w:r>
-        <w:rPr>
-          <w:rFonts w:ascii="Times New Roman" w:hAnsi="Times New Roman" w:eastAsia="Times New Roman" w:cs="Times New Roman"/>
-          <w:vertAlign w:val="subscript"/>
-        </w:rPr>
-        <w:t>2</w:t>
-      </w:r>
+      <m:oMath>
+        <m:sSub>
+          <m:e>
+            <m:r>
+              <m:t>I</m:t>
+            </m:r>
+          </m:e>
+          <m:sub>
+            <m:r>
+              <m:t>2</m:t>
+            </m:r>
+          </m:sub>
+        </m:sSub>
+      </m:oMath>
       <w:r>
         <w:rPr>
           <w:rFonts w:ascii="Times New Roman" w:hAnsi="Times New Roman" w:eastAsia="Times New Roman" w:cs="Times New Roman"/>
@@ -47798,15 +48622,22 @@
         <w:rPr>
           <w:rFonts w:hint="eastAsia" w:ascii="Times New Roman" w:hAnsi="Times New Roman" w:eastAsia="Times New Roman" w:cs="Times New Roman"/>
         </w:rPr>
-        <w:t>（3）I</w:t>
-      </w:r>
-      <w:r>
-        <w:rPr>
-          <w:rFonts w:hint="eastAsia" w:ascii="Times New Roman" w:hAnsi="Times New Roman" w:eastAsia="Times New Roman" w:cs="Times New Roman"/>
-          <w:vertAlign w:val="subscript"/>
-        </w:rPr>
-        <w:t>2</w:t>
-      </w:r>
+        <w:t xml:space="preserve">（3）</w:t>
+      </w:r>
+      <m:oMath>
+        <m:sSub>
+          <m:e>
+            <m:r>
+              <m:t>I</m:t>
+            </m:r>
+          </m:e>
+          <m:sub>
+            <m:r>
+              <m:t>2</m:t>
+            </m:r>
+          </m:sub>
+        </m:sSub>
+      </m:oMath>
       <w:r>
         <w:rPr>
           <w:rFonts w:ascii="Times New Roman" w:hAnsi="Times New Roman" w:eastAsia="Times New Roman" w:cs="Times New Roman"/>
@@ -48042,15 +48873,22 @@
         <w:rPr>
           <w:rFonts w:hint="eastAsia" w:ascii="Times New Roman" w:hAnsi="Times New Roman" w:eastAsia="Times New Roman" w:cs="Times New Roman"/>
         </w:rPr>
-        <w:t>（5）I</w:t>
-      </w:r>
-      <w:r>
-        <w:rPr>
-          <w:rFonts w:hint="eastAsia" w:ascii="Times New Roman" w:hAnsi="Times New Roman" w:eastAsia="Times New Roman" w:cs="Times New Roman"/>
-          <w:vertAlign w:val="subscript"/>
-        </w:rPr>
-        <w:t>2</w:t>
-      </w:r>
+        <w:t xml:space="preserve">（5）</w:t>
+      </w:r>
+      <m:oMath>
+        <m:sSub>
+          <m:e>
+            <m:r>
+              <m:t>I</m:t>
+            </m:r>
+          </m:e>
+          <m:sub>
+            <m:r>
+              <m:t>2</m:t>
+            </m:r>
+          </m:sub>
+        </m:sSub>
+      </m:oMath>
       <w:r>
         <w:rPr>
           <w:rFonts w:ascii="Times New Roman" w:hAnsi="Times New Roman" w:eastAsia="Times New Roman" w:cs="Times New Roman"/>
@@ -48201,7 +49039,7 @@
       </w:r>
     </w:p>
     <w:bookmarkEnd w:id="74"/>
-    <w:bookmarkStart w:id="75" w:name="习题c.18"/>
+    <w:bookmarkStart w:id="75" w:name="密堆积"/>
     <w:p>
       <w:pPr>
         <w:pStyle w:val="Heading2"/>
@@ -48217,13 +49055,7 @@
         <w:rPr>
           <w:rFonts w:hint="eastAsia" w:ascii="Times New Roman" w:hAnsi="Times New Roman" w:eastAsia="SimHei" w:cs="Times New Roman"/>
         </w:rPr>
-        <w:t>习题</w:t>
-      </w:r>
-      <w:r>
-        <w:rPr>
-          <w:rFonts w:hint="eastAsia" w:ascii="Times New Roman" w:hAnsi="Times New Roman" w:eastAsia="Times New Roman" w:cs="Times New Roman"/>
-        </w:rPr>
-        <w:t>C.18</w:t>
+        <w:t xml:space="preserve">密堆积</w:t>
       </w:r>
     </w:p>
     <w:p>
@@ -48240,15 +49072,25 @@
         <w:rPr>
           <w:rFonts w:ascii="Times New Roman" w:hAnsi="Times New Roman" w:eastAsia="Times New Roman" w:cs="Times New Roman"/>
         </w:rPr>
-        <w:t xml:space="preserve"> AB</w:t>
-      </w:r>
-      <w:r>
-        <w:rPr>
-          <w:rFonts w:ascii="Times New Roman" w:hAnsi="Times New Roman" w:eastAsia="Times New Roman" w:cs="Times New Roman"/>
-          <w:vertAlign w:val="subscript"/>
-        </w:rPr>
-        <w:t>2</w:t>
-      </w:r>
+        <w:t xml:space="preserve"> </w:t>
+      </w:r>
+      <m:oMath>
+        <m:r>
+          <m:t>A</m:t>
+        </m:r>
+        <m:sSub>
+          <m:e>
+            <m:r>
+              <m:t>B</m:t>
+            </m:r>
+          </m:e>
+          <m:sub>
+            <m:r>
+              <m:t>2</m:t>
+            </m:r>
+          </m:sub>
+        </m:sSub>
+      </m:oMath>
       <w:r>
         <w:rPr>
           <w:rFonts w:ascii="Times New Roman" w:hAnsi="Times New Roman" w:eastAsia="Times New Roman" w:cs="Times New Roman"/>
@@ -48690,27 +49532,38 @@
         <w:rPr>
           <w:rFonts w:ascii="Times New Roman" w:hAnsi="Times New Roman" w:eastAsia="Times New Roman" w:cs="Times New Roman"/>
         </w:rPr>
-        <w:t xml:space="preserve"> C</w:t>
-      </w:r>
-      <w:r>
-        <w:rPr>
-          <w:rFonts w:ascii="Times New Roman" w:hAnsi="Times New Roman" w:eastAsia="Times New Roman" w:cs="Times New Roman"/>
-          <w:vertAlign w:val="subscript"/>
-        </w:rPr>
-        <w:t>3</w:t>
-      </w:r>
-      <w:r>
-        <w:rPr>
-          <w:rFonts w:ascii="Times New Roman" w:hAnsi="Times New Roman" w:eastAsia="Times New Roman" w:cs="Times New Roman"/>
-          <w:vertAlign w:val="superscript"/>
-        </w:rPr>
-        <w:t>1</w:t>
-      </w:r>
-      <w:r>
-        <w:rPr>
-          <w:rFonts w:ascii="Times New Roman" w:hAnsi="Times New Roman" w:eastAsia="Times New Roman" w:cs="Times New Roman"/>
-        </w:rPr>
-        <w:t xml:space="preserve"> 。</w:t>
+        <w:t xml:space="preserve"> </w:t>
+      </w:r>
+      <m:oMath>
+        <m:sSubSup>
+          <m:e>
+            <m:r>
+              <m:t>C</m:t>
+            </m:r>
+          </m:e>
+          <m:sub>
+            <m:r>
+              <m:t>3</m:t>
+            </m:r>
+          </m:sub>
+          <m:sup>
+            <m:r>
+              <m:t>1</m:t>
+            </m:r>
+          </m:sup>
+        </m:sSubSup>
+      </m:oMath>
+      <w:r>
+        <w:rPr>
+          <w:rFonts w:ascii="Times New Roman" w:hAnsi="Times New Roman" w:eastAsia="Times New Roman" w:cs="Times New Roman"/>
+        </w:rPr>
+        <w:t xml:space="preserve"> </w:t>
+      </w:r>
+      <w:r>
+        <w:rPr>
+          <w:rFonts w:ascii="Times New Roman" w:hAnsi="Times New Roman" w:eastAsia="Times New Roman" w:cs="Times New Roman"/>
+        </w:rPr>
+        <w:t xml:space="preserve">。</w:t>
       </w:r>
     </w:p>
     <w:p>
@@ -49116,27 +49969,38 @@
         <w:rPr>
           <w:rFonts w:ascii="Times New Roman" w:hAnsi="Times New Roman" w:eastAsia="Times New Roman" w:cs="Times New Roman"/>
         </w:rPr>
-        <w:t xml:space="preserve"> C</w:t>
-      </w:r>
-      <w:r>
-        <w:rPr>
-          <w:rFonts w:ascii="Times New Roman" w:hAnsi="Times New Roman" w:eastAsia="Times New Roman" w:cs="Times New Roman"/>
-          <w:vertAlign w:val="subscript"/>
-        </w:rPr>
-        <w:t>3</w:t>
-      </w:r>
-      <w:r>
-        <w:rPr>
-          <w:rFonts w:ascii="Times New Roman" w:hAnsi="Times New Roman" w:eastAsia="Times New Roman" w:cs="Times New Roman"/>
-          <w:vertAlign w:val="superscript"/>
-        </w:rPr>
-        <w:t>1</w:t>
-      </w:r>
-      <w:r>
-        <w:rPr>
-          <w:rFonts w:ascii="Times New Roman" w:hAnsi="Times New Roman" w:eastAsia="Times New Roman" w:cs="Times New Roman"/>
-        </w:rPr>
-        <w:t xml:space="preserve"> 。</w:t>
+        <w:t xml:space="preserve"> </w:t>
+      </w:r>
+      <m:oMath>
+        <m:sSubSup>
+          <m:e>
+            <m:r>
+              <m:t>C</m:t>
+            </m:r>
+          </m:e>
+          <m:sub>
+            <m:r>
+              <m:t>3</m:t>
+            </m:r>
+          </m:sub>
+          <m:sup>
+            <m:r>
+              <m:t>1</m:t>
+            </m:r>
+          </m:sup>
+        </m:sSubSup>
+      </m:oMath>
+      <w:r>
+        <w:rPr>
+          <w:rFonts w:ascii="Times New Roman" w:hAnsi="Times New Roman" w:eastAsia="Times New Roman" w:cs="Times New Roman"/>
+        </w:rPr>
+        <w:t xml:space="preserve"> </w:t>
+      </w:r>
+      <w:r>
+        <w:rPr>
+          <w:rFonts w:ascii="Times New Roman" w:hAnsi="Times New Roman" w:eastAsia="Times New Roman" w:cs="Times New Roman"/>
+        </w:rPr>
+        <w:t xml:space="preserve">。</w:t>
       </w:r>
     </w:p>
     <w:p>
@@ -49150,7 +50014,7 @@
       </w:r>
     </w:p>
     <w:bookmarkEnd w:id="75"/>
-    <w:bookmarkStart w:id="76" w:name="习题c.19"/>
+    <w:bookmarkStart w:id="76" w:name="六方密堆积"/>
     <w:p>
       <w:pPr>
         <w:pStyle w:val="Heading2"/>
@@ -49166,13 +50030,7 @@
         <w:rPr>
           <w:rFonts w:hint="eastAsia" w:ascii="Times New Roman" w:hAnsi="Times New Roman" w:eastAsia="SimHei" w:cs="Times New Roman"/>
         </w:rPr>
-        <w:t>习题</w:t>
-      </w:r>
-      <w:r>
-        <w:rPr>
-          <w:rFonts w:hint="eastAsia" w:ascii="Times New Roman" w:hAnsi="Times New Roman" w:eastAsia="Times New Roman" w:cs="Times New Roman"/>
-        </w:rPr>
-        <w:t>C.19</w:t>
+        <w:t xml:space="preserve">六方密堆积</w:t>
       </w:r>
     </w:p>
     <w:p>
@@ -51142,7 +52000,7 @@
       </w:r>
     </w:p>
     <w:bookmarkEnd w:id="76"/>
-    <w:bookmarkStart w:id="77" w:name="习题c.20"/>
+    <w:bookmarkStart w:id="77" w:name="对称元素"/>
     <w:p>
       <w:pPr>
         <w:pStyle w:val="Heading2"/>
@@ -51158,13 +52016,7 @@
         <w:rPr>
           <w:rFonts w:hint="eastAsia" w:ascii="Times New Roman" w:hAnsi="Times New Roman" w:eastAsia="SimHei" w:cs="Times New Roman"/>
         </w:rPr>
-        <w:t>习题</w:t>
-      </w:r>
-      <w:r>
-        <w:rPr>
-          <w:rFonts w:hint="eastAsia" w:ascii="Times New Roman" w:hAnsi="Times New Roman" w:eastAsia="Times New Roman" w:cs="Times New Roman"/>
-        </w:rPr>
-        <w:t>C.20</w:t>
+        <w:t xml:space="preserve">对称元素</w:t>
       </w:r>
     </w:p>
     <w:p>
@@ -51604,15 +52456,22 @@
         <w:rPr>
           <w:rFonts w:ascii="Times New Roman" w:hAnsi="Times New Roman" w:eastAsia="Times New Roman" w:cs="Times New Roman"/>
         </w:rPr>
-        <w:t xml:space="preserve"> C</w:t>
-      </w:r>
-      <w:r>
-        <w:rPr>
-          <w:rFonts w:ascii="Times New Roman" w:hAnsi="Times New Roman" w:eastAsia="Times New Roman" w:cs="Times New Roman"/>
-          <w:vertAlign w:val="subscript"/>
-        </w:rPr>
-        <w:t>2</w:t>
-      </w:r>
+        <w:t xml:space="preserve"> </w:t>
+      </w:r>
+      <m:oMath>
+        <m:sSub>
+          <m:e>
+            <m:r>
+              <m:t>C</m:t>
+            </m:r>
+          </m:e>
+          <m:sub>
+            <m:r>
+              <m:t>2</m:t>
+            </m:r>
+          </m:sub>
+        </m:sSub>
+      </m:oMath>
       <w:r>
         <w:rPr>
           <w:rFonts w:ascii="Times New Roman" w:hAnsi="Times New Roman" w:eastAsia="Times New Roman" w:cs="Times New Roman"/>
@@ -51889,15 +52748,22 @@
         <w:rPr>
           <w:rFonts w:hint="eastAsia" w:ascii="Times New Roman" w:hAnsi="Times New Roman" w:eastAsia="Times New Roman" w:cs="Times New Roman"/>
         </w:rPr>
-        <w:t>；2</w:t>
-      </w:r>
-      <w:r>
-        <w:rPr>
-          <w:rFonts w:hint="eastAsia" w:ascii="Times New Roman" w:hAnsi="Times New Roman" w:eastAsia="Times New Roman" w:cs="Times New Roman"/>
-          <w:vertAlign w:val="subscript"/>
-        </w:rPr>
-        <w:t>1</w:t>
-      </w:r>
+        <w:t>；</w:t>
+      </w:r>
+      <m:oMath>
+        <m:sSub>
+          <m:e>
+            <m:r>
+              <m:t>2</m:t>
+            </m:r>
+          </m:e>
+          <m:sub>
+            <m:r>
+              <m:t>1</m:t>
+            </m:r>
+          </m:sub>
+        </m:sSub>
+      </m:oMath>
       <w:r>
         <w:rPr>
           <w:rFonts w:ascii="Times New Roman" w:hAnsi="Times New Roman" w:eastAsia="Times New Roman" w:cs="Times New Roman"/>
@@ -51926,15 +52792,22 @@
         <w:rPr>
           <w:rFonts w:ascii="Times New Roman" w:hAnsi="Times New Roman" w:eastAsia="Times New Roman" w:cs="Times New Roman"/>
         </w:rPr>
-        <w:t xml:space="preserve"> 2</w:t>
-      </w:r>
-      <w:r>
-        <w:rPr>
-          <w:rFonts w:ascii="Times New Roman" w:hAnsi="Times New Roman" w:eastAsia="Times New Roman" w:cs="Times New Roman"/>
-          <w:vertAlign w:val="subscript"/>
-        </w:rPr>
-        <w:t>1</w:t>
-      </w:r>
+        <w:t xml:space="preserve"> </w:t>
+      </w:r>
+      <m:oMath>
+        <m:sSub>
+          <m:e>
+            <m:r>
+              <m:t>2</m:t>
+            </m:r>
+          </m:e>
+          <m:sub>
+            <m:r>
+              <m:t>1</m:t>
+            </m:r>
+          </m:sub>
+        </m:sSub>
+      </m:oMath>
       <w:r>
         <w:rPr>
           <w:rFonts w:ascii="Times New Roman" w:hAnsi="Times New Roman" w:eastAsia="Times New Roman" w:cs="Times New Roman"/>
@@ -52450,15 +53323,22 @@
         <w:rPr>
           <w:rFonts w:ascii="Times New Roman" w:hAnsi="Times New Roman" w:eastAsia="Times New Roman" w:cs="Times New Roman"/>
         </w:rPr>
-        <w:t xml:space="preserve"> C</w:t>
-      </w:r>
-      <w:r>
-        <w:rPr>
-          <w:rFonts w:ascii="Times New Roman" w:hAnsi="Times New Roman" w:eastAsia="Times New Roman" w:cs="Times New Roman"/>
-          <w:vertAlign w:val="subscript"/>
-        </w:rPr>
-        <w:t>2</w:t>
-      </w:r>
+        <w:t xml:space="preserve"> </w:t>
+      </w:r>
+      <m:oMath>
+        <m:sSub>
+          <m:e>
+            <m:r>
+              <m:t>C</m:t>
+            </m:r>
+          </m:e>
+          <m:sub>
+            <m:r>
+              <m:t>2</m:t>
+            </m:r>
+          </m:sub>
+        </m:sSub>
+      </m:oMath>
       <w:r>
         <w:rPr>
           <w:rFonts w:ascii="Times New Roman" w:hAnsi="Times New Roman" w:eastAsia="Times New Roman" w:cs="Times New Roman"/>
@@ -52735,15 +53615,22 @@
         <w:rPr>
           <w:rFonts w:hint="eastAsia" w:ascii="Times New Roman" w:hAnsi="Times New Roman" w:eastAsia="Times New Roman" w:cs="Times New Roman"/>
         </w:rPr>
-        <w:t>；2</w:t>
-      </w:r>
-      <w:r>
-        <w:rPr>
-          <w:rFonts w:hint="eastAsia" w:ascii="Times New Roman" w:hAnsi="Times New Roman" w:eastAsia="Times New Roman" w:cs="Times New Roman"/>
-          <w:vertAlign w:val="subscript"/>
-        </w:rPr>
-        <w:t>1</w:t>
-      </w:r>
+        <w:t>；</w:t>
+      </w:r>
+      <m:oMath>
+        <m:sSub>
+          <m:e>
+            <m:r>
+              <m:t>2</m:t>
+            </m:r>
+          </m:e>
+          <m:sub>
+            <m:r>
+              <m:t>1</m:t>
+            </m:r>
+          </m:sub>
+        </m:sSub>
+      </m:oMath>
       <w:r>
         <w:rPr>
           <w:rFonts w:ascii="Times New Roman" w:hAnsi="Times New Roman" w:eastAsia="Times New Roman" w:cs="Times New Roman"/>
@@ -52772,15 +53659,22 @@
         <w:rPr>
           <w:rFonts w:ascii="Times New Roman" w:hAnsi="Times New Roman" w:eastAsia="Times New Roman" w:cs="Times New Roman"/>
         </w:rPr>
-        <w:t xml:space="preserve"> 2</w:t>
-      </w:r>
-      <w:r>
-        <w:rPr>
-          <w:rFonts w:ascii="Times New Roman" w:hAnsi="Times New Roman" w:eastAsia="Times New Roman" w:cs="Times New Roman"/>
-          <w:vertAlign w:val="subscript"/>
-        </w:rPr>
-        <w:t>1</w:t>
-      </w:r>
+        <w:t xml:space="preserve"> </w:t>
+      </w:r>
+      <m:oMath>
+        <m:sSub>
+          <m:e>
+            <m:r>
+              <m:t>2</m:t>
+            </m:r>
+          </m:e>
+          <m:sub>
+            <m:r>
+              <m:t>1</m:t>
+            </m:r>
+          </m:sub>
+        </m:sSub>
+      </m:oMath>
       <w:r>
         <w:rPr>
           <w:rFonts w:ascii="Times New Roman" w:hAnsi="Times New Roman" w:eastAsia="Times New Roman" w:cs="Times New Roman"/>
@@ -52853,7 +53747,7 @@
       </w:r>
     </w:p>
     <w:bookmarkEnd w:id="77"/>
-    <w:bookmarkStart w:id="78" w:name="习题c.21"/>
+    <w:bookmarkStart w:id="78" w:name="原子坐标参数-1"/>
     <w:p>
       <w:pPr>
         <w:pStyle w:val="Heading2"/>
@@ -52869,13 +53763,7 @@
         <w:rPr>
           <w:rFonts w:hint="eastAsia" w:ascii="Times New Roman" w:hAnsi="Times New Roman" w:eastAsia="SimHei" w:cs="Times New Roman"/>
         </w:rPr>
-        <w:t>习题</w:t>
-      </w:r>
-      <w:r>
-        <w:rPr>
-          <w:rFonts w:hint="eastAsia" w:ascii="Times New Roman" w:hAnsi="Times New Roman" w:eastAsia="Times New Roman" w:cs="Times New Roman"/>
-        </w:rPr>
-        <w:t>C.21</w:t>
+        <w:t xml:space="preserve">原子坐标参数</w:t>
       </w:r>
     </w:p>
     <w:p>
@@ -53884,15 +54772,28 @@
         <w:rPr>
           <w:rFonts w:ascii="Times New Roman" w:hAnsi="Times New Roman" w:eastAsia="Times New Roman" w:cs="Times New Roman"/>
         </w:rPr>
-        <w:t xml:space="preserve"> CaF</w:t>
-      </w:r>
-      <w:r>
-        <w:rPr>
-          <w:rFonts w:ascii="Times New Roman" w:hAnsi="Times New Roman" w:eastAsia="Times New Roman" w:cs="Times New Roman"/>
-          <w:vertAlign w:val="subscript"/>
-        </w:rPr>
-        <w:t>2</w:t>
-      </w:r>
+        <w:t xml:space="preserve"> </w:t>
+      </w:r>
+      <m:oMath>
+        <m:r>
+          <m:t>C</m:t>
+        </m:r>
+        <m:r>
+          <m:t>a</m:t>
+        </m:r>
+        <m:sSub>
+          <m:e>
+            <m:r>
+              <m:t>F</m:t>
+            </m:r>
+          </m:e>
+          <m:sub>
+            <m:r>
+              <m:t>2</m:t>
+            </m:r>
+          </m:sub>
+        </m:sSub>
+      </m:oMath>
       <w:r>
         <w:rPr>
           <w:rFonts w:ascii="Times New Roman" w:hAnsi="Times New Roman" w:eastAsia="Times New Roman" w:cs="Times New Roman"/>
@@ -55533,15 +56434,28 @@
         <w:rPr>
           <w:rFonts w:ascii="Times New Roman" w:hAnsi="Times New Roman" w:eastAsia="Times New Roman" w:cs="Times New Roman"/>
         </w:rPr>
-        <w:t xml:space="preserve"> CaF</w:t>
-      </w:r>
-      <w:r>
-        <w:rPr>
-          <w:rFonts w:ascii="Times New Roman" w:hAnsi="Times New Roman" w:eastAsia="Times New Roman" w:cs="Times New Roman"/>
-          <w:vertAlign w:val="subscript"/>
-        </w:rPr>
-        <w:t>2</w:t>
-      </w:r>
+        <w:t xml:space="preserve"> </w:t>
+      </w:r>
+      <m:oMath>
+        <m:r>
+          <m:t>C</m:t>
+        </m:r>
+        <m:r>
+          <m:t>a</m:t>
+        </m:r>
+        <m:sSub>
+          <m:e>
+            <m:r>
+              <m:t>F</m:t>
+            </m:r>
+          </m:e>
+          <m:sub>
+            <m:r>
+              <m:t>2</m:t>
+            </m:r>
+          </m:sub>
+        </m:sSub>
+      </m:oMath>
       <w:r>
         <w:rPr>
           <w:rFonts w:ascii="Times New Roman" w:hAnsi="Times New Roman" w:eastAsia="Times New Roman" w:cs="Times New Roman"/>
@@ -56308,7 +57222,7 @@
       </w:r>
     </w:p>
     <w:bookmarkEnd w:id="78"/>
-    <w:bookmarkStart w:id="79" w:name="习题c.22"/>
+    <w:bookmarkStart w:id="79" w:name="nias型结构"/>
     <w:p>
       <w:pPr>
         <w:pStyle w:val="Heading2"/>
@@ -56322,15 +57236,15 @@
       </w:r>
       <w:r>
         <w:rPr>
+          <w:rFonts w:hint="eastAsia" w:ascii="Times New Roman" w:hAnsi="Times New Roman" w:eastAsia="Times New Roman" w:cs="Times New Roman"/>
+        </w:rPr>
+        <w:t>NiAs</w:t>
+      </w:r>
+      <w:r>
+        <w:rPr>
           <w:rFonts w:hint="eastAsia" w:ascii="Times New Roman" w:hAnsi="Times New Roman" w:eastAsia="SimHei" w:cs="Times New Roman"/>
         </w:rPr>
-        <w:t>习题</w:t>
-      </w:r>
-      <w:r>
-        <w:rPr>
-          <w:rFonts w:hint="eastAsia" w:ascii="Times New Roman" w:hAnsi="Times New Roman" w:eastAsia="Times New Roman" w:cs="Times New Roman"/>
-        </w:rPr>
-        <w:t>C.22</w:t>
+        <w:t>型结构</w:t>
       </w:r>
     </w:p>
     <w:p>
@@ -57005,15 +57919,31 @@
         <w:rPr>
           <w:rFonts w:ascii="Times New Roman" w:hAnsi="Times New Roman" w:eastAsia="Times New Roman" w:cs="Times New Roman"/>
         </w:rPr>
-        <w:t xml:space="preserve"> CoTe</w:t>
-      </w:r>
-      <w:r>
-        <w:rPr>
-          <w:rFonts w:ascii="Times New Roman" w:hAnsi="Times New Roman" w:eastAsia="Times New Roman" w:cs="Times New Roman"/>
-          <w:vertAlign w:val="subscript"/>
-        </w:rPr>
-        <w:t>2</w:t>
-      </w:r>
+        <w:t xml:space="preserve"> </w:t>
+      </w:r>
+      <m:oMath>
+        <m:r>
+          <m:t>C</m:t>
+        </m:r>
+        <m:r>
+          <m:t>o</m:t>
+        </m:r>
+        <m:r>
+          <m:t>T</m:t>
+        </m:r>
+        <m:sSub>
+          <m:e>
+            <m:r>
+              <m:t>e</m:t>
+            </m:r>
+          </m:e>
+          <m:sub>
+            <m:r>
+              <m:t>2</m:t>
+            </m:r>
+          </m:sub>
+        </m:sSub>
+      </m:oMath>
       <w:r>
         <w:rPr>
           <w:rFonts w:ascii="Times New Roman" w:hAnsi="Times New Roman" w:eastAsia="Times New Roman" w:cs="Times New Roman"/>
@@ -57821,15 +58751,31 @@
         <w:rPr>
           <w:rFonts w:ascii="Times New Roman" w:hAnsi="Times New Roman" w:eastAsia="Times New Roman" w:cs="Times New Roman"/>
         </w:rPr>
-        <w:t xml:space="preserve"> CoTe</w:t>
-      </w:r>
-      <w:r>
-        <w:rPr>
-          <w:rFonts w:ascii="Times New Roman" w:hAnsi="Times New Roman" w:eastAsia="Times New Roman" w:cs="Times New Roman"/>
-          <w:vertAlign w:val="subscript"/>
-        </w:rPr>
-        <w:t>2</w:t>
-      </w:r>
+        <w:t xml:space="preserve"> </w:t>
+      </w:r>
+      <m:oMath>
+        <m:r>
+          <m:t>C</m:t>
+        </m:r>
+        <m:r>
+          <m:t>o</m:t>
+        </m:r>
+        <m:r>
+          <m:t>T</m:t>
+        </m:r>
+        <m:sSub>
+          <m:e>
+            <m:r>
+              <m:t>e</m:t>
+            </m:r>
+          </m:e>
+          <m:sub>
+            <m:r>
+              <m:t>2</m:t>
+            </m:r>
+          </m:sub>
+        </m:sSub>
+      </m:oMath>
       <w:r>
         <w:rPr>
           <w:rFonts w:ascii="Times New Roman" w:hAnsi="Times New Roman" w:eastAsia="Times New Roman" w:cs="Times New Roman"/>
@@ -58106,7 +59052,7 @@
       </w:r>
     </w:p>
     <w:bookmarkEnd w:id="79"/>
-    <w:bookmarkStart w:id="80" w:name="习题c.23"/>
+    <w:bookmarkStart w:id="80" w:name="钙钛矿"/>
     <w:p>
       <w:pPr>
         <w:pStyle w:val="Heading2"/>
@@ -58122,13 +59068,7 @@
         <w:rPr>
           <w:rFonts w:hint="eastAsia" w:ascii="Times New Roman" w:hAnsi="Times New Roman" w:eastAsia="SimHei" w:cs="Times New Roman"/>
         </w:rPr>
-        <w:t>习题</w:t>
-      </w:r>
-      <w:r>
-        <w:rPr>
-          <w:rFonts w:hint="eastAsia" w:ascii="Times New Roman" w:hAnsi="Times New Roman" w:eastAsia="Times New Roman" w:cs="Times New Roman"/>
-        </w:rPr>
-        <w:t>C.23</w:t>
+        <w:t xml:space="preserve">钙钛矿</w:t>
       </w:r>
     </w:p>
     <w:p>
@@ -58239,15 +59179,42 @@
         <w:rPr>
           <w:rFonts w:ascii="Times New Roman" w:hAnsi="Times New Roman" w:eastAsia="Times New Roman" w:cs="Times New Roman"/>
         </w:rPr>
-        <w:t xml:space="preserve"> CaTiO</w:t>
-      </w:r>
-      <w:r>
-        <w:rPr>
-          <w:rFonts w:ascii="Times New Roman" w:hAnsi="Times New Roman" w:eastAsia="Times New Roman" w:cs="Times New Roman"/>
-          <w:vertAlign w:val="subscript"/>
-        </w:rPr>
-        <w:t>3</w:t>
-      </w:r>
+        <w:t xml:space="preserve"> </w:t>
+      </w:r>
+      <m:oMath>
+        <m:oMathPr>
+          <m:ctrlPr>
+            <w:rPr>
+              <w:sz w:val="28"/>
+              <w:szCs w:val="28"/>
+            </w:rPr>
+          </m:ctrlPr>
+        </m:oMathPr>
+        <m:r>
+          <m:t>C</m:t>
+        </m:r>
+        <m:r>
+          <m:t>a</m:t>
+        </m:r>
+        <m:r>
+          <m:t>T</m:t>
+        </m:r>
+        <m:r>
+          <m:t>i</m:t>
+        </m:r>
+        <m:sSub>
+          <m:e>
+            <m:r>
+              <m:t>O</m:t>
+            </m:r>
+          </m:e>
+          <m:sub>
+            <m:r>
+              <m:t>3</m:t>
+            </m:r>
+          </m:sub>
+        </m:sSub>
+      </m:oMath>
       <w:r>
         <w:rPr>
           <w:rFonts w:ascii="Times New Roman" w:hAnsi="Times New Roman" w:eastAsia="Times New Roman" w:cs="Times New Roman"/>
@@ -58276,15 +59243,28 @@
         <w:rPr>
           <w:rFonts w:ascii="Times New Roman" w:hAnsi="Times New Roman" w:eastAsia="Times New Roman" w:cs="Times New Roman"/>
         </w:rPr>
-        <w:t xml:space="preserve"> ABX</w:t>
-      </w:r>
-      <w:r>
-        <w:rPr>
-          <w:rFonts w:ascii="Times New Roman" w:hAnsi="Times New Roman" w:eastAsia="Times New Roman" w:cs="Times New Roman"/>
-          <w:vertAlign w:val="subscript"/>
-        </w:rPr>
-        <w:t>3</w:t>
-      </w:r>
+        <w:t xml:space="preserve"> </w:t>
+      </w:r>
+      <m:oMath>
+        <m:r>
+          <m:t>A</m:t>
+        </m:r>
+        <m:r>
+          <m:t>B</m:t>
+        </m:r>
+        <m:sSub>
+          <m:e>
+            <m:r>
+              <m:t>X</m:t>
+            </m:r>
+          </m:e>
+          <m:sub>
+            <m:r>
+              <m:t>3</m:t>
+            </m:r>
+          </m:sub>
+        </m:sSub>
+      </m:oMath>
       <w:r>
         <w:rPr>
           <w:rFonts w:ascii="Times New Roman" w:hAnsi="Times New Roman" w:eastAsia="Times New Roman" w:cs="Times New Roman"/>
@@ -58414,15 +59394,28 @@
         <w:rPr>
           <w:rFonts w:ascii="Times New Roman" w:hAnsi="Times New Roman" w:eastAsia="Times New Roman" w:cs="Times New Roman"/>
         </w:rPr>
-        <w:t xml:space="preserve"> ABX</w:t>
-      </w:r>
-      <w:r>
-        <w:rPr>
-          <w:rFonts w:ascii="Times New Roman" w:hAnsi="Times New Roman" w:eastAsia="Times New Roman" w:cs="Times New Roman"/>
-          <w:vertAlign w:val="subscript"/>
-        </w:rPr>
-        <w:t>3</w:t>
-      </w:r>
+        <w:t xml:space="preserve"> </w:t>
+      </w:r>
+      <m:oMath>
+        <m:r>
+          <m:t>A</m:t>
+        </m:r>
+        <m:r>
+          <m:t>B</m:t>
+        </m:r>
+        <m:sSub>
+          <m:e>
+            <m:r>
+              <m:t>X</m:t>
+            </m:r>
+          </m:e>
+          <m:sub>
+            <m:r>
+              <m:t>3</m:t>
+            </m:r>
+          </m:sub>
+        </m:sSub>
+      </m:oMath>
       <w:r>
         <w:rPr>
           <w:rFonts w:ascii="Times New Roman" w:hAnsi="Times New Roman" w:eastAsia="Times New Roman" w:cs="Times New Roman"/>
@@ -63056,7 +64049,7 @@
     <ns0:name ns0:val="Verbatim Char"/>
     <ns0:basedOn ns0:val="BodyTextChar"/>
     <ns0:rPr>
-      <ns0:rFonts ns0:ascii="Times New Roman" ns0:cs="Times New Roman" ns0:eastAsia="FangSong" ns0:hAnsi="Times New Roman"/>
+      <ns0:rFonts ns0:ascii="SimSun" ns0:cs="SimSun" ns0:eastAsia="SimSun" ns0:hAnsi="SimSun"/>
       <ns0:b ns0:val="0"/>
       <ns0:sz ns0:val="20"/>
     </ns0:rPr>
@@ -63110,7 +64103,7 @@
       <w:wordWrap w:val="off"/>
     </w:pPr>
     <ns0:rPr>
-      <w:rFonts ns0:ascii="Times New Roman" ns0:hAnsi="Times New Roman" ns0:eastAsia="FangSong" ns0:cs="Times New Roman"/>
+      <w:rFonts ns0:ascii="SimSun" ns0:hAnsi="SimSun" ns0:eastAsia="SimSun" ns0:cs="SimSun"/>
     </ns0:rPr>
   </w:style>
   <w:style w:type="character" w:customStyle="1" w:styleId="KeywordTok">
